--- a/Project-organisation/Lastenheft.docx
+++ b/Project-organisation/Lastenheft.docx
@@ -23,387 +23,448 @@
         <w:t>Lastenheft</w:t>
       </w:r>
     </w:p>
-    <w:p>
-      <w:pPr>
-        <w:rPr>
-          <w:rFonts w:ascii="Arial" w:hAnsi="Arial" w:cs="Arial"/>
-          <w:b/>
-          <w:bCs/>
-          <w:sz w:val="28"/>
-          <w:szCs w:val="28"/>
-        </w:rPr>
-      </w:pPr>
-    </w:p>
     <w:tbl>
       <w:tblPr>
         <w:tblStyle w:val="Tabellenraster"/>
-        <w:tblW w:w="9067" w:type="dxa"/>
-        <w:tblLook w:val="04A0" w:firstRow="1" w:lastRow="0" w:firstColumn="1" w:lastColumn="0" w:noHBand="0" w:noVBand="1"/>
-      </w:tblPr>
-      <w:tblGrid>
-        <w:gridCol w:w="3256"/>
-        <w:gridCol w:w="5811"/>
-      </w:tblGrid>
-      <w:tr>
-        <w:trPr>
-          <w:trHeight w:val="341"/>
-        </w:trPr>
-        <w:tc>
-          <w:tcPr>
-            <w:tcW w:w="3256" w:type="dxa"/>
-            <w:shd w:val="clear" w:color="auto" w:fill="auto"/>
-          </w:tcPr>
-          <w:p>
-            <w:pPr>
-              <w:rPr>
-                <w:rFonts w:ascii="Arial" w:hAnsi="Arial" w:cs="Arial"/>
-              </w:rPr>
-            </w:pPr>
-            <w:r>
-              <w:rPr>
-                <w:rFonts w:ascii="Arial" w:hAnsi="Arial" w:cs="Arial"/>
-              </w:rPr>
-              <w:t>Projektbezeichnung</w:t>
-            </w:r>
-          </w:p>
-        </w:tc>
-        <w:tc>
-          <w:tcPr>
-            <w:tcW w:w="5811" w:type="dxa"/>
-            <w:shd w:val="clear" w:color="auto" w:fill="auto"/>
-          </w:tcPr>
-          <w:p>
-            <w:pPr>
-              <w:rPr>
-                <w:rFonts w:ascii="Arial" w:hAnsi="Arial" w:cs="Arial"/>
-              </w:rPr>
-            </w:pPr>
-            <w:r>
-              <w:rPr>
-                <w:rFonts w:ascii="Arial" w:hAnsi="Arial" w:cs="Arial"/>
-              </w:rPr>
-              <w:t>Sprachsteuerung der Spritzgussmaschine</w:t>
-            </w:r>
-          </w:p>
-        </w:tc>
-      </w:tr>
-      <w:tr>
-        <w:trPr>
-          <w:trHeight w:val="291"/>
-        </w:trPr>
-        <w:tc>
-          <w:tcPr>
-            <w:tcW w:w="3256" w:type="dxa"/>
-            <w:tcBorders>
-              <w:top w:val="single" w:sz="12" w:space="0" w:color="auto"/>
-            </w:tcBorders>
-            <w:shd w:val="clear" w:color="auto" w:fill="auto"/>
-          </w:tcPr>
-          <w:p>
-            <w:pPr>
-              <w:rPr>
-                <w:rFonts w:ascii="Arial" w:hAnsi="Arial" w:cs="Arial"/>
-              </w:rPr>
-            </w:pPr>
-            <w:r>
-              <w:rPr>
-                <w:rFonts w:ascii="Arial" w:hAnsi="Arial" w:cs="Arial"/>
-              </w:rPr>
-              <w:t>Projektverantwortlicher</w:t>
-            </w:r>
-          </w:p>
-        </w:tc>
-        <w:tc>
-          <w:tcPr>
-            <w:tcW w:w="5811" w:type="dxa"/>
-            <w:tcBorders>
-              <w:top w:val="single" w:sz="12" w:space="0" w:color="auto"/>
-            </w:tcBorders>
-            <w:shd w:val="clear" w:color="auto" w:fill="auto"/>
-          </w:tcPr>
-          <w:p>
-            <w:pPr>
-              <w:rPr>
-                <w:rFonts w:ascii="Arial" w:hAnsi="Arial" w:cs="Arial"/>
-              </w:rPr>
-            </w:pPr>
-            <w:r>
-              <w:rPr>
-                <w:rFonts w:ascii="Arial" w:hAnsi="Arial" w:cs="Arial"/>
-              </w:rPr>
-              <w:t>-</w:t>
-            </w:r>
-          </w:p>
-        </w:tc>
-      </w:tr>
-      <w:tr>
-        <w:trPr>
-          <w:trHeight w:val="291"/>
-        </w:trPr>
-        <w:tc>
-          <w:tcPr>
-            <w:tcW w:w="3256" w:type="dxa"/>
-            <w:shd w:val="clear" w:color="auto" w:fill="auto"/>
-          </w:tcPr>
-          <w:p>
-            <w:pPr>
-              <w:rPr>
-                <w:rFonts w:ascii="Arial" w:hAnsi="Arial" w:cs="Arial"/>
-              </w:rPr>
-            </w:pPr>
-            <w:r>
-              <w:rPr>
-                <w:rFonts w:ascii="Arial" w:hAnsi="Arial" w:cs="Arial"/>
-              </w:rPr>
-              <w:t>Verantwortlicher Lastenheft</w:t>
-            </w:r>
-          </w:p>
-        </w:tc>
-        <w:tc>
-          <w:tcPr>
-            <w:tcW w:w="5811" w:type="dxa"/>
-            <w:shd w:val="clear" w:color="auto" w:fill="auto"/>
-          </w:tcPr>
-          <w:p>
-            <w:pPr>
-              <w:rPr>
-                <w:rFonts w:ascii="Arial" w:hAnsi="Arial" w:cs="Arial"/>
-              </w:rPr>
-            </w:pPr>
-            <w:r>
-              <w:rPr>
-                <w:rFonts w:ascii="Arial" w:hAnsi="Arial" w:cs="Arial"/>
-              </w:rPr>
-              <w:t>-</w:t>
-            </w:r>
-          </w:p>
-        </w:tc>
-      </w:tr>
-      <w:tr>
-        <w:trPr>
-          <w:trHeight w:val="291"/>
-        </w:trPr>
-        <w:tc>
-          <w:tcPr>
-            <w:tcW w:w="3256" w:type="dxa"/>
-            <w:shd w:val="clear" w:color="auto" w:fill="auto"/>
-          </w:tcPr>
-          <w:p>
-            <w:pPr>
-              <w:rPr>
-                <w:rFonts w:ascii="Arial" w:hAnsi="Arial" w:cs="Arial"/>
-              </w:rPr>
-            </w:pPr>
-            <w:r>
-              <w:rPr>
-                <w:rFonts w:ascii="Arial" w:hAnsi="Arial" w:cs="Arial"/>
-              </w:rPr>
-              <w:t>Erstellt am</w:t>
-            </w:r>
-          </w:p>
-        </w:tc>
-        <w:tc>
-          <w:tcPr>
-            <w:tcW w:w="5811" w:type="dxa"/>
-            <w:shd w:val="clear" w:color="auto" w:fill="auto"/>
-          </w:tcPr>
-          <w:p>
-            <w:pPr>
-              <w:rPr>
-                <w:rFonts w:ascii="Arial" w:hAnsi="Arial" w:cs="Arial"/>
-              </w:rPr>
-            </w:pPr>
-            <w:r>
-              <w:rPr>
-                <w:rFonts w:ascii="Arial" w:hAnsi="Arial" w:cs="Arial"/>
-              </w:rPr>
-              <w:t>28.03.2025</w:t>
-            </w:r>
-          </w:p>
-        </w:tc>
-      </w:tr>
-      <w:tr>
-        <w:trPr>
-          <w:trHeight w:val="291"/>
-        </w:trPr>
-        <w:tc>
-          <w:tcPr>
-            <w:tcW w:w="3256" w:type="dxa"/>
-            <w:shd w:val="clear" w:color="auto" w:fill="auto"/>
-          </w:tcPr>
-          <w:p>
-            <w:pPr>
-              <w:rPr>
-                <w:rFonts w:ascii="Arial" w:hAnsi="Arial" w:cs="Arial"/>
-              </w:rPr>
-            </w:pPr>
-            <w:r>
-              <w:rPr>
-                <w:rFonts w:ascii="Arial" w:hAnsi="Arial" w:cs="Arial"/>
-              </w:rPr>
-              <w:t>Zuletzt geändert</w:t>
-            </w:r>
-          </w:p>
-        </w:tc>
-        <w:tc>
-          <w:tcPr>
-            <w:tcW w:w="5811" w:type="dxa"/>
-            <w:shd w:val="clear" w:color="auto" w:fill="auto"/>
-          </w:tcPr>
-          <w:p>
-            <w:pPr>
-              <w:rPr>
-                <w:rFonts w:ascii="Arial" w:hAnsi="Arial" w:cs="Arial"/>
-              </w:rPr>
-            </w:pPr>
-            <w:r>
-              <w:rPr>
-                <w:rFonts w:ascii="Arial" w:hAnsi="Arial" w:cs="Arial"/>
-              </w:rPr>
-              <w:t>28.03.2025</w:t>
-            </w:r>
-          </w:p>
-        </w:tc>
-      </w:tr>
-      <w:tr>
-        <w:trPr>
-          <w:trHeight w:val="291"/>
-        </w:trPr>
-        <w:tc>
-          <w:tcPr>
-            <w:tcW w:w="3256" w:type="dxa"/>
-            <w:shd w:val="clear" w:color="auto" w:fill="auto"/>
-          </w:tcPr>
-          <w:p>
-            <w:pPr>
-              <w:rPr>
-                <w:rFonts w:ascii="Arial" w:hAnsi="Arial" w:cs="Arial"/>
-              </w:rPr>
-            </w:pPr>
-            <w:r>
-              <w:rPr>
-                <w:rFonts w:ascii="Arial" w:hAnsi="Arial" w:cs="Arial"/>
-              </w:rPr>
-              <w:t>Bearbeitungszustand</w:t>
-            </w:r>
-          </w:p>
-        </w:tc>
-        <w:tc>
-          <w:tcPr>
-            <w:tcW w:w="5811" w:type="dxa"/>
-            <w:shd w:val="clear" w:color="auto" w:fill="auto"/>
-          </w:tcPr>
-          <w:p>
-            <w:pPr>
-              <w:rPr>
-                <w:rFonts w:ascii="Arial" w:hAnsi="Arial" w:cs="Arial"/>
-              </w:rPr>
-            </w:pPr>
-            <w:r>
-              <w:rPr>
-                <w:rFonts w:ascii="Arial" w:hAnsi="Arial" w:cs="Arial"/>
-              </w:rPr>
-              <w:t>In Bearbeitung</w:t>
-            </w:r>
-          </w:p>
-        </w:tc>
-      </w:tr>
-      <w:tr>
-        <w:trPr>
-          <w:trHeight w:val="291"/>
-        </w:trPr>
-        <w:tc>
-          <w:tcPr>
-            <w:tcW w:w="3256" w:type="dxa"/>
-            <w:shd w:val="clear" w:color="auto" w:fill="auto"/>
-          </w:tcPr>
-          <w:p>
-            <w:pPr>
-              <w:rPr>
-                <w:rFonts w:ascii="Arial" w:hAnsi="Arial" w:cs="Arial"/>
-              </w:rPr>
-            </w:pPr>
-            <w:r>
-              <w:rPr>
-                <w:rFonts w:ascii="Arial" w:hAnsi="Arial" w:cs="Arial"/>
-              </w:rPr>
-              <w:t>Dokumentbezeichnung</w:t>
-            </w:r>
-          </w:p>
-        </w:tc>
-        <w:tc>
-          <w:tcPr>
-            <w:tcW w:w="5811" w:type="dxa"/>
-            <w:shd w:val="clear" w:color="auto" w:fill="auto"/>
-          </w:tcPr>
-          <w:p>
-            <w:pPr>
-              <w:rPr>
-                <w:rFonts w:ascii="Arial" w:hAnsi="Arial" w:cs="Arial"/>
-              </w:rPr>
-            </w:pPr>
-            <w:r>
-              <w:rPr>
-                <w:rFonts w:ascii="Arial" w:hAnsi="Arial" w:cs="Arial"/>
-              </w:rPr>
-              <w:t>Lastenheft.md</w:t>
-            </w:r>
-          </w:p>
-        </w:tc>
-      </w:tr>
-    </w:tbl>
-    <w:p>
-      <w:pPr>
-        <w:rPr>
-          <w:rFonts w:ascii="Arial" w:hAnsi="Arial" w:cs="Arial"/>
-          <w:b/>
-          <w:bCs/>
-          <w:sz w:val="28"/>
-          <w:szCs w:val="28"/>
-        </w:rPr>
-      </w:pPr>
-    </w:p>
-    <w:p>
-      <w:pPr>
-        <w:rPr>
-          <w:rFonts w:ascii="Arial" w:hAnsi="Arial" w:cs="Arial"/>
-          <w:sz w:val="28"/>
-          <w:szCs w:val="28"/>
-        </w:rPr>
-      </w:pPr>
-    </w:p>
-    <w:p>
-      <w:pPr>
-        <w:rPr>
-          <w:rFonts w:ascii="Arial" w:hAnsi="Arial" w:cs="Arial"/>
-          <w:b/>
-          <w:bCs/>
-          <w:sz w:val="28"/>
-          <w:szCs w:val="28"/>
-        </w:rPr>
-      </w:pPr>
-      <w:r>
-        <w:rPr>
-          <w:rFonts w:ascii="Arial" w:hAnsi="Arial" w:cs="Arial"/>
-          <w:b/>
-          <w:bCs/>
-          <w:sz w:val="28"/>
-          <w:szCs w:val="28"/>
-        </w:rPr>
-        <w:t>Historie der Dokumentversionen</w:t>
-      </w:r>
-    </w:p>
-    <w:tbl>
-      <w:tblPr>
-        <w:tblStyle w:val="Tabellenraster"/>
-        <w:tblW w:w="0" w:type="auto"/>
+        <w:tblW w:w="5000" w:type="pct"/>
         <w:jc w:val="center"/>
         <w:tblLook w:val="04A0" w:firstRow="1" w:lastRow="0" w:firstColumn="1" w:lastColumn="0" w:noHBand="0" w:noVBand="1"/>
       </w:tblPr>
       <w:tblGrid>
-        <w:gridCol w:w="1271"/>
+        <w:gridCol w:w="3257"/>
+        <w:gridCol w:w="5805"/>
+      </w:tblGrid>
+      <w:tr>
+        <w:trPr>
+          <w:trHeight w:val="380"/>
+          <w:jc w:val="center"/>
+        </w:trPr>
+        <w:tc>
+          <w:tcPr>
+            <w:tcW w:w="1797" w:type="pct"/>
+            <w:tcBorders>
+              <w:bottom w:val="single" w:sz="12" w:space="0" w:color="auto"/>
+            </w:tcBorders>
+          </w:tcPr>
+          <w:p>
+            <w:pPr>
+              <w:rPr>
+                <w:rFonts w:ascii="Arial" w:hAnsi="Arial" w:cs="Arial"/>
+                <w:b/>
+                <w:bCs/>
+              </w:rPr>
+            </w:pPr>
+            <w:r>
+              <w:rPr>
+                <w:rFonts w:ascii="Arial" w:hAnsi="Arial" w:cs="Arial"/>
+                <w:b/>
+                <w:bCs/>
+              </w:rPr>
+              <w:t>Projektbezeichnung</w:t>
+            </w:r>
+          </w:p>
+        </w:tc>
+        <w:tc>
+          <w:tcPr>
+            <w:tcW w:w="3203" w:type="pct"/>
+            <w:tcBorders>
+              <w:bottom w:val="single" w:sz="12" w:space="0" w:color="auto"/>
+            </w:tcBorders>
+          </w:tcPr>
+          <w:p>
+            <w:pPr>
+              <w:rPr>
+                <w:rFonts w:ascii="Arial" w:hAnsi="Arial" w:cs="Arial"/>
+                <w:b/>
+                <w:bCs/>
+              </w:rPr>
+            </w:pPr>
+            <w:r>
+              <w:rPr>
+                <w:rFonts w:ascii="Arial" w:hAnsi="Arial" w:cs="Arial"/>
+                <w:b/>
+                <w:bCs/>
+              </w:rPr>
+              <w:t>Sprachsteuerung der Spritzgussmaschine</w:t>
+            </w:r>
+          </w:p>
+        </w:tc>
+      </w:tr>
+      <w:tr>
+        <w:trPr>
+          <w:trHeight w:val="677"/>
+          <w:jc w:val="center"/>
+        </w:trPr>
+        <w:tc>
+          <w:tcPr>
+            <w:tcW w:w="1797" w:type="pct"/>
+            <w:tcBorders>
+              <w:top w:val="single" w:sz="12" w:space="0" w:color="auto"/>
+            </w:tcBorders>
+            <w:vAlign w:val="center"/>
+          </w:tcPr>
+          <w:p>
+            <w:pPr>
+              <w:rPr>
+                <w:rFonts w:ascii="Arial" w:hAnsi="Arial" w:cs="Arial"/>
+              </w:rPr>
+            </w:pPr>
+            <w:r>
+              <w:rPr>
+                <w:rFonts w:ascii="Arial" w:hAnsi="Arial" w:cs="Arial"/>
+              </w:rPr>
+              <w:t>Projektverantwortlicher</w:t>
+            </w:r>
+          </w:p>
+        </w:tc>
+        <w:tc>
+          <w:tcPr>
+            <w:tcW w:w="3203" w:type="pct"/>
+            <w:tcBorders>
+              <w:top w:val="single" w:sz="12" w:space="0" w:color="auto"/>
+            </w:tcBorders>
+            <w:vAlign w:val="center"/>
+          </w:tcPr>
+          <w:p>
+            <w:pPr>
+              <w:rPr>
+                <w:rFonts w:ascii="Arial" w:hAnsi="Arial" w:cs="Arial"/>
+              </w:rPr>
+            </w:pPr>
+          </w:p>
+        </w:tc>
+      </w:tr>
+      <w:tr>
+        <w:trPr>
+          <w:trHeight w:val="677"/>
+          <w:jc w:val="center"/>
+        </w:trPr>
+        <w:tc>
+          <w:tcPr>
+            <w:tcW w:w="1797" w:type="pct"/>
+            <w:tcBorders>
+              <w:top w:val="single" w:sz="12" w:space="0" w:color="auto"/>
+              <w:bottom w:val="single" w:sz="12" w:space="0" w:color="auto"/>
+            </w:tcBorders>
+            <w:vAlign w:val="center"/>
+          </w:tcPr>
+          <w:p>
+            <w:pPr>
+              <w:rPr>
+                <w:rFonts w:ascii="Arial" w:hAnsi="Arial" w:cs="Arial"/>
+              </w:rPr>
+            </w:pPr>
+            <w:r>
+              <w:rPr>
+                <w:rFonts w:ascii="Arial" w:hAnsi="Arial" w:cs="Arial"/>
+              </w:rPr>
+              <w:t>Verantwortlicher Lastenheft</w:t>
+            </w:r>
+          </w:p>
+        </w:tc>
+        <w:tc>
+          <w:tcPr>
+            <w:tcW w:w="3203" w:type="pct"/>
+            <w:tcBorders>
+              <w:top w:val="single" w:sz="12" w:space="0" w:color="auto"/>
+              <w:bottom w:val="single" w:sz="12" w:space="0" w:color="auto"/>
+            </w:tcBorders>
+            <w:vAlign w:val="center"/>
+          </w:tcPr>
+          <w:p>
+            <w:pPr>
+              <w:rPr>
+                <w:rFonts w:ascii="Arial" w:hAnsi="Arial" w:cs="Arial"/>
+              </w:rPr>
+            </w:pPr>
+            <w:proofErr w:type="spellStart"/>
+            <w:r>
+              <w:rPr>
+                <w:rFonts w:ascii="Arial" w:hAnsi="Arial" w:cs="Arial"/>
+              </w:rPr>
+              <w:t>Donart</w:t>
+            </w:r>
+            <w:proofErr w:type="spellEnd"/>
+            <w:r>
+              <w:rPr>
+                <w:rFonts w:ascii="Arial" w:hAnsi="Arial" w:cs="Arial"/>
+              </w:rPr>
+              <w:t xml:space="preserve"> </w:t>
+            </w:r>
+            <w:proofErr w:type="spellStart"/>
+            <w:r>
+              <w:rPr>
+                <w:rFonts w:ascii="Arial" w:hAnsi="Arial" w:cs="Arial"/>
+              </w:rPr>
+              <w:t>Bazaj</w:t>
+            </w:r>
+            <w:proofErr w:type="spellEnd"/>
+            <w:r>
+              <w:rPr>
+                <w:rFonts w:ascii="Arial" w:hAnsi="Arial" w:cs="Arial"/>
+              </w:rPr>
+              <w:t>, Bichler Nadine</w:t>
+            </w:r>
+          </w:p>
+        </w:tc>
+      </w:tr>
+      <w:tr>
+        <w:trPr>
+          <w:trHeight w:val="677"/>
+          <w:jc w:val="center"/>
+        </w:trPr>
+        <w:tc>
+          <w:tcPr>
+            <w:tcW w:w="1797" w:type="pct"/>
+            <w:tcBorders>
+              <w:top w:val="single" w:sz="12" w:space="0" w:color="auto"/>
+              <w:bottom w:val="single" w:sz="12" w:space="0" w:color="auto"/>
+            </w:tcBorders>
+            <w:vAlign w:val="center"/>
+          </w:tcPr>
+          <w:p>
+            <w:pPr>
+              <w:rPr>
+                <w:rFonts w:ascii="Arial" w:hAnsi="Arial" w:cs="Arial"/>
+              </w:rPr>
+            </w:pPr>
+            <w:r>
+              <w:rPr>
+                <w:rFonts w:ascii="Arial" w:hAnsi="Arial" w:cs="Arial"/>
+              </w:rPr>
+              <w:t>Erstellt am</w:t>
+            </w:r>
+          </w:p>
+        </w:tc>
+        <w:tc>
+          <w:tcPr>
+            <w:tcW w:w="3203" w:type="pct"/>
+            <w:tcBorders>
+              <w:top w:val="single" w:sz="12" w:space="0" w:color="auto"/>
+              <w:bottom w:val="single" w:sz="12" w:space="0" w:color="auto"/>
+            </w:tcBorders>
+            <w:vAlign w:val="center"/>
+          </w:tcPr>
+          <w:p>
+            <w:pPr>
+              <w:rPr>
+                <w:rFonts w:ascii="Arial" w:hAnsi="Arial" w:cs="Arial"/>
+              </w:rPr>
+            </w:pPr>
+            <w:r>
+              <w:rPr>
+                <w:rFonts w:ascii="Arial" w:hAnsi="Arial" w:cs="Arial"/>
+              </w:rPr>
+              <w:t>28.03.2025</w:t>
+            </w:r>
+          </w:p>
+        </w:tc>
+      </w:tr>
+      <w:tr>
+        <w:trPr>
+          <w:trHeight w:val="677"/>
+          <w:jc w:val="center"/>
+        </w:trPr>
+        <w:tc>
+          <w:tcPr>
+            <w:tcW w:w="1797" w:type="pct"/>
+            <w:tcBorders>
+              <w:top w:val="single" w:sz="12" w:space="0" w:color="auto"/>
+              <w:bottom w:val="single" w:sz="12" w:space="0" w:color="auto"/>
+            </w:tcBorders>
+            <w:vAlign w:val="center"/>
+          </w:tcPr>
+          <w:p>
+            <w:pPr>
+              <w:rPr>
+                <w:rFonts w:ascii="Arial" w:hAnsi="Arial" w:cs="Arial"/>
+              </w:rPr>
+            </w:pPr>
+            <w:r>
+              <w:rPr>
+                <w:rFonts w:ascii="Arial" w:hAnsi="Arial" w:cs="Arial"/>
+              </w:rPr>
+              <w:t>Zuletzt geändert</w:t>
+            </w:r>
+          </w:p>
+        </w:tc>
+        <w:tc>
+          <w:tcPr>
+            <w:tcW w:w="3203" w:type="pct"/>
+            <w:tcBorders>
+              <w:top w:val="single" w:sz="12" w:space="0" w:color="auto"/>
+              <w:bottom w:val="single" w:sz="12" w:space="0" w:color="auto"/>
+            </w:tcBorders>
+            <w:vAlign w:val="center"/>
+          </w:tcPr>
+          <w:p>
+            <w:pPr>
+              <w:rPr>
+                <w:rFonts w:ascii="Arial" w:hAnsi="Arial" w:cs="Arial"/>
+              </w:rPr>
+            </w:pPr>
+            <w:r>
+              <w:rPr>
+                <w:rFonts w:ascii="Arial" w:hAnsi="Arial" w:cs="Arial"/>
+              </w:rPr>
+              <w:t>28.03.2025</w:t>
+            </w:r>
+          </w:p>
+        </w:tc>
+      </w:tr>
+      <w:tr>
+        <w:trPr>
+          <w:trHeight w:val="677"/>
+          <w:jc w:val="center"/>
+        </w:trPr>
+        <w:tc>
+          <w:tcPr>
+            <w:tcW w:w="1797" w:type="pct"/>
+            <w:tcBorders>
+              <w:top w:val="single" w:sz="12" w:space="0" w:color="auto"/>
+              <w:bottom w:val="single" w:sz="12" w:space="0" w:color="auto"/>
+            </w:tcBorders>
+            <w:vAlign w:val="center"/>
+          </w:tcPr>
+          <w:p>
+            <w:pPr>
+              <w:rPr>
+                <w:rFonts w:ascii="Arial" w:hAnsi="Arial" w:cs="Arial"/>
+              </w:rPr>
+            </w:pPr>
+            <w:r>
+              <w:rPr>
+                <w:rFonts w:ascii="Arial" w:hAnsi="Arial" w:cs="Arial"/>
+              </w:rPr>
+              <w:t>Bearbeitungszustand</w:t>
+            </w:r>
+          </w:p>
+        </w:tc>
+        <w:tc>
+          <w:tcPr>
+            <w:tcW w:w="3203" w:type="pct"/>
+            <w:tcBorders>
+              <w:top w:val="single" w:sz="12" w:space="0" w:color="auto"/>
+              <w:bottom w:val="single" w:sz="12" w:space="0" w:color="auto"/>
+            </w:tcBorders>
+            <w:vAlign w:val="center"/>
+          </w:tcPr>
+          <w:p>
+            <w:pPr>
+              <w:rPr>
+                <w:rFonts w:ascii="Arial" w:hAnsi="Arial" w:cs="Arial"/>
+              </w:rPr>
+            </w:pPr>
+            <w:r>
+              <w:rPr>
+                <w:rFonts w:ascii="Arial" w:hAnsi="Arial" w:cs="Arial"/>
+              </w:rPr>
+              <w:t>In Bearbeitung</w:t>
+            </w:r>
+          </w:p>
+        </w:tc>
+      </w:tr>
+      <w:tr>
+        <w:trPr>
+          <w:trHeight w:val="677"/>
+          <w:jc w:val="center"/>
+        </w:trPr>
+        <w:tc>
+          <w:tcPr>
+            <w:tcW w:w="1797" w:type="pct"/>
+            <w:tcBorders>
+              <w:top w:val="single" w:sz="12" w:space="0" w:color="auto"/>
+            </w:tcBorders>
+            <w:vAlign w:val="center"/>
+          </w:tcPr>
+          <w:p>
+            <w:pPr>
+              <w:rPr>
+                <w:rFonts w:ascii="Arial" w:hAnsi="Arial" w:cs="Arial"/>
+              </w:rPr>
+            </w:pPr>
+            <w:r>
+              <w:rPr>
+                <w:rFonts w:ascii="Arial" w:hAnsi="Arial" w:cs="Arial"/>
+              </w:rPr>
+              <w:t>Dokumentbezeichnung</w:t>
+            </w:r>
+          </w:p>
+        </w:tc>
+        <w:tc>
+          <w:tcPr>
+            <w:tcW w:w="3203" w:type="pct"/>
+            <w:tcBorders>
+              <w:top w:val="single" w:sz="12" w:space="0" w:color="auto"/>
+            </w:tcBorders>
+            <w:vAlign w:val="center"/>
+          </w:tcPr>
+          <w:p>
+            <w:pPr>
+              <w:rPr>
+                <w:rFonts w:ascii="Arial" w:hAnsi="Arial" w:cs="Arial"/>
+              </w:rPr>
+            </w:pPr>
+            <w:r>
+              <w:rPr>
+                <w:rFonts w:ascii="Arial" w:hAnsi="Arial" w:cs="Arial"/>
+              </w:rPr>
+              <w:t>Lastenheft.md</w:t>
+            </w:r>
+          </w:p>
+        </w:tc>
+      </w:tr>
+    </w:tbl>
+    <w:p>
+      <w:pPr>
+        <w:rPr>
+          <w:rFonts w:ascii="Arial" w:hAnsi="Arial" w:cs="Arial"/>
+          <w:sz w:val="28"/>
+          <w:szCs w:val="28"/>
+        </w:rPr>
+      </w:pPr>
+    </w:p>
+    <w:p>
+      <w:pPr>
+        <w:rPr>
+          <w:rFonts w:ascii="Arial" w:hAnsi="Arial" w:cs="Arial"/>
+          <w:sz w:val="28"/>
+          <w:szCs w:val="28"/>
+        </w:rPr>
+      </w:pPr>
+    </w:p>
+    <w:p>
+      <w:pPr>
+        <w:rPr>
+          <w:rFonts w:ascii="Arial" w:hAnsi="Arial" w:cs="Arial"/>
+          <w:b/>
+          <w:bCs/>
+          <w:sz w:val="28"/>
+          <w:szCs w:val="28"/>
+        </w:rPr>
+      </w:pPr>
+      <w:r>
+        <w:rPr>
+          <w:rFonts w:ascii="Arial" w:hAnsi="Arial" w:cs="Arial"/>
+          <w:b/>
+          <w:bCs/>
+          <w:sz w:val="28"/>
+          <w:szCs w:val="28"/>
+        </w:rPr>
+        <w:t>Historie der Dokumentversionen</w:t>
+      </w:r>
+    </w:p>
+    <w:tbl>
+      <w:tblPr>
+        <w:tblStyle w:val="Tabellenraster"/>
+        <w:tblW w:w="5000" w:type="pct"/>
+        <w:jc w:val="center"/>
+        <w:tblLook w:val="04A0" w:firstRow="1" w:lastRow="0" w:firstColumn="1" w:lastColumn="0" w:noHBand="0" w:noVBand="1"/>
+      </w:tblPr>
+      <w:tblGrid>
+        <w:gridCol w:w="1270"/>
         <w:gridCol w:w="1559"/>
-        <w:gridCol w:w="2127"/>
+        <w:gridCol w:w="2128"/>
         <w:gridCol w:w="4105"/>
       </w:tblGrid>
       <w:tr>
@@ -413,7 +474,7 @@
         </w:trPr>
         <w:tc>
           <w:tcPr>
-            <w:tcW w:w="1271" w:type="dxa"/>
+            <w:tcW w:w="701" w:type="pct"/>
             <w:tcBorders>
               <w:bottom w:val="single" w:sz="12" w:space="0" w:color="auto"/>
             </w:tcBorders>
@@ -423,11 +484,15 @@
               <w:jc w:val="center"/>
               <w:rPr>
                 <w:rFonts w:ascii="Arial" w:hAnsi="Arial" w:cs="Arial"/>
-              </w:rPr>
-            </w:pPr>
-            <w:r>
-              <w:rPr>
-                <w:rFonts w:ascii="Arial" w:hAnsi="Arial" w:cs="Arial"/>
+                <w:b/>
+                <w:bCs/>
+              </w:rPr>
+            </w:pPr>
+            <w:r>
+              <w:rPr>
+                <w:rFonts w:ascii="Arial" w:hAnsi="Arial" w:cs="Arial"/>
+                <w:b/>
+                <w:bCs/>
               </w:rPr>
               <w:t>Version</w:t>
             </w:r>
@@ -435,7 +500,7 @@
         </w:tc>
         <w:tc>
           <w:tcPr>
-            <w:tcW w:w="1559" w:type="dxa"/>
+            <w:tcW w:w="860" w:type="pct"/>
             <w:tcBorders>
               <w:bottom w:val="single" w:sz="12" w:space="0" w:color="auto"/>
             </w:tcBorders>
@@ -445,11 +510,15 @@
               <w:jc w:val="center"/>
               <w:rPr>
                 <w:rFonts w:ascii="Arial" w:hAnsi="Arial" w:cs="Arial"/>
-              </w:rPr>
-            </w:pPr>
-            <w:r>
-              <w:rPr>
-                <w:rFonts w:ascii="Arial" w:hAnsi="Arial" w:cs="Arial"/>
+                <w:b/>
+                <w:bCs/>
+              </w:rPr>
+            </w:pPr>
+            <w:r>
+              <w:rPr>
+                <w:rFonts w:ascii="Arial" w:hAnsi="Arial" w:cs="Arial"/>
+                <w:b/>
+                <w:bCs/>
               </w:rPr>
               <w:t>Datum</w:t>
             </w:r>
@@ -457,21 +526,24 @@
         </w:tc>
         <w:tc>
           <w:tcPr>
-            <w:tcW w:w="2127" w:type="dxa"/>
+            <w:tcW w:w="1174" w:type="pct"/>
             <w:tcBorders>
               <w:bottom w:val="single" w:sz="12" w:space="0" w:color="auto"/>
             </w:tcBorders>
           </w:tcPr>
           <w:p>
             <w:pPr>
-              <w:jc w:val="center"/>
-              <w:rPr>
-                <w:rFonts w:ascii="Arial" w:hAnsi="Arial" w:cs="Arial"/>
-              </w:rPr>
-            </w:pPr>
-            <w:r>
-              <w:rPr>
-                <w:rFonts w:ascii="Arial" w:hAnsi="Arial" w:cs="Arial"/>
+              <w:rPr>
+                <w:rFonts w:ascii="Arial" w:hAnsi="Arial" w:cs="Arial"/>
+                <w:b/>
+                <w:bCs/>
+              </w:rPr>
+            </w:pPr>
+            <w:r>
+              <w:rPr>
+                <w:rFonts w:ascii="Arial" w:hAnsi="Arial" w:cs="Arial"/>
+                <w:b/>
+                <w:bCs/>
               </w:rPr>
               <w:t>Autor</w:t>
             </w:r>
@@ -479,21 +551,24 @@
         </w:tc>
         <w:tc>
           <w:tcPr>
-            <w:tcW w:w="4105" w:type="dxa"/>
+            <w:tcW w:w="2265" w:type="pct"/>
             <w:tcBorders>
               <w:bottom w:val="single" w:sz="12" w:space="0" w:color="auto"/>
             </w:tcBorders>
           </w:tcPr>
           <w:p>
             <w:pPr>
-              <w:jc w:val="center"/>
-              <w:rPr>
-                <w:rFonts w:ascii="Arial" w:hAnsi="Arial" w:cs="Arial"/>
-              </w:rPr>
-            </w:pPr>
-            <w:r>
-              <w:rPr>
-                <w:rFonts w:ascii="Arial" w:hAnsi="Arial" w:cs="Arial"/>
+              <w:rPr>
+                <w:rFonts w:ascii="Arial" w:hAnsi="Arial" w:cs="Arial"/>
+                <w:b/>
+                <w:bCs/>
+              </w:rPr>
+            </w:pPr>
+            <w:r>
+              <w:rPr>
+                <w:rFonts w:ascii="Arial" w:hAnsi="Arial" w:cs="Arial"/>
+                <w:b/>
+                <w:bCs/>
               </w:rPr>
               <w:t>Änderungen/Bemerkungen</w:t>
             </w:r>
@@ -507,10 +582,11 @@
         </w:trPr>
         <w:tc>
           <w:tcPr>
-            <w:tcW w:w="1271" w:type="dxa"/>
-            <w:tcBorders>
-              <w:top w:val="single" w:sz="12" w:space="0" w:color="auto"/>
-            </w:tcBorders>
+            <w:tcW w:w="701" w:type="pct"/>
+            <w:tcBorders>
+              <w:top w:val="single" w:sz="12" w:space="0" w:color="auto"/>
+            </w:tcBorders>
+            <w:vAlign w:val="center"/>
           </w:tcPr>
           <w:p>
             <w:pPr>
@@ -519,7 +595,22 @@
                 <w:rFonts w:ascii="Arial" w:hAnsi="Arial" w:cs="Arial"/>
               </w:rPr>
             </w:pPr>
-          </w:p>
+            <w:r>
+              <w:rPr>
+                <w:rFonts w:ascii="Arial" w:hAnsi="Arial" w:cs="Arial"/>
+              </w:rPr>
+              <w:t>0.1</w:t>
+            </w:r>
+          </w:p>
+        </w:tc>
+        <w:tc>
+          <w:tcPr>
+            <w:tcW w:w="860" w:type="pct"/>
+            <w:tcBorders>
+              <w:top w:val="single" w:sz="12" w:space="0" w:color="auto"/>
+            </w:tcBorders>
+            <w:vAlign w:val="center"/>
+          </w:tcPr>
           <w:p>
             <w:pPr>
               <w:jc w:val="center"/>
@@ -531,20 +622,118 @@
               <w:rPr>
                 <w:rFonts w:ascii="Arial" w:hAnsi="Arial" w:cs="Arial"/>
               </w:rPr>
-              <w:t>0.1</w:t>
-            </w:r>
-          </w:p>
-        </w:tc>
-        <w:tc>
-          <w:tcPr>
-            <w:tcW w:w="1559" w:type="dxa"/>
-            <w:tcBorders>
-              <w:top w:val="single" w:sz="12" w:space="0" w:color="auto"/>
-            </w:tcBorders>
-          </w:tcPr>
-          <w:p>
-            <w:pPr>
-              <w:jc w:val="right"/>
+              <w:t>25.03.2025</w:t>
+            </w:r>
+          </w:p>
+        </w:tc>
+        <w:tc>
+          <w:tcPr>
+            <w:tcW w:w="1174" w:type="pct"/>
+            <w:tcBorders>
+              <w:top w:val="single" w:sz="12" w:space="0" w:color="auto"/>
+            </w:tcBorders>
+            <w:vAlign w:val="center"/>
+          </w:tcPr>
+          <w:p>
+            <w:pPr>
+              <w:rPr>
+                <w:rFonts w:ascii="Arial" w:hAnsi="Arial" w:cs="Arial"/>
+              </w:rPr>
+            </w:pPr>
+            <w:proofErr w:type="spellStart"/>
+            <w:r>
+              <w:rPr>
+                <w:rFonts w:ascii="Arial" w:hAnsi="Arial" w:cs="Arial"/>
+              </w:rPr>
+              <w:t>Donart</w:t>
+            </w:r>
+            <w:proofErr w:type="spellEnd"/>
+            <w:r>
+              <w:rPr>
+                <w:rFonts w:ascii="Arial" w:hAnsi="Arial" w:cs="Arial"/>
+              </w:rPr>
+              <w:t xml:space="preserve"> </w:t>
+            </w:r>
+            <w:proofErr w:type="spellStart"/>
+            <w:r>
+              <w:rPr>
+                <w:rFonts w:ascii="Arial" w:hAnsi="Arial" w:cs="Arial"/>
+              </w:rPr>
+              <w:t>Bazaj</w:t>
+            </w:r>
+            <w:proofErr w:type="spellEnd"/>
+          </w:p>
+        </w:tc>
+        <w:tc>
+          <w:tcPr>
+            <w:tcW w:w="2265" w:type="pct"/>
+            <w:tcBorders>
+              <w:top w:val="single" w:sz="12" w:space="0" w:color="auto"/>
+            </w:tcBorders>
+            <w:vAlign w:val="center"/>
+          </w:tcPr>
+          <w:p>
+            <w:pPr>
+              <w:rPr>
+                <w:rFonts w:ascii="Arial" w:hAnsi="Arial" w:cs="Arial"/>
+              </w:rPr>
+            </w:pPr>
+            <w:r>
+              <w:rPr>
+                <w:rFonts w:ascii="Arial" w:hAnsi="Arial" w:cs="Arial"/>
+              </w:rPr>
+              <w:t>Lastenheft Layout</w:t>
+            </w:r>
+          </w:p>
+        </w:tc>
+      </w:tr>
+      <w:tr>
+        <w:trPr>
+          <w:trHeight w:val="677"/>
+          <w:jc w:val="center"/>
+        </w:trPr>
+        <w:tc>
+          <w:tcPr>
+            <w:tcW w:w="701" w:type="pct"/>
+            <w:tcBorders>
+              <w:top w:val="single" w:sz="12" w:space="0" w:color="auto"/>
+              <w:bottom w:val="single" w:sz="12" w:space="0" w:color="auto"/>
+            </w:tcBorders>
+            <w:vAlign w:val="center"/>
+          </w:tcPr>
+          <w:p>
+            <w:pPr>
+              <w:jc w:val="center"/>
+              <w:rPr>
+                <w:rFonts w:ascii="Arial" w:hAnsi="Arial" w:cs="Arial"/>
+              </w:rPr>
+            </w:pPr>
+            <w:r>
+              <w:rPr>
+                <w:rFonts w:ascii="Arial" w:hAnsi="Arial" w:cs="Arial"/>
+              </w:rPr>
+              <w:t>0.</w:t>
+            </w:r>
+            <w:r>
+              <w:rPr>
+                <w:rFonts w:ascii="Arial" w:hAnsi="Arial" w:cs="Arial"/>
+              </w:rPr>
+              <w:t>2</w:t>
+            </w:r>
+          </w:p>
+        </w:tc>
+        <w:tc>
+          <w:tcPr>
+            <w:tcW w:w="860" w:type="pct"/>
+            <w:tcBorders>
+              <w:top w:val="single" w:sz="12" w:space="0" w:color="auto"/>
+              <w:bottom w:val="single" w:sz="12" w:space="0" w:color="auto"/>
+            </w:tcBorders>
+            <w:vAlign w:val="center"/>
+          </w:tcPr>
+          <w:p>
+            <w:pPr>
+              <w:jc w:val="center"/>
               <w:rPr>
                 <w:rFonts w:ascii="Arial" w:hAnsi="Arial" w:cs="Arial"/>
               </w:rPr>
@@ -559,40 +748,86 @@
         </w:tc>
         <w:tc>
           <w:tcPr>
-            <w:tcW w:w="2127" w:type="dxa"/>
-            <w:tcBorders>
-              <w:top w:val="single" w:sz="12" w:space="0" w:color="auto"/>
-            </w:tcBorders>
-          </w:tcPr>
-          <w:p>
-            <w:pPr>
-              <w:jc w:val="right"/>
-              <w:rPr>
-                <w:rFonts w:ascii="Arial" w:hAnsi="Arial" w:cs="Arial"/>
-              </w:rPr>
-            </w:pPr>
-            <w:r>
-              <w:rPr>
-                <w:rFonts w:ascii="Arial" w:hAnsi="Arial" w:cs="Arial"/>
-              </w:rPr>
-              <w:t>-</w:t>
-            </w:r>
-          </w:p>
-        </w:tc>
-        <w:tc>
-          <w:tcPr>
-            <w:tcW w:w="4105" w:type="dxa"/>
-            <w:tcBorders>
-              <w:top w:val="single" w:sz="12" w:space="0" w:color="auto"/>
-            </w:tcBorders>
-          </w:tcPr>
-          <w:p>
-            <w:pPr>
-              <w:rPr>
-                <w:rFonts w:ascii="Arial" w:hAnsi="Arial" w:cs="Arial"/>
-              </w:rPr>
-            </w:pPr>
-          </w:p>
+            <w:tcW w:w="1174" w:type="pct"/>
+            <w:tcBorders>
+              <w:top w:val="single" w:sz="12" w:space="0" w:color="auto"/>
+              <w:bottom w:val="single" w:sz="12" w:space="0" w:color="auto"/>
+            </w:tcBorders>
+            <w:vAlign w:val="center"/>
+          </w:tcPr>
+          <w:p>
+            <w:pPr>
+              <w:rPr>
+                <w:rFonts w:ascii="Arial" w:hAnsi="Arial" w:cs="Arial"/>
+              </w:rPr>
+            </w:pPr>
+            <w:proofErr w:type="spellStart"/>
+            <w:r>
+              <w:rPr>
+                <w:rFonts w:ascii="Arial" w:hAnsi="Arial" w:cs="Arial"/>
+              </w:rPr>
+              <w:t>Donart</w:t>
+            </w:r>
+            <w:proofErr w:type="spellEnd"/>
+            <w:r>
+              <w:rPr>
+                <w:rFonts w:ascii="Arial" w:hAnsi="Arial" w:cs="Arial"/>
+              </w:rPr>
+              <w:t xml:space="preserve"> </w:t>
+            </w:r>
+            <w:proofErr w:type="spellStart"/>
+            <w:r>
+              <w:rPr>
+                <w:rFonts w:ascii="Arial" w:hAnsi="Arial" w:cs="Arial"/>
+              </w:rPr>
+              <w:t>Bazaj</w:t>
+            </w:r>
+            <w:proofErr w:type="spellEnd"/>
+            <w:r>
+              <w:rPr>
+                <w:rFonts w:ascii="Arial" w:hAnsi="Arial" w:cs="Arial"/>
+              </w:rPr>
+              <w:t>, Bichler Nadine</w:t>
+            </w:r>
+          </w:p>
+        </w:tc>
+        <w:tc>
+          <w:tcPr>
+            <w:tcW w:w="2265" w:type="pct"/>
+            <w:tcBorders>
+              <w:top w:val="single" w:sz="12" w:space="0" w:color="auto"/>
+              <w:bottom w:val="single" w:sz="12" w:space="0" w:color="auto"/>
+            </w:tcBorders>
+            <w:vAlign w:val="center"/>
+          </w:tcPr>
+          <w:p>
+            <w:pPr>
+              <w:rPr>
+                <w:rFonts w:ascii="Arial" w:hAnsi="Arial" w:cs="Arial"/>
+              </w:rPr>
+            </w:pPr>
+            <w:r>
+              <w:rPr>
+                <w:rFonts w:ascii="Arial" w:hAnsi="Arial" w:cs="Arial"/>
+              </w:rPr>
+              <w:t>Ersterstellung</w:t>
+            </w:r>
+          </w:p>
+        </w:tc>
+      </w:tr>
+      <w:tr>
+        <w:trPr>
+          <w:trHeight w:val="677"/>
+          <w:jc w:val="center"/>
+        </w:trPr>
+        <w:tc>
+          <w:tcPr>
+            <w:tcW w:w="701" w:type="pct"/>
+            <w:tcBorders>
+              <w:top w:val="single" w:sz="12" w:space="0" w:color="auto"/>
+            </w:tcBorders>
+            <w:vAlign w:val="center"/>
+          </w:tcPr>
           <w:p>
             <w:pPr>
               <w:jc w:val="center"/>
@@ -604,13 +839,74 @@
               <w:rPr>
                 <w:rFonts w:ascii="Arial" w:hAnsi="Arial" w:cs="Arial"/>
               </w:rPr>
-              <w:t>Ersterstellung</w:t>
-            </w:r>
-            <w:r>
-              <w:rPr>
-                <w:rFonts w:ascii="Arial" w:hAnsi="Arial" w:cs="Arial"/>
-              </w:rPr>
-              <w:t>, Einführung, Produktübersicht, Produktdetails</w:t>
+              <w:t>0.3</w:t>
+            </w:r>
+          </w:p>
+        </w:tc>
+        <w:tc>
+          <w:tcPr>
+            <w:tcW w:w="860" w:type="pct"/>
+            <w:tcBorders>
+              <w:top w:val="single" w:sz="12" w:space="0" w:color="auto"/>
+            </w:tcBorders>
+            <w:vAlign w:val="center"/>
+          </w:tcPr>
+          <w:p>
+            <w:pPr>
+              <w:jc w:val="center"/>
+              <w:rPr>
+                <w:rFonts w:ascii="Arial" w:hAnsi="Arial" w:cs="Arial"/>
+              </w:rPr>
+            </w:pPr>
+            <w:r>
+              <w:rPr>
+                <w:rFonts w:ascii="Arial" w:hAnsi="Arial" w:cs="Arial"/>
+              </w:rPr>
+              <w:t>31.03.2025</w:t>
+            </w:r>
+          </w:p>
+        </w:tc>
+        <w:tc>
+          <w:tcPr>
+            <w:tcW w:w="1174" w:type="pct"/>
+            <w:tcBorders>
+              <w:top w:val="single" w:sz="12" w:space="0" w:color="auto"/>
+            </w:tcBorders>
+            <w:vAlign w:val="center"/>
+          </w:tcPr>
+          <w:p>
+            <w:pPr>
+              <w:rPr>
+                <w:rFonts w:ascii="Arial" w:hAnsi="Arial" w:cs="Arial"/>
+              </w:rPr>
+            </w:pPr>
+            <w:r>
+              <w:rPr>
+                <w:rFonts w:ascii="Arial" w:hAnsi="Arial" w:cs="Arial"/>
+              </w:rPr>
+              <w:t>Bichler Nadine</w:t>
+            </w:r>
+          </w:p>
+        </w:tc>
+        <w:tc>
+          <w:tcPr>
+            <w:tcW w:w="2265" w:type="pct"/>
+            <w:tcBorders>
+              <w:top w:val="single" w:sz="12" w:space="0" w:color="auto"/>
+            </w:tcBorders>
+            <w:vAlign w:val="center"/>
+          </w:tcPr>
+          <w:p>
+            <w:pPr>
+              <w:rPr>
+                <w:rFonts w:ascii="Arial" w:hAnsi="Arial" w:cs="Arial"/>
+              </w:rPr>
+            </w:pPr>
+            <w:r>
+              <w:rPr>
+                <w:rFonts w:ascii="Arial" w:hAnsi="Arial" w:cs="Arial"/>
+              </w:rPr>
+              <w:t>Erweiterung und Anpassung</w:t>
             </w:r>
           </w:p>
         </w:tc>
@@ -755,6 +1051,7 @@
         <w:rPr>
           <w:rFonts w:ascii="Arial" w:hAnsi="Arial" w:cs="Arial"/>
         </w:rPr>
+        <w:lastRenderedPageBreak/>
         <w:t>Es soll eine Sprachsteuerung für die Spritzgussmaschine entwickelt werden, welche anhand der Sprachbefehle 1-9 ein Zeitsignal erstellt und dieses auf der Benutzeroberfläche darstellt.</w:t>
       </w:r>
     </w:p>
@@ -809,7 +1106,7 @@
           <w:sz w:val="28"/>
           <w:szCs w:val="28"/>
         </w:rPr>
-        <w:t xml:space="preserve">                                                                                                                                                 </w:t>
+        <w:t xml:space="preserve">                                                                                                                                                </w:t>
       </w:r>
     </w:p>
     <w:p>
@@ -835,7 +1132,6 @@
           <w:sz w:val="28"/>
           <w:szCs w:val="28"/>
         </w:rPr>
-        <w:lastRenderedPageBreak/>
         <w:t>Produktdetails</w:t>
       </w:r>
     </w:p>
@@ -951,49 +1247,34 @@
         <w:ind w:left="1440"/>
         <w:rPr>
           <w:rFonts w:ascii="Arial" w:hAnsi="Arial" w:cs="Arial"/>
-          <w:b/>
-          <w:bCs/>
-          <w:sz w:val="28"/>
-          <w:szCs w:val="28"/>
-        </w:rPr>
-      </w:pPr>
-      <w:r>
-        <w:rPr>
-          <w:rFonts w:ascii="Arial" w:hAnsi="Arial" w:cs="Arial"/>
-          <w:b/>
-          <w:bCs/>
-          <w:sz w:val="28"/>
-          <w:szCs w:val="28"/>
-        </w:rPr>
-        <w:t xml:space="preserve">  </w:t>
-      </w:r>
+        </w:rPr>
+      </w:pPr>
     </w:p>
     <w:tbl>
       <w:tblPr>
         <w:tblStyle w:val="Tabellenraster"/>
-        <w:tblW w:w="7965" w:type="dxa"/>
-        <w:tblInd w:w="548" w:type="dxa"/>
+        <w:tblW w:w="5001" w:type="pct"/>
+        <w:jc w:val="center"/>
         <w:tblLook w:val="04A0" w:firstRow="1" w:lastRow="0" w:firstColumn="1" w:lastColumn="0" w:noHBand="0" w:noVBand="1"/>
       </w:tblPr>
       <w:tblGrid>
-        <w:gridCol w:w="1243"/>
-        <w:gridCol w:w="6722"/>
+        <w:gridCol w:w="1416"/>
+        <w:gridCol w:w="7648"/>
       </w:tblGrid>
       <w:tr>
         <w:trPr>
-          <w:trHeight w:val="394"/>
+          <w:trHeight w:val="380"/>
+          <w:jc w:val="center"/>
         </w:trPr>
         <w:tc>
           <w:tcPr>
-            <w:tcW w:w="1243" w:type="dxa"/>
+            <w:tcW w:w="781" w:type="pct"/>
             <w:tcBorders>
               <w:bottom w:val="single" w:sz="12" w:space="0" w:color="auto"/>
             </w:tcBorders>
           </w:tcPr>
           <w:p>
             <w:pPr>
-              <w:pStyle w:val="Listenabsatz"/>
-              <w:ind w:left="0"/>
               <w:jc w:val="center"/>
               <w:rPr>
                 <w:rFonts w:ascii="Arial" w:hAnsi="Arial" w:cs="Arial"/>
@@ -1013,15 +1294,13 @@
         </w:tc>
         <w:tc>
           <w:tcPr>
-            <w:tcW w:w="6722" w:type="dxa"/>
+            <w:tcW w:w="4219" w:type="pct"/>
             <w:tcBorders>
               <w:bottom w:val="single" w:sz="12" w:space="0" w:color="auto"/>
             </w:tcBorders>
           </w:tcPr>
           <w:p>
             <w:pPr>
-              <w:pStyle w:val="Listenabsatz"/>
-              <w:ind w:left="0"/>
               <w:rPr>
                 <w:rFonts w:ascii="Arial" w:hAnsi="Arial" w:cs="Arial"/>
                 <w:b/>
@@ -1041,44 +1320,44 @@
       </w:tr>
       <w:tr>
         <w:trPr>
-          <w:trHeight w:val="481"/>
+          <w:trHeight w:val="677"/>
+          <w:jc w:val="center"/>
         </w:trPr>
         <w:tc>
           <w:tcPr>
-            <w:tcW w:w="1243" w:type="dxa"/>
-            <w:tcBorders>
-              <w:top w:val="single" w:sz="12" w:space="0" w:color="auto"/>
-            </w:tcBorders>
-          </w:tcPr>
-          <w:p>
-            <w:pPr>
-              <w:pStyle w:val="Listenabsatz"/>
-              <w:ind w:left="0"/>
-              <w:rPr>
-                <w:rFonts w:ascii="Arial" w:hAnsi="Arial" w:cs="Arial"/>
-                <w:b/>
-                <w:bCs/>
-                <w:sz w:val="28"/>
-                <w:szCs w:val="28"/>
-              </w:rPr>
-            </w:pPr>
-          </w:p>
-        </w:tc>
-        <w:tc>
-          <w:tcPr>
-            <w:tcW w:w="6722" w:type="dxa"/>
-            <w:tcBorders>
-              <w:top w:val="single" w:sz="12" w:space="0" w:color="auto"/>
-            </w:tcBorders>
-          </w:tcPr>
-          <w:p>
-            <w:pPr>
-              <w:pStyle w:val="Listenabsatz"/>
-              <w:ind w:left="0"/>
-              <w:rPr>
-                <w:rFonts w:ascii="Arial" w:hAnsi="Arial" w:cs="Arial"/>
-                <w:i/>
-                <w:iCs/>
+            <w:tcW w:w="781" w:type="pct"/>
+            <w:tcBorders>
+              <w:top w:val="single" w:sz="12" w:space="0" w:color="auto"/>
+            </w:tcBorders>
+            <w:vAlign w:val="center"/>
+          </w:tcPr>
+          <w:p>
+            <w:pPr>
+              <w:jc w:val="center"/>
+              <w:rPr>
+                <w:rFonts w:ascii="Arial" w:hAnsi="Arial" w:cs="Arial"/>
+              </w:rPr>
+            </w:pPr>
+            <w:r>
+              <w:rPr>
+                <w:rFonts w:ascii="Arial" w:hAnsi="Arial" w:cs="Arial"/>
+              </w:rPr>
+              <w:t>FA1.0</w:t>
+            </w:r>
+          </w:p>
+        </w:tc>
+        <w:tc>
+          <w:tcPr>
+            <w:tcW w:w="4219" w:type="pct"/>
+            <w:tcBorders>
+              <w:top w:val="single" w:sz="12" w:space="0" w:color="auto"/>
+            </w:tcBorders>
+            <w:vAlign w:val="center"/>
+          </w:tcPr>
+          <w:p>
+            <w:pPr>
+              <w:rPr>
+                <w:rFonts w:ascii="Arial" w:hAnsi="Arial" w:cs="Arial"/>
               </w:rPr>
             </w:pPr>
             <w:r>
@@ -1094,16 +1373,20 @@
       </w:tr>
       <w:tr>
         <w:trPr>
-          <w:trHeight w:val="459"/>
+          <w:trHeight w:val="677"/>
+          <w:jc w:val="center"/>
         </w:trPr>
         <w:tc>
           <w:tcPr>
-            <w:tcW w:w="1243" w:type="dxa"/>
-          </w:tcPr>
-          <w:p>
-            <w:pPr>
-              <w:pStyle w:val="Listenabsatz"/>
-              <w:ind w:left="0"/>
+            <w:tcW w:w="781" w:type="pct"/>
+            <w:tcBorders>
+              <w:top w:val="single" w:sz="12" w:space="0" w:color="auto"/>
+              <w:bottom w:val="single" w:sz="12" w:space="0" w:color="auto"/>
+            </w:tcBorders>
+            <w:vAlign w:val="center"/>
+          </w:tcPr>
+          <w:p>
+            <w:pPr>
               <w:jc w:val="center"/>
               <w:rPr>
                 <w:rFonts w:ascii="Arial" w:hAnsi="Arial" w:cs="Arial"/>
@@ -1113,37 +1396,51 @@
               <w:rPr>
                 <w:rFonts w:ascii="Arial" w:hAnsi="Arial" w:cs="Arial"/>
               </w:rPr>
-              <w:t>FA1.1</w:t>
-            </w:r>
-          </w:p>
-        </w:tc>
-        <w:tc>
-          <w:tcPr>
-            <w:tcW w:w="6722" w:type="dxa"/>
-          </w:tcPr>
-          <w:p>
-            <w:pPr>
-              <w:pStyle w:val="Listenabsatz"/>
-              <w:ind w:left="0"/>
-              <w:rPr>
-                <w:rFonts w:ascii="Arial" w:hAnsi="Arial" w:cs="Arial"/>
-              </w:rPr>
-            </w:pPr>
+              <w:t>FA2.0</w:t>
+            </w:r>
+          </w:p>
+        </w:tc>
+        <w:tc>
+          <w:tcPr>
+            <w:tcW w:w="4219" w:type="pct"/>
+            <w:tcBorders>
+              <w:top w:val="single" w:sz="12" w:space="0" w:color="auto"/>
+              <w:bottom w:val="single" w:sz="12" w:space="0" w:color="auto"/>
+            </w:tcBorders>
+            <w:vAlign w:val="center"/>
+          </w:tcPr>
+          <w:p>
+            <w:pPr>
+              <w:rPr>
+                <w:rFonts w:ascii="Arial" w:hAnsi="Arial" w:cs="Arial"/>
+              </w:rPr>
+            </w:pPr>
+            <w:r>
+              <w:rPr>
+                <w:rFonts w:ascii="Arial" w:hAnsi="Arial" w:cs="Arial"/>
+                <w:i/>
+                <w:iCs/>
+              </w:rPr>
+              <w:t>Sprachverarbeitung</w:t>
+            </w:r>
           </w:p>
         </w:tc>
       </w:tr>
       <w:tr>
         <w:trPr>
-          <w:trHeight w:val="394"/>
+          <w:trHeight w:val="677"/>
+          <w:jc w:val="center"/>
         </w:trPr>
         <w:tc>
           <w:tcPr>
-            <w:tcW w:w="1243" w:type="dxa"/>
-          </w:tcPr>
-          <w:p>
-            <w:pPr>
-              <w:pStyle w:val="Listenabsatz"/>
-              <w:ind w:left="0"/>
+            <w:tcW w:w="781" w:type="pct"/>
+            <w:tcBorders>
+              <w:top w:val="single" w:sz="12" w:space="0" w:color="auto"/>
+            </w:tcBorders>
+            <w:vAlign w:val="center"/>
+          </w:tcPr>
+          <w:p>
+            <w:pPr>
               <w:jc w:val="center"/>
               <w:rPr>
                 <w:rFonts w:ascii="Arial" w:hAnsi="Arial" w:cs="Arial"/>
@@ -1153,38 +1450,48 @@
               <w:rPr>
                 <w:rFonts w:ascii="Arial" w:hAnsi="Arial" w:cs="Arial"/>
               </w:rPr>
-              <w:t>FA1.2</w:t>
-            </w:r>
-          </w:p>
-        </w:tc>
-        <w:tc>
-          <w:tcPr>
-            <w:tcW w:w="6722" w:type="dxa"/>
-          </w:tcPr>
-          <w:p>
-            <w:pPr>
-              <w:pStyle w:val="Listenabsatz"/>
-              <w:ind w:left="0"/>
-              <w:jc w:val="center"/>
-              <w:rPr>
-                <w:rFonts w:ascii="Arial" w:hAnsi="Arial" w:cs="Arial"/>
-              </w:rPr>
-            </w:pPr>
+              <w:t>FA2.1</w:t>
+            </w:r>
+          </w:p>
+        </w:tc>
+        <w:tc>
+          <w:tcPr>
+            <w:tcW w:w="4219" w:type="pct"/>
+            <w:tcBorders>
+              <w:top w:val="single" w:sz="12" w:space="0" w:color="auto"/>
+            </w:tcBorders>
+            <w:vAlign w:val="center"/>
+          </w:tcPr>
+          <w:p>
+            <w:pPr>
+              <w:rPr>
+                <w:rFonts w:ascii="Arial" w:hAnsi="Arial" w:cs="Arial"/>
+              </w:rPr>
+            </w:pPr>
+            <w:r>
+              <w:rPr>
+                <w:rFonts w:ascii="Arial" w:hAnsi="Arial" w:cs="Arial"/>
+              </w:rPr>
+              <w:t>Fouriertransformation</w:t>
+            </w:r>
           </w:p>
         </w:tc>
       </w:tr>
       <w:tr>
         <w:trPr>
-          <w:trHeight w:val="394"/>
+          <w:trHeight w:val="677"/>
+          <w:jc w:val="center"/>
         </w:trPr>
         <w:tc>
           <w:tcPr>
-            <w:tcW w:w="1243" w:type="dxa"/>
-          </w:tcPr>
-          <w:p>
-            <w:pPr>
-              <w:pStyle w:val="Listenabsatz"/>
-              <w:ind w:left="0"/>
+            <w:tcW w:w="781" w:type="pct"/>
+            <w:tcBorders>
+              <w:top w:val="single" w:sz="12" w:space="0" w:color="auto"/>
+            </w:tcBorders>
+            <w:vAlign w:val="center"/>
+          </w:tcPr>
+          <w:p>
+            <w:pPr>
               <w:jc w:val="center"/>
               <w:rPr>
                 <w:rFonts w:ascii="Arial" w:hAnsi="Arial" w:cs="Arial"/>
@@ -1194,38 +1501,50 @@
               <w:rPr>
                 <w:rFonts w:ascii="Arial" w:hAnsi="Arial" w:cs="Arial"/>
               </w:rPr>
-              <w:t>FA1.3</w:t>
-            </w:r>
-          </w:p>
-        </w:tc>
-        <w:tc>
-          <w:tcPr>
-            <w:tcW w:w="6722" w:type="dxa"/>
-          </w:tcPr>
-          <w:p>
-            <w:pPr>
-              <w:pStyle w:val="Listenabsatz"/>
-              <w:ind w:left="0"/>
-              <w:jc w:val="center"/>
-              <w:rPr>
-                <w:rFonts w:ascii="Arial" w:hAnsi="Arial" w:cs="Arial"/>
-              </w:rPr>
-            </w:pPr>
+              <w:t>FA3.0</w:t>
+            </w:r>
+          </w:p>
+        </w:tc>
+        <w:tc>
+          <w:tcPr>
+            <w:tcW w:w="4219" w:type="pct"/>
+            <w:tcBorders>
+              <w:top w:val="single" w:sz="12" w:space="0" w:color="auto"/>
+            </w:tcBorders>
+            <w:vAlign w:val="center"/>
+          </w:tcPr>
+          <w:p>
+            <w:pPr>
+              <w:rPr>
+                <w:rFonts w:ascii="Arial" w:hAnsi="Arial" w:cs="Arial"/>
+              </w:rPr>
+            </w:pPr>
+            <w:r>
+              <w:rPr>
+                <w:rFonts w:ascii="Arial" w:hAnsi="Arial" w:cs="Arial"/>
+                <w:i/>
+                <w:iCs/>
+              </w:rPr>
+              <w:t>Darstellung des Zeitsignals &amp; der Befehle</w:t>
+            </w:r>
           </w:p>
         </w:tc>
       </w:tr>
       <w:tr>
         <w:trPr>
-          <w:trHeight w:val="394"/>
+          <w:trHeight w:val="677"/>
+          <w:jc w:val="center"/>
         </w:trPr>
         <w:tc>
           <w:tcPr>
-            <w:tcW w:w="1243" w:type="dxa"/>
-          </w:tcPr>
-          <w:p>
-            <w:pPr>
-              <w:pStyle w:val="Listenabsatz"/>
-              <w:ind w:left="0"/>
+            <w:tcW w:w="781" w:type="pct"/>
+            <w:tcBorders>
+              <w:top w:val="single" w:sz="12" w:space="0" w:color="auto"/>
+            </w:tcBorders>
+            <w:vAlign w:val="center"/>
+          </w:tcPr>
+          <w:p>
+            <w:pPr>
               <w:jc w:val="center"/>
               <w:rPr>
                 <w:rFonts w:ascii="Arial" w:hAnsi="Arial" w:cs="Arial"/>
@@ -1235,94 +1554,20 @@
               <w:rPr>
                 <w:rFonts w:ascii="Arial" w:hAnsi="Arial" w:cs="Arial"/>
               </w:rPr>
-              <w:t>FA1.4</w:t>
-            </w:r>
-          </w:p>
-        </w:tc>
-        <w:tc>
-          <w:tcPr>
-            <w:tcW w:w="6722" w:type="dxa"/>
-          </w:tcPr>
-          <w:p>
-            <w:pPr>
-              <w:pStyle w:val="Listenabsatz"/>
-              <w:ind w:left="0"/>
-              <w:jc w:val="center"/>
-              <w:rPr>
-                <w:rFonts w:ascii="Arial" w:hAnsi="Arial" w:cs="Arial"/>
-              </w:rPr>
-            </w:pPr>
-          </w:p>
-        </w:tc>
-      </w:tr>
-      <w:tr>
-        <w:trPr>
-          <w:trHeight w:val="394"/>
-        </w:trPr>
-        <w:tc>
-          <w:tcPr>
-            <w:tcW w:w="1243" w:type="dxa"/>
-          </w:tcPr>
-          <w:p>
-            <w:pPr>
-              <w:pStyle w:val="Listenabsatz"/>
-              <w:ind w:left="0"/>
-              <w:jc w:val="center"/>
-              <w:rPr>
-                <w:rFonts w:ascii="Arial" w:hAnsi="Arial" w:cs="Arial"/>
-              </w:rPr>
-            </w:pPr>
-            <w:r>
-              <w:rPr>
-                <w:rFonts w:ascii="Arial" w:hAnsi="Arial" w:cs="Arial"/>
-              </w:rPr>
-              <w:t>FA1.5</w:t>
-            </w:r>
-          </w:p>
-        </w:tc>
-        <w:tc>
-          <w:tcPr>
-            <w:tcW w:w="6722" w:type="dxa"/>
-          </w:tcPr>
-          <w:p>
-            <w:pPr>
-              <w:pStyle w:val="Listenabsatz"/>
-              <w:ind w:left="0"/>
-              <w:jc w:val="center"/>
-              <w:rPr>
-                <w:rFonts w:ascii="Arial" w:hAnsi="Arial" w:cs="Arial"/>
-              </w:rPr>
-            </w:pPr>
-          </w:p>
-        </w:tc>
-      </w:tr>
-      <w:tr>
-        <w:trPr>
-          <w:trHeight w:val="394"/>
-        </w:trPr>
-        <w:tc>
-          <w:tcPr>
-            <w:tcW w:w="1243" w:type="dxa"/>
-          </w:tcPr>
-          <w:p>
-            <w:pPr>
-              <w:pStyle w:val="Listenabsatz"/>
-              <w:ind w:left="0"/>
-              <w:jc w:val="center"/>
-              <w:rPr>
-                <w:rFonts w:ascii="Arial" w:hAnsi="Arial" w:cs="Arial"/>
-              </w:rPr>
-            </w:pPr>
-          </w:p>
-        </w:tc>
-        <w:tc>
-          <w:tcPr>
-            <w:tcW w:w="6722" w:type="dxa"/>
-          </w:tcPr>
-          <w:p>
-            <w:pPr>
-              <w:pStyle w:val="Listenabsatz"/>
-              <w:ind w:left="0"/>
+              <w:t>FA4.0</w:t>
+            </w:r>
+          </w:p>
+        </w:tc>
+        <w:tc>
+          <w:tcPr>
+            <w:tcW w:w="4219" w:type="pct"/>
+            <w:tcBorders>
+              <w:top w:val="single" w:sz="12" w:space="0" w:color="auto"/>
+            </w:tcBorders>
+            <w:vAlign w:val="center"/>
+          </w:tcPr>
+          <w:p>
+            <w:pPr>
               <w:rPr>
                 <w:rFonts w:ascii="Arial" w:hAnsi="Arial" w:cs="Arial"/>
                 <w:i/>
@@ -1335,186 +1580,109 @@
                 <w:i/>
                 <w:iCs/>
               </w:rPr>
-              <w:t>Sprachverarbeitung</w:t>
-            </w:r>
-          </w:p>
-        </w:tc>
-      </w:tr>
-      <w:tr>
-        <w:trPr>
-          <w:trHeight w:val="394"/>
-        </w:trPr>
-        <w:tc>
-          <w:tcPr>
-            <w:tcW w:w="1243" w:type="dxa"/>
-          </w:tcPr>
-          <w:p>
-            <w:pPr>
-              <w:pStyle w:val="Listenabsatz"/>
-              <w:ind w:left="0"/>
-              <w:jc w:val="center"/>
-              <w:rPr>
-                <w:rFonts w:ascii="Arial" w:hAnsi="Arial" w:cs="Arial"/>
-              </w:rPr>
-            </w:pPr>
-            <w:r>
-              <w:rPr>
-                <w:rFonts w:ascii="Arial" w:hAnsi="Arial" w:cs="Arial"/>
-              </w:rPr>
-              <w:t>FA2.1</w:t>
-            </w:r>
-          </w:p>
-        </w:tc>
-        <w:tc>
-          <w:tcPr>
-            <w:tcW w:w="6722" w:type="dxa"/>
-          </w:tcPr>
-          <w:p>
-            <w:pPr>
-              <w:pStyle w:val="Listenabsatz"/>
-              <w:ind w:left="0"/>
-              <w:rPr>
-                <w:rFonts w:ascii="Arial" w:hAnsi="Arial" w:cs="Arial"/>
-              </w:rPr>
-            </w:pPr>
-            <w:r>
-              <w:rPr>
-                <w:rFonts w:ascii="Arial" w:hAnsi="Arial" w:cs="Arial"/>
-              </w:rPr>
-              <w:t>Fouriertransformation</w:t>
-            </w:r>
-          </w:p>
-        </w:tc>
-      </w:tr>
-      <w:tr>
-        <w:trPr>
-          <w:trHeight w:val="394"/>
-        </w:trPr>
-        <w:tc>
-          <w:tcPr>
-            <w:tcW w:w="1243" w:type="dxa"/>
-          </w:tcPr>
-          <w:p>
-            <w:pPr>
-              <w:pStyle w:val="Listenabsatz"/>
-              <w:ind w:left="0"/>
-              <w:jc w:val="center"/>
-              <w:rPr>
-                <w:rFonts w:ascii="Arial" w:hAnsi="Arial" w:cs="Arial"/>
-              </w:rPr>
-            </w:pPr>
-            <w:r>
-              <w:rPr>
-                <w:rFonts w:ascii="Arial" w:hAnsi="Arial" w:cs="Arial"/>
-              </w:rPr>
-              <w:t>FA2.2</w:t>
-            </w:r>
-          </w:p>
-        </w:tc>
-        <w:tc>
-          <w:tcPr>
-            <w:tcW w:w="6722" w:type="dxa"/>
-          </w:tcPr>
-          <w:p>
-            <w:pPr>
-              <w:pStyle w:val="Listenabsatz"/>
-              <w:ind w:left="0"/>
-              <w:rPr>
-                <w:rFonts w:ascii="Arial" w:hAnsi="Arial" w:cs="Arial"/>
-              </w:rPr>
-            </w:pPr>
-          </w:p>
-        </w:tc>
-      </w:tr>
-      <w:tr>
-        <w:trPr>
-          <w:trHeight w:val="394"/>
-        </w:trPr>
-        <w:tc>
-          <w:tcPr>
-            <w:tcW w:w="1243" w:type="dxa"/>
-          </w:tcPr>
-          <w:p>
-            <w:pPr>
-              <w:pStyle w:val="Listenabsatz"/>
-              <w:ind w:left="0"/>
-              <w:jc w:val="center"/>
-              <w:rPr>
-                <w:rFonts w:ascii="Arial" w:hAnsi="Arial" w:cs="Arial"/>
-              </w:rPr>
-            </w:pPr>
-          </w:p>
-        </w:tc>
-        <w:tc>
-          <w:tcPr>
-            <w:tcW w:w="6722" w:type="dxa"/>
-          </w:tcPr>
-          <w:p>
-            <w:pPr>
-              <w:pStyle w:val="Listenabsatz"/>
-              <w:ind w:left="0"/>
-              <w:rPr>
-                <w:rFonts w:ascii="Arial" w:hAnsi="Arial" w:cs="Arial"/>
-                <w:i/>
-                <w:iCs/>
-              </w:rPr>
-            </w:pPr>
-            <w:r>
-              <w:rPr>
-                <w:rFonts w:ascii="Arial" w:hAnsi="Arial" w:cs="Arial"/>
-                <w:i/>
-                <w:iCs/>
-              </w:rPr>
-              <w:t>Darstellung des Zeitsignals &amp; der Befehle</w:t>
-            </w:r>
-          </w:p>
-        </w:tc>
-      </w:tr>
-      <w:tr>
-        <w:trPr>
-          <w:trHeight w:val="394"/>
-        </w:trPr>
-        <w:tc>
-          <w:tcPr>
-            <w:tcW w:w="1243" w:type="dxa"/>
-          </w:tcPr>
-          <w:p>
-            <w:pPr>
-              <w:pStyle w:val="Listenabsatz"/>
-              <w:ind w:left="0"/>
-              <w:jc w:val="center"/>
-              <w:rPr>
-                <w:rFonts w:ascii="Arial" w:hAnsi="Arial" w:cs="Arial"/>
-              </w:rPr>
-            </w:pPr>
-          </w:p>
-        </w:tc>
-        <w:tc>
-          <w:tcPr>
-            <w:tcW w:w="6722" w:type="dxa"/>
-          </w:tcPr>
-          <w:p>
-            <w:pPr>
-              <w:pStyle w:val="Listenabsatz"/>
-              <w:ind w:left="0"/>
-              <w:rPr>
-                <w:rFonts w:ascii="Arial" w:hAnsi="Arial" w:cs="Arial"/>
-                <w:i/>
-                <w:iCs/>
-              </w:rPr>
-            </w:pPr>
-            <w:r>
-              <w:rPr>
-                <w:rFonts w:ascii="Arial" w:hAnsi="Arial" w:cs="Arial"/>
-                <w:i/>
-                <w:iCs/>
-              </w:rPr>
               <w:t>GUI Ergonomie</w:t>
             </w:r>
           </w:p>
         </w:tc>
       </w:tr>
     </w:tbl>
+    <w:p>
+      <w:pPr>
+        <w:pStyle w:val="Listenabsatz"/>
+        <w:ind w:left="1440"/>
+        <w:rPr>
+          <w:rFonts w:ascii="Arial" w:hAnsi="Arial" w:cs="Arial"/>
+        </w:rPr>
+      </w:pPr>
+    </w:p>
+    <w:p>
+      <w:pPr>
+        <w:pStyle w:val="Listenabsatz"/>
+        <w:ind w:left="1440"/>
+        <w:rPr>
+          <w:rFonts w:ascii="Arial" w:hAnsi="Arial" w:cs="Arial"/>
+          <w:b/>
+          <w:bCs/>
+          <w:sz w:val="28"/>
+          <w:szCs w:val="28"/>
+        </w:rPr>
+      </w:pPr>
+      <w:r>
+        <w:rPr>
+          <w:rFonts w:ascii="Arial" w:hAnsi="Arial" w:cs="Arial"/>
+          <w:b/>
+          <w:bCs/>
+          <w:sz w:val="28"/>
+          <w:szCs w:val="28"/>
+        </w:rPr>
+        <w:t xml:space="preserve">  </w:t>
+      </w:r>
+    </w:p>
+    <w:p>
+      <w:pPr>
+        <w:pStyle w:val="Listenabsatz"/>
+        <w:ind w:left="1440"/>
+        <w:rPr>
+          <w:rFonts w:ascii="Arial" w:hAnsi="Arial" w:cs="Arial"/>
+          <w:b/>
+          <w:bCs/>
+          <w:sz w:val="28"/>
+          <w:szCs w:val="28"/>
+        </w:rPr>
+      </w:pPr>
+    </w:p>
+    <w:p>
+      <w:pPr>
+        <w:pStyle w:val="Listenabsatz"/>
+        <w:ind w:left="1440"/>
+        <w:rPr>
+          <w:rFonts w:ascii="Arial" w:hAnsi="Arial" w:cs="Arial"/>
+          <w:b/>
+          <w:bCs/>
+          <w:sz w:val="28"/>
+          <w:szCs w:val="28"/>
+        </w:rPr>
+      </w:pPr>
+    </w:p>
+    <w:p>
+      <w:pPr>
+        <w:pStyle w:val="Listenabsatz"/>
+        <w:ind w:left="1440"/>
+        <w:rPr>
+          <w:rFonts w:ascii="Arial" w:hAnsi="Arial" w:cs="Arial"/>
+          <w:b/>
+          <w:bCs/>
+          <w:sz w:val="28"/>
+          <w:szCs w:val="28"/>
+        </w:rPr>
+      </w:pPr>
+    </w:p>
+    <w:p>
+      <w:pPr>
+        <w:pStyle w:val="Listenabsatz"/>
+        <w:ind w:left="1440"/>
+        <w:rPr>
+          <w:rFonts w:ascii="Arial" w:hAnsi="Arial" w:cs="Arial"/>
+          <w:b/>
+          <w:bCs/>
+          <w:sz w:val="28"/>
+          <w:szCs w:val="28"/>
+        </w:rPr>
+      </w:pPr>
+    </w:p>
+    <w:p>
+      <w:pPr>
+        <w:pStyle w:val="Listenabsatz"/>
+        <w:ind w:left="1440"/>
+        <w:rPr>
+          <w:rFonts w:ascii="Arial" w:hAnsi="Arial" w:cs="Arial"/>
+          <w:b/>
+          <w:bCs/>
+          <w:sz w:val="28"/>
+          <w:szCs w:val="28"/>
+        </w:rPr>
+      </w:pPr>
+    </w:p>
     <w:p>
       <w:pPr>
         <w:pStyle w:val="Listenabsatz"/>
@@ -1561,6 +1729,7 @@
           <w:sz w:val="28"/>
           <w:szCs w:val="28"/>
         </w:rPr>
+        <w:lastRenderedPageBreak/>
         <w:t>Nichtfunktionale Anforderungen</w:t>
       </w:r>
     </w:p>
@@ -1580,29 +1749,29 @@
     <w:tbl>
       <w:tblPr>
         <w:tblStyle w:val="Tabellenraster"/>
-        <w:tblW w:w="7666" w:type="dxa"/>
-        <w:tblInd w:w="1440" w:type="dxa"/>
+        <w:tblW w:w="5001" w:type="pct"/>
+        <w:jc w:val="center"/>
         <w:tblLook w:val="04A0" w:firstRow="1" w:lastRow="0" w:firstColumn="1" w:lastColumn="0" w:noHBand="0" w:noVBand="1"/>
       </w:tblPr>
       <w:tblGrid>
-        <w:gridCol w:w="1190"/>
-        <w:gridCol w:w="6476"/>
+        <w:gridCol w:w="1416"/>
+        <w:gridCol w:w="7648"/>
       </w:tblGrid>
       <w:tr>
         <w:trPr>
-          <w:trHeight w:val="387"/>
+          <w:trHeight w:val="380"/>
+          <w:jc w:val="center"/>
         </w:trPr>
         <w:tc>
           <w:tcPr>
-            <w:tcW w:w="1143" w:type="dxa"/>
+            <w:tcW w:w="781" w:type="pct"/>
             <w:tcBorders>
               <w:bottom w:val="single" w:sz="12" w:space="0" w:color="auto"/>
             </w:tcBorders>
           </w:tcPr>
           <w:p>
             <w:pPr>
-              <w:pStyle w:val="Listenabsatz"/>
-              <w:ind w:left="0"/>
+              <w:jc w:val="center"/>
               <w:rPr>
                 <w:rFonts w:ascii="Arial" w:hAnsi="Arial" w:cs="Arial"/>
                 <w:b/>
@@ -1621,15 +1790,13 @@
         </w:tc>
         <w:tc>
           <w:tcPr>
-            <w:tcW w:w="6523" w:type="dxa"/>
+            <w:tcW w:w="4219" w:type="pct"/>
             <w:tcBorders>
               <w:bottom w:val="single" w:sz="12" w:space="0" w:color="auto"/>
             </w:tcBorders>
           </w:tcPr>
           <w:p>
             <w:pPr>
-              <w:pStyle w:val="Listenabsatz"/>
-              <w:ind w:left="0"/>
               <w:rPr>
                 <w:rFonts w:ascii="Arial" w:hAnsi="Arial" w:cs="Arial"/>
                 <w:b/>
@@ -1649,19 +1816,20 @@
       </w:tr>
       <w:tr>
         <w:trPr>
-          <w:trHeight w:val="387"/>
+          <w:trHeight w:val="677"/>
+          <w:jc w:val="center"/>
         </w:trPr>
         <w:tc>
           <w:tcPr>
-            <w:tcW w:w="1143" w:type="dxa"/>
-            <w:tcBorders>
-              <w:top w:val="single" w:sz="12" w:space="0" w:color="auto"/>
-            </w:tcBorders>
-          </w:tcPr>
-          <w:p>
-            <w:pPr>
-              <w:pStyle w:val="Listenabsatz"/>
-              <w:ind w:left="0"/>
+            <w:tcW w:w="781" w:type="pct"/>
+            <w:tcBorders>
+              <w:top w:val="single" w:sz="12" w:space="0" w:color="auto"/>
+            </w:tcBorders>
+            <w:vAlign w:val="center"/>
+          </w:tcPr>
+          <w:p>
+            <w:pPr>
+              <w:jc w:val="center"/>
               <w:rPr>
                 <w:rFonts w:ascii="Arial" w:hAnsi="Arial" w:cs="Arial"/>
               </w:rPr>
@@ -1676,15 +1844,14 @@
         </w:tc>
         <w:tc>
           <w:tcPr>
-            <w:tcW w:w="6523" w:type="dxa"/>
-            <w:tcBorders>
-              <w:top w:val="single" w:sz="12" w:space="0" w:color="auto"/>
-            </w:tcBorders>
-          </w:tcPr>
-          <w:p>
-            <w:pPr>
-              <w:pStyle w:val="Listenabsatz"/>
-              <w:ind w:left="0"/>
+            <w:tcW w:w="4219" w:type="pct"/>
+            <w:tcBorders>
+              <w:top w:val="single" w:sz="12" w:space="0" w:color="auto"/>
+            </w:tcBorders>
+            <w:vAlign w:val="center"/>
+          </w:tcPr>
+          <w:p>
+            <w:pPr>
               <w:rPr>
                 <w:rFonts w:ascii="Arial" w:hAnsi="Arial" w:cs="Arial"/>
               </w:rPr>
@@ -1700,30 +1867,38 @@
       </w:tr>
       <w:tr>
         <w:trPr>
-          <w:trHeight w:val="387"/>
+          <w:trHeight w:val="677"/>
+          <w:jc w:val="center"/>
         </w:trPr>
         <w:tc>
           <w:tcPr>
-            <w:tcW w:w="1143" w:type="dxa"/>
-          </w:tcPr>
-          <w:p>
-            <w:pPr>
-              <w:pStyle w:val="Listenabsatz"/>
-              <w:ind w:left="0"/>
-              <w:rPr>
-                <w:rFonts w:ascii="Arial" w:hAnsi="Arial" w:cs="Arial"/>
-              </w:rPr>
-            </w:pPr>
-          </w:p>
-        </w:tc>
-        <w:tc>
-          <w:tcPr>
-            <w:tcW w:w="6523" w:type="dxa"/>
-          </w:tcPr>
-          <w:p>
-            <w:pPr>
-              <w:pStyle w:val="Listenabsatz"/>
-              <w:ind w:left="0"/>
+            <w:tcW w:w="781" w:type="pct"/>
+            <w:tcBorders>
+              <w:top w:val="single" w:sz="12" w:space="0" w:color="auto"/>
+              <w:bottom w:val="single" w:sz="12" w:space="0" w:color="auto"/>
+            </w:tcBorders>
+            <w:vAlign w:val="center"/>
+          </w:tcPr>
+          <w:p>
+            <w:pPr>
+              <w:jc w:val="center"/>
+              <w:rPr>
+                <w:rFonts w:ascii="Arial" w:hAnsi="Arial" w:cs="Arial"/>
+              </w:rPr>
+            </w:pPr>
+          </w:p>
+        </w:tc>
+        <w:tc>
+          <w:tcPr>
+            <w:tcW w:w="4219" w:type="pct"/>
+            <w:tcBorders>
+              <w:top w:val="single" w:sz="12" w:space="0" w:color="auto"/>
+              <w:bottom w:val="single" w:sz="12" w:space="0" w:color="auto"/>
+            </w:tcBorders>
+            <w:vAlign w:val="center"/>
+          </w:tcPr>
+          <w:p>
+            <w:pPr>
               <w:rPr>
                 <w:rFonts w:ascii="Arial" w:hAnsi="Arial" w:cs="Arial"/>
               </w:rPr>
@@ -1739,16 +1914,20 @@
       </w:tr>
       <w:tr>
         <w:trPr>
-          <w:trHeight w:val="775"/>
+          <w:trHeight w:val="677"/>
+          <w:jc w:val="center"/>
         </w:trPr>
         <w:tc>
           <w:tcPr>
-            <w:tcW w:w="1143" w:type="dxa"/>
-          </w:tcPr>
-          <w:p>
-            <w:pPr>
-              <w:pStyle w:val="Listenabsatz"/>
-              <w:ind w:left="0"/>
+            <w:tcW w:w="781" w:type="pct"/>
+            <w:tcBorders>
+              <w:top w:val="single" w:sz="12" w:space="0" w:color="auto"/>
+            </w:tcBorders>
+            <w:vAlign w:val="center"/>
+          </w:tcPr>
+          <w:p>
+            <w:pPr>
+              <w:jc w:val="center"/>
               <w:rPr>
                 <w:rFonts w:ascii="Arial" w:hAnsi="Arial" w:cs="Arial"/>
               </w:rPr>
@@ -1763,12 +1942,14 @@
         </w:tc>
         <w:tc>
           <w:tcPr>
-            <w:tcW w:w="6523" w:type="dxa"/>
-          </w:tcPr>
-          <w:p>
-            <w:pPr>
-              <w:pStyle w:val="Listenabsatz"/>
-              <w:ind w:left="0"/>
+            <w:tcW w:w="4219" w:type="pct"/>
+            <w:tcBorders>
+              <w:top w:val="single" w:sz="12" w:space="0" w:color="auto"/>
+            </w:tcBorders>
+            <w:vAlign w:val="center"/>
+          </w:tcPr>
+          <w:p>
+            <w:pPr>
               <w:rPr>
                 <w:rFonts w:ascii="Arial" w:hAnsi="Arial" w:cs="Arial"/>
               </w:rPr>
@@ -1785,28 +1966,28 @@
     </w:tbl>
     <w:p>
       <w:pPr>
-        <w:pStyle w:val="Listenabsatz"/>
-        <w:ind w:left="1440"/>
-        <w:rPr>
-          <w:rFonts w:ascii="Arial" w:hAnsi="Arial" w:cs="Arial"/>
-        </w:rPr>
-      </w:pPr>
-    </w:p>
-    <w:p>
-      <w:pPr>
-        <w:ind w:left="720"/>
-        <w:rPr>
-          <w:rFonts w:ascii="Arial" w:hAnsi="Arial" w:cs="Arial"/>
-          <w:b/>
-          <w:bCs/>
-          <w:sz w:val="28"/>
-          <w:szCs w:val="28"/>
-        </w:rPr>
-      </w:pPr>
-    </w:p>
-    <w:p>
-      <w:pPr>
-        <w:ind w:left="720"/>
+        <w:rPr>
+          <w:rFonts w:ascii="Arial" w:hAnsi="Arial" w:cs="Arial"/>
+          <w:b/>
+          <w:bCs/>
+          <w:sz w:val="28"/>
+          <w:szCs w:val="28"/>
+        </w:rPr>
+      </w:pPr>
+    </w:p>
+    <w:p>
+      <w:pPr>
+        <w:rPr>
+          <w:rFonts w:ascii="Arial" w:hAnsi="Arial" w:cs="Arial"/>
+          <w:b/>
+          <w:bCs/>
+          <w:sz w:val="28"/>
+          <w:szCs w:val="28"/>
+        </w:rPr>
+      </w:pPr>
+    </w:p>
+    <w:p>
+      <w:pPr>
         <w:rPr>
           <w:rFonts w:ascii="Arial" w:hAnsi="Arial" w:cs="Arial"/>
           <w:b/>
@@ -1875,7 +2056,6 @@
         <w:rPr>
           <w:rFonts w:ascii="Arial" w:hAnsi="Arial" w:cs="Arial"/>
         </w:rPr>
-        <w:lastRenderedPageBreak/>
         <w:t>Geliefert wird:</w:t>
       </w:r>
     </w:p>
@@ -2235,20 +2415,6 @@
     </w:p>
     <w:p>
       <w:pPr>
-        <w:rPr>
-          <w:rFonts w:ascii="Arial" w:hAnsi="Arial" w:cs="Arial"/>
-        </w:rPr>
-      </w:pPr>
-    </w:p>
-    <w:p>
-      <w:pPr>
-        <w:rPr>
-          <w:rFonts w:ascii="Arial" w:hAnsi="Arial" w:cs="Arial"/>
-        </w:rPr>
-      </w:pPr>
-    </w:p>
-    <w:p>
-      <w:pPr>
         <w:pStyle w:val="Listenabsatz"/>
         <w:rPr>
           <w:rFonts w:ascii="Arial" w:hAnsi="Arial" w:cs="Arial"/>
@@ -2416,29 +2582,44 @@
         </w:rPr>
       </w:pPr>
     </w:p>
+    <w:p>
+      <w:pPr>
+        <w:pStyle w:val="Listenabsatz"/>
+        <w:rPr>
+          <w:rFonts w:ascii="Arial" w:hAnsi="Arial" w:cs="Arial"/>
+          <w:b/>
+          <w:bCs/>
+          <w:sz w:val="28"/>
+          <w:szCs w:val="28"/>
+        </w:rPr>
+      </w:pPr>
+    </w:p>
     <w:tbl>
       <w:tblPr>
         <w:tblStyle w:val="Tabellenraster"/>
-        <w:tblW w:w="8431" w:type="dxa"/>
-        <w:tblInd w:w="720" w:type="dxa"/>
+        <w:tblW w:w="5001" w:type="pct"/>
+        <w:jc w:val="center"/>
         <w:tblLook w:val="04A0" w:firstRow="1" w:lastRow="0" w:firstColumn="1" w:lastColumn="0" w:noHBand="0" w:noVBand="1"/>
       </w:tblPr>
       <w:tblGrid>
-        <w:gridCol w:w="4183"/>
-        <w:gridCol w:w="4248"/>
+        <w:gridCol w:w="4391"/>
+        <w:gridCol w:w="4673"/>
       </w:tblGrid>
       <w:tr>
         <w:trPr>
-          <w:trHeight w:val="359"/>
+          <w:trHeight w:val="380"/>
+          <w:jc w:val="center"/>
         </w:trPr>
         <w:tc>
           <w:tcPr>
-            <w:tcW w:w="4183" w:type="dxa"/>
-          </w:tcPr>
-          <w:p>
-            <w:pPr>
-              <w:pStyle w:val="Listenabsatz"/>
-              <w:ind w:left="0"/>
+            <w:tcW w:w="2422" w:type="pct"/>
+            <w:tcBorders>
+              <w:bottom w:val="single" w:sz="12" w:space="0" w:color="auto"/>
+            </w:tcBorders>
+            <w:vAlign w:val="center"/>
+          </w:tcPr>
+          <w:p>
+            <w:pPr>
               <w:rPr>
                 <w:rFonts w:ascii="Arial" w:hAnsi="Arial" w:cs="Arial"/>
                 <w:b/>
@@ -2457,12 +2638,14 @@
         </w:tc>
         <w:tc>
           <w:tcPr>
-            <w:tcW w:w="4248" w:type="dxa"/>
-          </w:tcPr>
-          <w:p>
-            <w:pPr>
-              <w:pStyle w:val="Listenabsatz"/>
-              <w:ind w:left="0"/>
+            <w:tcW w:w="2578" w:type="pct"/>
+            <w:tcBorders>
+              <w:bottom w:val="single" w:sz="12" w:space="0" w:color="auto"/>
+            </w:tcBorders>
+            <w:vAlign w:val="center"/>
+          </w:tcPr>
+          <w:p>
+            <w:pPr>
               <w:rPr>
                 <w:rFonts w:ascii="Arial" w:hAnsi="Arial" w:cs="Arial"/>
                 <w:b/>
@@ -2482,19 +2665,19 @@
       </w:tr>
       <w:tr>
         <w:trPr>
-          <w:trHeight w:val="359"/>
+          <w:trHeight w:val="677"/>
+          <w:jc w:val="center"/>
         </w:trPr>
         <w:tc>
           <w:tcPr>
-            <w:tcW w:w="4183" w:type="dxa"/>
-            <w:tcBorders>
-              <w:top w:val="single" w:sz="12" w:space="0" w:color="auto"/>
-            </w:tcBorders>
-          </w:tcPr>
-          <w:p>
-            <w:pPr>
-              <w:pStyle w:val="Listenabsatz"/>
-              <w:ind w:left="0"/>
+            <w:tcW w:w="2422" w:type="pct"/>
+            <w:tcBorders>
+              <w:top w:val="single" w:sz="12" w:space="0" w:color="auto"/>
+            </w:tcBorders>
+            <w:vAlign w:val="center"/>
+          </w:tcPr>
+          <w:p>
+            <w:pPr>
               <w:rPr>
                 <w:rFonts w:ascii="Arial" w:hAnsi="Arial" w:cs="Arial"/>
               </w:rPr>
@@ -2509,54 +2692,66 @@
         </w:tc>
         <w:tc>
           <w:tcPr>
-            <w:tcW w:w="4248" w:type="dxa"/>
-            <w:tcBorders>
-              <w:top w:val="single" w:sz="12" w:space="0" w:color="auto"/>
-            </w:tcBorders>
-          </w:tcPr>
-          <w:p>
-            <w:pPr>
-              <w:pStyle w:val="Listenabsatz"/>
-              <w:ind w:left="0"/>
-              <w:rPr>
-                <w:rFonts w:ascii="Arial" w:hAnsi="Arial" w:cs="Arial"/>
-              </w:rPr>
-            </w:pPr>
-            <w:r>
-              <w:rPr>
-                <w:rFonts w:ascii="Arial" w:hAnsi="Arial" w:cs="Arial"/>
-              </w:rPr>
-              <w:t>Spritzgussmaschinenbenutzer</w:t>
+            <w:tcW w:w="2578" w:type="pct"/>
+            <w:tcBorders>
+              <w:top w:val="single" w:sz="12" w:space="0" w:color="auto"/>
+            </w:tcBorders>
+            <w:vAlign w:val="center"/>
+          </w:tcPr>
+          <w:p>
+            <w:pPr>
+              <w:rPr>
+                <w:rFonts w:ascii="Arial" w:hAnsi="Arial" w:cs="Arial"/>
+              </w:rPr>
+            </w:pPr>
+            <w:r>
+              <w:rPr>
+                <w:rFonts w:ascii="Arial" w:hAnsi="Arial" w:cs="Arial"/>
+              </w:rPr>
+              <w:t>Spritzgussmaschinenbe</w:t>
+            </w:r>
+            <w:r>
+              <w:rPr>
+                <w:rFonts w:ascii="Arial" w:hAnsi="Arial" w:cs="Arial"/>
+              </w:rPr>
+              <w:t>diener</w:t>
             </w:r>
           </w:p>
         </w:tc>
       </w:tr>
       <w:tr>
         <w:trPr>
-          <w:trHeight w:val="379"/>
+          <w:trHeight w:val="677"/>
+          <w:jc w:val="center"/>
         </w:trPr>
         <w:tc>
           <w:tcPr>
-            <w:tcW w:w="4183" w:type="dxa"/>
-          </w:tcPr>
-          <w:p>
-            <w:pPr>
-              <w:pStyle w:val="Listenabsatz"/>
-              <w:ind w:left="0"/>
-              <w:rPr>
-                <w:rFonts w:ascii="Arial" w:hAnsi="Arial" w:cs="Arial"/>
-              </w:rPr>
-            </w:pPr>
-          </w:p>
-        </w:tc>
-        <w:tc>
-          <w:tcPr>
-            <w:tcW w:w="4248" w:type="dxa"/>
-          </w:tcPr>
-          <w:p>
-            <w:pPr>
-              <w:pStyle w:val="Listenabsatz"/>
-              <w:ind w:left="0"/>
+            <w:tcW w:w="2422" w:type="pct"/>
+            <w:tcBorders>
+              <w:top w:val="single" w:sz="12" w:space="0" w:color="auto"/>
+              <w:bottom w:val="single" w:sz="12" w:space="0" w:color="auto"/>
+            </w:tcBorders>
+            <w:vAlign w:val="center"/>
+          </w:tcPr>
+          <w:p>
+            <w:pPr>
+              <w:rPr>
+                <w:rFonts w:ascii="Arial" w:hAnsi="Arial" w:cs="Arial"/>
+              </w:rPr>
+            </w:pPr>
+          </w:p>
+        </w:tc>
+        <w:tc>
+          <w:tcPr>
+            <w:tcW w:w="2578" w:type="pct"/>
+            <w:tcBorders>
+              <w:top w:val="single" w:sz="12" w:space="0" w:color="auto"/>
+              <w:bottom w:val="single" w:sz="12" w:space="0" w:color="auto"/>
+            </w:tcBorders>
+            <w:vAlign w:val="center"/>
+          </w:tcPr>
+          <w:p>
+            <w:pPr>
               <w:rPr>
                 <w:rFonts w:ascii="Arial" w:hAnsi="Arial" w:cs="Arial"/>
               </w:rPr>
@@ -2566,30 +2761,35 @@
       </w:tr>
       <w:tr>
         <w:trPr>
-          <w:trHeight w:val="359"/>
+          <w:trHeight w:val="677"/>
+          <w:jc w:val="center"/>
         </w:trPr>
         <w:tc>
           <w:tcPr>
-            <w:tcW w:w="4183" w:type="dxa"/>
-          </w:tcPr>
-          <w:p>
-            <w:pPr>
-              <w:pStyle w:val="Listenabsatz"/>
-              <w:ind w:left="0"/>
-              <w:rPr>
-                <w:rFonts w:ascii="Arial" w:hAnsi="Arial" w:cs="Arial"/>
-              </w:rPr>
-            </w:pPr>
-          </w:p>
-        </w:tc>
-        <w:tc>
-          <w:tcPr>
-            <w:tcW w:w="4248" w:type="dxa"/>
-          </w:tcPr>
-          <w:p>
-            <w:pPr>
-              <w:pStyle w:val="Listenabsatz"/>
-              <w:ind w:left="0"/>
+            <w:tcW w:w="2422" w:type="pct"/>
+            <w:tcBorders>
+              <w:top w:val="single" w:sz="12" w:space="0" w:color="auto"/>
+            </w:tcBorders>
+            <w:vAlign w:val="center"/>
+          </w:tcPr>
+          <w:p>
+            <w:pPr>
+              <w:rPr>
+                <w:rFonts w:ascii="Arial" w:hAnsi="Arial" w:cs="Arial"/>
+              </w:rPr>
+            </w:pPr>
+          </w:p>
+        </w:tc>
+        <w:tc>
+          <w:tcPr>
+            <w:tcW w:w="2578" w:type="pct"/>
+            <w:tcBorders>
+              <w:top w:val="single" w:sz="12" w:space="0" w:color="auto"/>
+            </w:tcBorders>
+            <w:vAlign w:val="center"/>
+          </w:tcPr>
+          <w:p>
+            <w:pPr>
               <w:rPr>
                 <w:rFonts w:ascii="Arial" w:hAnsi="Arial" w:cs="Arial"/>
               </w:rPr>
@@ -2599,30 +2799,35 @@
       </w:tr>
       <w:tr>
         <w:trPr>
-          <w:trHeight w:val="359"/>
+          <w:trHeight w:val="677"/>
+          <w:jc w:val="center"/>
         </w:trPr>
         <w:tc>
           <w:tcPr>
-            <w:tcW w:w="4183" w:type="dxa"/>
-          </w:tcPr>
-          <w:p>
-            <w:pPr>
-              <w:pStyle w:val="Listenabsatz"/>
-              <w:ind w:left="0"/>
-              <w:rPr>
-                <w:rFonts w:ascii="Arial" w:hAnsi="Arial" w:cs="Arial"/>
-              </w:rPr>
-            </w:pPr>
-          </w:p>
-        </w:tc>
-        <w:tc>
-          <w:tcPr>
-            <w:tcW w:w="4248" w:type="dxa"/>
-          </w:tcPr>
-          <w:p>
-            <w:pPr>
-              <w:pStyle w:val="Listenabsatz"/>
-              <w:ind w:left="0"/>
+            <w:tcW w:w="2422" w:type="pct"/>
+            <w:tcBorders>
+              <w:top w:val="single" w:sz="12" w:space="0" w:color="auto"/>
+            </w:tcBorders>
+            <w:vAlign w:val="center"/>
+          </w:tcPr>
+          <w:p>
+            <w:pPr>
+              <w:rPr>
+                <w:rFonts w:ascii="Arial" w:hAnsi="Arial" w:cs="Arial"/>
+              </w:rPr>
+            </w:pPr>
+          </w:p>
+        </w:tc>
+        <w:tc>
+          <w:tcPr>
+            <w:tcW w:w="2578" w:type="pct"/>
+            <w:tcBorders>
+              <w:top w:val="single" w:sz="12" w:space="0" w:color="auto"/>
+            </w:tcBorders>
+            <w:vAlign w:val="center"/>
+          </w:tcPr>
+          <w:p>
+            <w:pPr>
               <w:rPr>
                 <w:rFonts w:ascii="Arial" w:hAnsi="Arial" w:cs="Arial"/>
               </w:rPr>
@@ -2632,32 +2837,39 @@
       </w:tr>
       <w:tr>
         <w:trPr>
-          <w:trHeight w:val="339"/>
+          <w:trHeight w:val="677"/>
+          <w:jc w:val="center"/>
         </w:trPr>
         <w:tc>
           <w:tcPr>
-            <w:tcW w:w="4183" w:type="dxa"/>
-          </w:tcPr>
-          <w:p>
-            <w:pPr>
-              <w:pStyle w:val="Listenabsatz"/>
-              <w:ind w:left="0"/>
-              <w:rPr>
-                <w:rFonts w:ascii="Arial" w:hAnsi="Arial" w:cs="Arial"/>
-              </w:rPr>
-            </w:pPr>
-          </w:p>
-        </w:tc>
-        <w:tc>
-          <w:tcPr>
-            <w:tcW w:w="4248" w:type="dxa"/>
-          </w:tcPr>
-          <w:p>
-            <w:pPr>
-              <w:pStyle w:val="Listenabsatz"/>
-              <w:ind w:left="0"/>
-              <w:rPr>
-                <w:rFonts w:ascii="Arial" w:hAnsi="Arial" w:cs="Arial"/>
+            <w:tcW w:w="2422" w:type="pct"/>
+            <w:tcBorders>
+              <w:top w:val="single" w:sz="12" w:space="0" w:color="auto"/>
+            </w:tcBorders>
+            <w:vAlign w:val="center"/>
+          </w:tcPr>
+          <w:p>
+            <w:pPr>
+              <w:rPr>
+                <w:rFonts w:ascii="Arial" w:hAnsi="Arial" w:cs="Arial"/>
+              </w:rPr>
+            </w:pPr>
+          </w:p>
+        </w:tc>
+        <w:tc>
+          <w:tcPr>
+            <w:tcW w:w="2578" w:type="pct"/>
+            <w:tcBorders>
+              <w:top w:val="single" w:sz="12" w:space="0" w:color="auto"/>
+            </w:tcBorders>
+            <w:vAlign w:val="center"/>
+          </w:tcPr>
+          <w:p>
+            <w:pPr>
+              <w:rPr>
+                <w:rFonts w:ascii="Arial" w:hAnsi="Arial" w:cs="Arial"/>
+                <w:i/>
+                <w:iCs/>
               </w:rPr>
             </w:pPr>
           </w:p>
@@ -2666,18 +2878,6 @@
     </w:tbl>
     <w:p>
       <w:pPr>
-        <w:pStyle w:val="Listenabsatz"/>
-        <w:rPr>
-          <w:rFonts w:ascii="Arial" w:hAnsi="Arial" w:cs="Arial"/>
-          <w:b/>
-          <w:bCs/>
-          <w:sz w:val="28"/>
-          <w:szCs w:val="28"/>
-        </w:rPr>
-      </w:pPr>
-    </w:p>
-    <w:p>
-      <w:pPr>
         <w:ind w:left="360"/>
         <w:rPr>
           <w:rFonts w:ascii="Arial" w:hAnsi="Arial" w:cs="Arial"/>
@@ -2722,259 +2922,7 @@
         </w:rPr>
       </w:pPr>
     </w:p>
-    <w:p>
-      <w:pPr>
-        <w:rPr>
-          <w:rFonts w:ascii="Arial" w:hAnsi="Arial" w:cs="Arial"/>
-          <w:b/>
-          <w:bCs/>
-          <w:sz w:val="28"/>
-          <w:szCs w:val="28"/>
-        </w:rPr>
-      </w:pPr>
-    </w:p>
-    <w:p>
-      <w:pPr>
-        <w:rPr>
-          <w:rFonts w:ascii="Arial" w:hAnsi="Arial" w:cs="Arial"/>
-          <w:b/>
-          <w:bCs/>
-          <w:sz w:val="28"/>
-          <w:szCs w:val="28"/>
-        </w:rPr>
-      </w:pPr>
-    </w:p>
-    <w:p>
-      <w:pPr>
-        <w:rPr>
-          <w:rFonts w:ascii="Arial" w:hAnsi="Arial" w:cs="Arial"/>
-          <w:b/>
-          <w:bCs/>
-          <w:sz w:val="28"/>
-          <w:szCs w:val="28"/>
-        </w:rPr>
-      </w:pPr>
-    </w:p>
-    <w:p>
-      <w:pPr>
-        <w:rPr>
-          <w:rFonts w:ascii="Arial" w:hAnsi="Arial" w:cs="Arial"/>
-          <w:b/>
-          <w:bCs/>
-          <w:sz w:val="28"/>
-          <w:szCs w:val="28"/>
-        </w:rPr>
-      </w:pPr>
-    </w:p>
-    <w:p>
-      <w:pPr>
-        <w:rPr>
-          <w:rFonts w:ascii="Arial" w:hAnsi="Arial" w:cs="Arial"/>
-          <w:b/>
-          <w:bCs/>
-          <w:sz w:val="28"/>
-          <w:szCs w:val="28"/>
-        </w:rPr>
-      </w:pPr>
-    </w:p>
-    <w:p>
-      <w:pPr>
-        <w:rPr>
-          <w:rFonts w:ascii="Arial" w:hAnsi="Arial" w:cs="Arial"/>
-          <w:b/>
-          <w:bCs/>
-          <w:sz w:val="28"/>
-          <w:szCs w:val="28"/>
-        </w:rPr>
-      </w:pPr>
-    </w:p>
-    <w:p>
-      <w:r>
-        <w:br w:type="page"/>
-      </w:r>
-    </w:p>
-    <w:p>
-      <w:pPr>
-        <w:pStyle w:val="Listenabsatz"/>
-      </w:pPr>
-      <w:r>
-        <w:lastRenderedPageBreak/>
-        <w:br w:type="page"/>
-      </w:r>
-    </w:p>
     <w:p/>
-    <w:tbl>
-      <w:tblPr>
-        <w:tblStyle w:val="Tabellenraster"/>
-        <w:tblpPr w:leftFromText="141" w:rightFromText="141" w:vertAnchor="text" w:horzAnchor="margin" w:tblpY="5076"/>
-        <w:tblW w:w="0" w:type="auto"/>
-        <w:tblLook w:val="04A0" w:firstRow="1" w:lastRow="0" w:firstColumn="1" w:lastColumn="0" w:noHBand="0" w:noVBand="1"/>
-      </w:tblPr>
-      <w:tblGrid>
-        <w:gridCol w:w="4351"/>
-        <w:gridCol w:w="4351"/>
-      </w:tblGrid>
-      <w:tr>
-        <w:tc>
-          <w:tcPr>
-            <w:tcW w:w="4351" w:type="dxa"/>
-          </w:tcPr>
-          <w:p>
-            <w:pPr>
-              <w:rPr>
-                <w:rFonts w:ascii="Arial" w:hAnsi="Arial" w:cs="Arial"/>
-                <w:sz w:val="28"/>
-                <w:szCs w:val="28"/>
-              </w:rPr>
-            </w:pPr>
-          </w:p>
-        </w:tc>
-        <w:tc>
-          <w:tcPr>
-            <w:tcW w:w="4351" w:type="dxa"/>
-          </w:tcPr>
-          <w:p>
-            <w:pPr>
-              <w:rPr>
-                <w:rFonts w:ascii="Arial" w:hAnsi="Arial" w:cs="Arial"/>
-                <w:sz w:val="28"/>
-                <w:szCs w:val="28"/>
-              </w:rPr>
-            </w:pPr>
-          </w:p>
-        </w:tc>
-      </w:tr>
-      <w:tr>
-        <w:tc>
-          <w:tcPr>
-            <w:tcW w:w="4351" w:type="dxa"/>
-          </w:tcPr>
-          <w:p>
-            <w:pPr>
-              <w:rPr>
-                <w:rFonts w:ascii="Arial" w:hAnsi="Arial" w:cs="Arial"/>
-                <w:sz w:val="28"/>
-                <w:szCs w:val="28"/>
-              </w:rPr>
-            </w:pPr>
-          </w:p>
-        </w:tc>
-        <w:tc>
-          <w:tcPr>
-            <w:tcW w:w="4351" w:type="dxa"/>
-          </w:tcPr>
-          <w:p>
-            <w:pPr>
-              <w:rPr>
-                <w:rFonts w:ascii="Arial" w:hAnsi="Arial" w:cs="Arial"/>
-                <w:sz w:val="28"/>
-                <w:szCs w:val="28"/>
-              </w:rPr>
-            </w:pPr>
-          </w:p>
-        </w:tc>
-      </w:tr>
-      <w:tr>
-        <w:tc>
-          <w:tcPr>
-            <w:tcW w:w="4351" w:type="dxa"/>
-          </w:tcPr>
-          <w:p>
-            <w:pPr>
-              <w:rPr>
-                <w:rFonts w:ascii="Arial" w:hAnsi="Arial" w:cs="Arial"/>
-                <w:sz w:val="28"/>
-                <w:szCs w:val="28"/>
-              </w:rPr>
-            </w:pPr>
-          </w:p>
-        </w:tc>
-        <w:tc>
-          <w:tcPr>
-            <w:tcW w:w="4351" w:type="dxa"/>
-          </w:tcPr>
-          <w:p>
-            <w:pPr>
-              <w:rPr>
-                <w:rFonts w:ascii="Arial" w:hAnsi="Arial" w:cs="Arial"/>
-                <w:sz w:val="28"/>
-                <w:szCs w:val="28"/>
-              </w:rPr>
-            </w:pPr>
-          </w:p>
-        </w:tc>
-      </w:tr>
-      <w:tr>
-        <w:tc>
-          <w:tcPr>
-            <w:tcW w:w="4351" w:type="dxa"/>
-          </w:tcPr>
-          <w:p>
-            <w:pPr>
-              <w:rPr>
-                <w:rFonts w:ascii="Arial" w:hAnsi="Arial" w:cs="Arial"/>
-                <w:sz w:val="28"/>
-                <w:szCs w:val="28"/>
-              </w:rPr>
-            </w:pPr>
-          </w:p>
-        </w:tc>
-        <w:tc>
-          <w:tcPr>
-            <w:tcW w:w="4351" w:type="dxa"/>
-          </w:tcPr>
-          <w:p>
-            <w:pPr>
-              <w:rPr>
-                <w:rFonts w:ascii="Arial" w:hAnsi="Arial" w:cs="Arial"/>
-                <w:sz w:val="28"/>
-                <w:szCs w:val="28"/>
-              </w:rPr>
-            </w:pPr>
-          </w:p>
-        </w:tc>
-      </w:tr>
-      <w:tr>
-        <w:tc>
-          <w:tcPr>
-            <w:tcW w:w="4351" w:type="dxa"/>
-          </w:tcPr>
-          <w:p>
-            <w:pPr>
-              <w:rPr>
-                <w:rFonts w:ascii="Arial" w:hAnsi="Arial" w:cs="Arial"/>
-                <w:sz w:val="28"/>
-                <w:szCs w:val="28"/>
-              </w:rPr>
-            </w:pPr>
-          </w:p>
-        </w:tc>
-        <w:tc>
-          <w:tcPr>
-            <w:tcW w:w="4351" w:type="dxa"/>
-          </w:tcPr>
-          <w:p>
-            <w:pPr>
-              <w:rPr>
-                <w:rFonts w:ascii="Arial" w:hAnsi="Arial" w:cs="Arial"/>
-                <w:sz w:val="28"/>
-                <w:szCs w:val="28"/>
-              </w:rPr>
-            </w:pPr>
-          </w:p>
-        </w:tc>
-      </w:tr>
-    </w:tbl>
-    <w:p>
-      <w:pPr>
-        <w:ind w:left="360"/>
-        <w:rPr>
-          <w:rFonts w:ascii="Arial" w:hAnsi="Arial" w:cs="Arial"/>
-          <w:sz w:val="28"/>
-          <w:szCs w:val="28"/>
-        </w:rPr>
-      </w:pPr>
-    </w:p>
     <w:sectPr>
       <w:headerReference w:type="default" r:id="rId7"/>
       <w:pgSz w:w="11906" w:h="16838"/>
@@ -4257,6 +4205,7 @@
   <w:style w:type="character" w:default="1" w:styleId="Absatz-Standardschriftart">
     <w:name w:val="Default Paragraph Font"/>
     <w:uiPriority w:val="1"/>
+    <w:semiHidden/>
     <w:unhideWhenUsed/>
   </w:style>
   <w:style w:type="table" w:default="1" w:styleId="NormaleTabelle">

--- a/Project-organisation/Lastenheft.docx
+++ b/Project-organisation/Lastenheft.docx
@@ -131,6 +131,12 @@
                 <w:rFonts w:ascii="Arial" w:hAnsi="Arial" w:cs="Arial"/>
               </w:rPr>
             </w:pPr>
+            <w:r>
+              <w:rPr>
+                <w:rFonts w:ascii="Arial" w:hAnsi="Arial" w:cs="Arial"/>
+              </w:rPr>
+              <w:t>Anton Armin</w:t>
+            </w:r>
           </w:p>
         </w:tc>
       </w:tr>
@@ -182,21 +188,21 @@
               <w:rPr>
                 <w:rFonts w:ascii="Arial" w:hAnsi="Arial" w:cs="Arial"/>
               </w:rPr>
+              <w:t>Bazaj</w:t>
+            </w:r>
+            <w:proofErr w:type="spellEnd"/>
+            <w:r>
+              <w:rPr>
+                <w:rFonts w:ascii="Arial" w:hAnsi="Arial" w:cs="Arial"/>
+              </w:rPr>
+              <w:t xml:space="preserve"> </w:t>
+            </w:r>
+            <w:proofErr w:type="spellStart"/>
+            <w:r>
+              <w:rPr>
+                <w:rFonts w:ascii="Arial" w:hAnsi="Arial" w:cs="Arial"/>
+              </w:rPr>
               <w:t>Donart</w:t>
-            </w:r>
-            <w:proofErr w:type="spellEnd"/>
-            <w:r>
-              <w:rPr>
-                <w:rFonts w:ascii="Arial" w:hAnsi="Arial" w:cs="Arial"/>
-              </w:rPr>
-              <w:t xml:space="preserve"> </w:t>
-            </w:r>
-            <w:proofErr w:type="spellStart"/>
-            <w:r>
-              <w:rPr>
-                <w:rFonts w:ascii="Arial" w:hAnsi="Arial" w:cs="Arial"/>
-              </w:rPr>
-              <w:t>Bazaj</w:t>
             </w:r>
             <w:proofErr w:type="spellEnd"/>
             <w:r>
@@ -307,7 +313,13 @@
               <w:rPr>
                 <w:rFonts w:ascii="Arial" w:hAnsi="Arial" w:cs="Arial"/>
               </w:rPr>
-              <w:t>28.03.2025</w:t>
+              <w:t>04.04</w:t>
+            </w:r>
+            <w:r>
+              <w:rPr>
+                <w:rFonts w:ascii="Arial" w:hAnsi="Arial" w:cs="Arial"/>
+              </w:rPr>
+              <w:t>.2025</w:t>
             </w:r>
           </w:p>
         </w:tc>
@@ -405,12 +417,20 @@
                 <w:rFonts w:ascii="Arial" w:hAnsi="Arial" w:cs="Arial"/>
               </w:rPr>
             </w:pPr>
-            <w:r>
-              <w:rPr>
-                <w:rFonts w:ascii="Arial" w:hAnsi="Arial" w:cs="Arial"/>
-              </w:rPr>
-              <w:t>Lastenheft.md</w:t>
-            </w:r>
+            <w:proofErr w:type="spellStart"/>
+            <w:r>
+              <w:rPr>
+                <w:rFonts w:ascii="Arial" w:hAnsi="Arial" w:cs="Arial"/>
+              </w:rPr>
+              <w:t>Lastenheft.</w:t>
+            </w:r>
+            <w:r>
+              <w:rPr>
+                <w:rFonts w:ascii="Arial" w:hAnsi="Arial" w:cs="Arial"/>
+              </w:rPr>
+              <w:t>doxc</w:t>
+            </w:r>
+            <w:proofErr w:type="spellEnd"/>
           </w:p>
         </w:tc>
       </w:tr>
@@ -645,21 +665,21 @@
               <w:rPr>
                 <w:rFonts w:ascii="Arial" w:hAnsi="Arial" w:cs="Arial"/>
               </w:rPr>
+              <w:t>Bazaj</w:t>
+            </w:r>
+            <w:proofErr w:type="spellEnd"/>
+            <w:r>
+              <w:rPr>
+                <w:rFonts w:ascii="Arial" w:hAnsi="Arial" w:cs="Arial"/>
+              </w:rPr>
+              <w:t xml:space="preserve"> </w:t>
+            </w:r>
+            <w:proofErr w:type="spellStart"/>
+            <w:r>
+              <w:rPr>
+                <w:rFonts w:ascii="Arial" w:hAnsi="Arial" w:cs="Arial"/>
+              </w:rPr>
               <w:t>Donart</w:t>
-            </w:r>
-            <w:proofErr w:type="spellEnd"/>
-            <w:r>
-              <w:rPr>
-                <w:rFonts w:ascii="Arial" w:hAnsi="Arial" w:cs="Arial"/>
-              </w:rPr>
-              <w:t xml:space="preserve"> </w:t>
-            </w:r>
-            <w:proofErr w:type="spellStart"/>
-            <w:r>
-              <w:rPr>
-                <w:rFonts w:ascii="Arial" w:hAnsi="Arial" w:cs="Arial"/>
-              </w:rPr>
-              <w:t>Bazaj</w:t>
             </w:r>
             <w:proofErr w:type="spellEnd"/>
           </w:p>
@@ -766,21 +786,21 @@
               <w:rPr>
                 <w:rFonts w:ascii="Arial" w:hAnsi="Arial" w:cs="Arial"/>
               </w:rPr>
+              <w:t>Bazaj</w:t>
+            </w:r>
+            <w:proofErr w:type="spellEnd"/>
+            <w:r>
+              <w:rPr>
+                <w:rFonts w:ascii="Arial" w:hAnsi="Arial" w:cs="Arial"/>
+              </w:rPr>
+              <w:t xml:space="preserve"> </w:t>
+            </w:r>
+            <w:proofErr w:type="spellStart"/>
+            <w:r>
+              <w:rPr>
+                <w:rFonts w:ascii="Arial" w:hAnsi="Arial" w:cs="Arial"/>
+              </w:rPr>
               <w:t>Donart</w:t>
-            </w:r>
-            <w:proofErr w:type="spellEnd"/>
-            <w:r>
-              <w:rPr>
-                <w:rFonts w:ascii="Arial" w:hAnsi="Arial" w:cs="Arial"/>
-              </w:rPr>
-              <w:t xml:space="preserve"> </w:t>
-            </w:r>
-            <w:proofErr w:type="spellStart"/>
-            <w:r>
-              <w:rPr>
-                <w:rFonts w:ascii="Arial" w:hAnsi="Arial" w:cs="Arial"/>
-              </w:rPr>
-              <w:t>Bazaj</w:t>
             </w:r>
             <w:proofErr w:type="spellEnd"/>
             <w:r>
@@ -825,6 +845,7 @@
             <w:tcW w:w="701" w:type="pct"/>
             <w:tcBorders>
               <w:top w:val="single" w:sz="12" w:space="0" w:color="auto"/>
+              <w:bottom w:val="single" w:sz="12" w:space="0" w:color="auto"/>
             </w:tcBorders>
             <w:vAlign w:val="center"/>
           </w:tcPr>
@@ -848,6 +869,7 @@
             <w:tcW w:w="860" w:type="pct"/>
             <w:tcBorders>
               <w:top w:val="single" w:sz="12" w:space="0" w:color="auto"/>
+              <w:bottom w:val="single" w:sz="12" w:space="0" w:color="auto"/>
             </w:tcBorders>
             <w:vAlign w:val="center"/>
           </w:tcPr>
@@ -871,9 +893,142 @@
             <w:tcW w:w="1174" w:type="pct"/>
             <w:tcBorders>
               <w:top w:val="single" w:sz="12" w:space="0" w:color="auto"/>
-            </w:tcBorders>
-            <w:vAlign w:val="center"/>
-          </w:tcPr>
+              <w:bottom w:val="single" w:sz="12" w:space="0" w:color="auto"/>
+            </w:tcBorders>
+            <w:vAlign w:val="center"/>
+          </w:tcPr>
+          <w:p>
+            <w:pPr>
+              <w:rPr>
+                <w:rFonts w:ascii="Arial" w:hAnsi="Arial" w:cs="Arial"/>
+              </w:rPr>
+            </w:pPr>
+            <w:r>
+              <w:rPr>
+                <w:rFonts w:ascii="Arial" w:hAnsi="Arial" w:cs="Arial"/>
+              </w:rPr>
+              <w:t>Bichler Nadine</w:t>
+            </w:r>
+          </w:p>
+        </w:tc>
+        <w:tc>
+          <w:tcPr>
+            <w:tcW w:w="2265" w:type="pct"/>
+            <w:tcBorders>
+              <w:top w:val="single" w:sz="12" w:space="0" w:color="auto"/>
+              <w:bottom w:val="single" w:sz="12" w:space="0" w:color="auto"/>
+            </w:tcBorders>
+            <w:vAlign w:val="center"/>
+          </w:tcPr>
+          <w:p>
+            <w:pPr>
+              <w:rPr>
+                <w:rFonts w:ascii="Arial" w:hAnsi="Arial" w:cs="Arial"/>
+              </w:rPr>
+            </w:pPr>
+            <w:r>
+              <w:rPr>
+                <w:rFonts w:ascii="Arial" w:hAnsi="Arial" w:cs="Arial"/>
+              </w:rPr>
+              <w:t>Erweiterung und Anpassung</w:t>
+            </w:r>
+          </w:p>
+        </w:tc>
+      </w:tr>
+      <w:tr>
+        <w:trPr>
+          <w:trHeight w:val="677"/>
+          <w:jc w:val="center"/>
+        </w:trPr>
+        <w:tc>
+          <w:tcPr>
+            <w:tcW w:w="701" w:type="pct"/>
+            <w:tcBorders>
+              <w:top w:val="single" w:sz="12" w:space="0" w:color="auto"/>
+            </w:tcBorders>
+            <w:vAlign w:val="center"/>
+          </w:tcPr>
+          <w:p>
+            <w:pPr>
+              <w:jc w:val="center"/>
+              <w:rPr>
+                <w:rFonts w:ascii="Arial" w:hAnsi="Arial" w:cs="Arial"/>
+              </w:rPr>
+            </w:pPr>
+            <w:r>
+              <w:rPr>
+                <w:rFonts w:ascii="Arial" w:hAnsi="Arial" w:cs="Arial"/>
+              </w:rPr>
+              <w:t>0.4</w:t>
+            </w:r>
+          </w:p>
+        </w:tc>
+        <w:tc>
+          <w:tcPr>
+            <w:tcW w:w="860" w:type="pct"/>
+            <w:tcBorders>
+              <w:top w:val="single" w:sz="12" w:space="0" w:color="auto"/>
+            </w:tcBorders>
+            <w:vAlign w:val="center"/>
+          </w:tcPr>
+          <w:p>
+            <w:pPr>
+              <w:jc w:val="center"/>
+              <w:rPr>
+                <w:rFonts w:ascii="Arial" w:hAnsi="Arial" w:cs="Arial"/>
+              </w:rPr>
+            </w:pPr>
+            <w:r>
+              <w:rPr>
+                <w:rFonts w:ascii="Arial" w:hAnsi="Arial" w:cs="Arial"/>
+              </w:rPr>
+              <w:t>04.04.2025</w:t>
+            </w:r>
+          </w:p>
+        </w:tc>
+        <w:tc>
+          <w:tcPr>
+            <w:tcW w:w="1174" w:type="pct"/>
+            <w:tcBorders>
+              <w:top w:val="single" w:sz="12" w:space="0" w:color="auto"/>
+            </w:tcBorders>
+            <w:vAlign w:val="center"/>
+          </w:tcPr>
+          <w:p>
+            <w:pPr>
+              <w:rPr>
+                <w:rFonts w:ascii="Arial" w:hAnsi="Arial" w:cs="Arial"/>
+              </w:rPr>
+            </w:pPr>
+            <w:proofErr w:type="spellStart"/>
+            <w:r>
+              <w:rPr>
+                <w:rFonts w:ascii="Arial" w:hAnsi="Arial" w:cs="Arial"/>
+              </w:rPr>
+              <w:t>Bazaj</w:t>
+            </w:r>
+            <w:proofErr w:type="spellEnd"/>
+            <w:r>
+              <w:rPr>
+                <w:rFonts w:ascii="Arial" w:hAnsi="Arial" w:cs="Arial"/>
+              </w:rPr>
+              <w:t xml:space="preserve"> </w:t>
+            </w:r>
+            <w:proofErr w:type="spellStart"/>
+            <w:r>
+              <w:rPr>
+                <w:rFonts w:ascii="Arial" w:hAnsi="Arial" w:cs="Arial"/>
+              </w:rPr>
+              <w:t>Donart</w:t>
+            </w:r>
+            <w:proofErr w:type="spellEnd"/>
+            <w:r>
+              <w:rPr>
+                <w:rFonts w:ascii="Arial" w:hAnsi="Arial" w:cs="Arial"/>
+              </w:rPr>
+              <w:t>,</w:t>
+            </w:r>
+          </w:p>
           <w:p>
             <w:pPr>
               <w:rPr>
@@ -1025,6 +1180,7 @@
           <w:sz w:val="28"/>
           <w:szCs w:val="28"/>
         </w:rPr>
+        <w:lastRenderedPageBreak/>
         <w:t xml:space="preserve">Produktübersicht </w:t>
       </w:r>
     </w:p>
@@ -1051,7 +1207,6 @@
         <w:rPr>
           <w:rFonts w:ascii="Arial" w:hAnsi="Arial" w:cs="Arial"/>
         </w:rPr>
-        <w:lastRenderedPageBreak/>
         <w:t>Es soll eine Sprachsteuerung für die Spritzgussmaschine entwickelt werden, welche anhand der Sprachbefehle 1-9 ein Zeitsignal erstellt und dieses auf der Benutzeroberfläche darstellt.</w:t>
       </w:r>
     </w:p>
@@ -1381,7 +1536,6 @@
             <w:tcW w:w="781" w:type="pct"/>
             <w:tcBorders>
               <w:top w:val="single" w:sz="12" w:space="0" w:color="auto"/>
-              <w:bottom w:val="single" w:sz="12" w:space="0" w:color="auto"/>
             </w:tcBorders>
             <w:vAlign w:val="center"/>
           </w:tcPr>
@@ -1396,7 +1550,7 @@
               <w:rPr>
                 <w:rFonts w:ascii="Arial" w:hAnsi="Arial" w:cs="Arial"/>
               </w:rPr>
-              <w:t>FA2.0</w:t>
+              <w:t>FA1.1</w:t>
             </w:r>
           </w:p>
         </w:tc>
@@ -1405,23 +1559,28 @@
             <w:tcW w:w="4219" w:type="pct"/>
             <w:tcBorders>
               <w:top w:val="single" w:sz="12" w:space="0" w:color="auto"/>
-              <w:bottom w:val="single" w:sz="12" w:space="0" w:color="auto"/>
-            </w:tcBorders>
-            <w:vAlign w:val="center"/>
-          </w:tcPr>
-          <w:p>
-            <w:pPr>
-              <w:rPr>
-                <w:rFonts w:ascii="Arial" w:hAnsi="Arial" w:cs="Arial"/>
-              </w:rPr>
-            </w:pPr>
-            <w:r>
-              <w:rPr>
-                <w:rFonts w:ascii="Arial" w:hAnsi="Arial" w:cs="Arial"/>
-                <w:i/>
-                <w:iCs/>
-              </w:rPr>
-              <w:t>Sprachverarbeitung</w:t>
+            </w:tcBorders>
+            <w:vAlign w:val="center"/>
+          </w:tcPr>
+          <w:p>
+            <w:pPr>
+              <w:rPr>
+                <w:rFonts w:ascii="Arial" w:hAnsi="Arial" w:cs="Arial"/>
+              </w:rPr>
+            </w:pPr>
+            <w:proofErr w:type="spellStart"/>
+            <w:r>
+              <w:rPr>
+                <w:rFonts w:ascii="Arial" w:hAnsi="Arial" w:cs="Arial"/>
+              </w:rPr>
+              <w:t>Sprachbefehlerkennung</w:t>
+            </w:r>
+            <w:proofErr w:type="spellEnd"/>
+            <w:r>
+              <w:rPr>
+                <w:rFonts w:ascii="Arial" w:hAnsi="Arial" w:cs="Arial"/>
+              </w:rPr>
+              <w:t>: Ziffern 1-9 aus Umgebungsgeräuschen erkennen</w:t>
             </w:r>
           </w:p>
         </w:tc>
@@ -1436,6 +1595,7 @@
             <w:tcW w:w="781" w:type="pct"/>
             <w:tcBorders>
               <w:top w:val="single" w:sz="12" w:space="0" w:color="auto"/>
+              <w:bottom w:val="single" w:sz="12" w:space="0" w:color="auto"/>
             </w:tcBorders>
             <w:vAlign w:val="center"/>
           </w:tcPr>
@@ -1450,7 +1610,7 @@
               <w:rPr>
                 <w:rFonts w:ascii="Arial" w:hAnsi="Arial" w:cs="Arial"/>
               </w:rPr>
-              <w:t>FA2.1</w:t>
+              <w:t>FA2.0</w:t>
             </w:r>
           </w:p>
         </w:tc>
@@ -1459,20 +1619,23 @@
             <w:tcW w:w="4219" w:type="pct"/>
             <w:tcBorders>
               <w:top w:val="single" w:sz="12" w:space="0" w:color="auto"/>
-            </w:tcBorders>
-            <w:vAlign w:val="center"/>
-          </w:tcPr>
-          <w:p>
-            <w:pPr>
-              <w:rPr>
-                <w:rFonts w:ascii="Arial" w:hAnsi="Arial" w:cs="Arial"/>
-              </w:rPr>
-            </w:pPr>
-            <w:r>
-              <w:rPr>
-                <w:rFonts w:ascii="Arial" w:hAnsi="Arial" w:cs="Arial"/>
-              </w:rPr>
-              <w:t>Fouriertransformation</w:t>
+              <w:bottom w:val="single" w:sz="12" w:space="0" w:color="auto"/>
+            </w:tcBorders>
+            <w:vAlign w:val="center"/>
+          </w:tcPr>
+          <w:p>
+            <w:pPr>
+              <w:rPr>
+                <w:rFonts w:ascii="Arial" w:hAnsi="Arial" w:cs="Arial"/>
+              </w:rPr>
+            </w:pPr>
+            <w:r>
+              <w:rPr>
+                <w:rFonts w:ascii="Arial" w:hAnsi="Arial" w:cs="Arial"/>
+                <w:i/>
+                <w:iCs/>
+              </w:rPr>
+              <w:t>Sprachverarbeitung</w:t>
             </w:r>
           </w:p>
         </w:tc>
@@ -1501,7 +1664,7 @@
               <w:rPr>
                 <w:rFonts w:ascii="Arial" w:hAnsi="Arial" w:cs="Arial"/>
               </w:rPr>
-              <w:t>FA3.0</w:t>
+              <w:t>FA2.1</w:t>
             </w:r>
           </w:p>
         </w:tc>
@@ -1522,10 +1685,8 @@
             <w:r>
               <w:rPr>
                 <w:rFonts w:ascii="Arial" w:hAnsi="Arial" w:cs="Arial"/>
-                <w:i/>
-                <w:iCs/>
-              </w:rPr>
-              <w:t>Darstellung des Zeitsignals &amp; der Befehle</w:t>
+              </w:rPr>
+              <w:t>Fouriertransformation</w:t>
             </w:r>
           </w:p>
         </w:tc>
@@ -1554,7 +1715,7 @@
               <w:rPr>
                 <w:rFonts w:ascii="Arial" w:hAnsi="Arial" w:cs="Arial"/>
               </w:rPr>
-              <w:t>FA4.0</w:t>
+              <w:t>FA3.0</w:t>
             </w:r>
           </w:p>
         </w:tc>
@@ -1568,19 +1729,127 @@
           </w:tcPr>
           <w:p>
             <w:pPr>
+              <w:rPr>
+                <w:rFonts w:ascii="Arial" w:hAnsi="Arial" w:cs="Arial"/>
+              </w:rPr>
+            </w:pPr>
+            <w:r>
               <w:rPr>
                 <w:rFonts w:ascii="Arial" w:hAnsi="Arial" w:cs="Arial"/>
                 <w:i/>
                 <w:iCs/>
               </w:rPr>
-            </w:pPr>
-            <w:r>
+              <w:t>Darstellung des Zeitsignals &amp; der Befehle</w:t>
+            </w:r>
+          </w:p>
+        </w:tc>
+      </w:tr>
+      <w:tr>
+        <w:trPr>
+          <w:trHeight w:val="677"/>
+          <w:jc w:val="center"/>
+        </w:trPr>
+        <w:tc>
+          <w:tcPr>
+            <w:tcW w:w="781" w:type="pct"/>
+            <w:tcBorders>
+              <w:top w:val="single" w:sz="12" w:space="0" w:color="auto"/>
+              <w:bottom w:val="single" w:sz="12" w:space="0" w:color="auto"/>
+            </w:tcBorders>
+            <w:vAlign w:val="center"/>
+          </w:tcPr>
+          <w:p>
+            <w:pPr>
+              <w:jc w:val="center"/>
+              <w:rPr>
+                <w:rFonts w:ascii="Arial" w:hAnsi="Arial" w:cs="Arial"/>
+              </w:rPr>
+            </w:pPr>
+            <w:r>
+              <w:rPr>
+                <w:rFonts w:ascii="Arial" w:hAnsi="Arial" w:cs="Arial"/>
+              </w:rPr>
+              <w:t>FA4.0</w:t>
+            </w:r>
+          </w:p>
+        </w:tc>
+        <w:tc>
+          <w:tcPr>
+            <w:tcW w:w="4219" w:type="pct"/>
+            <w:tcBorders>
+              <w:top w:val="single" w:sz="12" w:space="0" w:color="auto"/>
+              <w:bottom w:val="single" w:sz="12" w:space="0" w:color="auto"/>
+            </w:tcBorders>
+            <w:vAlign w:val="center"/>
+          </w:tcPr>
+          <w:p>
+            <w:pPr>
               <w:rPr>
                 <w:rFonts w:ascii="Arial" w:hAnsi="Arial" w:cs="Arial"/>
                 <w:i/>
                 <w:iCs/>
               </w:rPr>
+            </w:pPr>
+            <w:r>
+              <w:rPr>
+                <w:rFonts w:ascii="Arial" w:hAnsi="Arial" w:cs="Arial"/>
+                <w:i/>
+                <w:iCs/>
+              </w:rPr>
               <w:t>GUI Ergonomie</w:t>
+            </w:r>
+          </w:p>
+        </w:tc>
+      </w:tr>
+      <w:tr>
+        <w:trPr>
+          <w:trHeight w:val="677"/>
+          <w:jc w:val="center"/>
+        </w:trPr>
+        <w:tc>
+          <w:tcPr>
+            <w:tcW w:w="781" w:type="pct"/>
+            <w:tcBorders>
+              <w:top w:val="single" w:sz="12" w:space="0" w:color="auto"/>
+              <w:bottom w:val="single" w:sz="12" w:space="0" w:color="auto"/>
+            </w:tcBorders>
+            <w:vAlign w:val="center"/>
+          </w:tcPr>
+          <w:p>
+            <w:pPr>
+              <w:jc w:val="center"/>
+              <w:rPr>
+                <w:rFonts w:ascii="Arial" w:hAnsi="Arial" w:cs="Arial"/>
+              </w:rPr>
+            </w:pPr>
+            <w:r>
+              <w:rPr>
+                <w:rFonts w:ascii="Arial" w:hAnsi="Arial" w:cs="Arial"/>
+              </w:rPr>
+              <w:t>FA4.1</w:t>
+            </w:r>
+          </w:p>
+        </w:tc>
+        <w:tc>
+          <w:tcPr>
+            <w:tcW w:w="4219" w:type="pct"/>
+            <w:tcBorders>
+              <w:top w:val="single" w:sz="12" w:space="0" w:color="auto"/>
+              <w:bottom w:val="single" w:sz="12" w:space="0" w:color="auto"/>
+            </w:tcBorders>
+            <w:vAlign w:val="center"/>
+          </w:tcPr>
+          <w:p>
+            <w:pPr>
+              <w:rPr>
+                <w:rFonts w:ascii="Arial" w:hAnsi="Arial" w:cs="Arial"/>
+              </w:rPr>
+            </w:pPr>
+            <w:r>
+              <w:rPr>
+                <w:rFonts w:ascii="Arial" w:hAnsi="Arial" w:cs="Arial"/>
+              </w:rPr>
+              <w:t>Echtzeitausgabe der Zeitsignale &amp; Befehle</w:t>
             </w:r>
           </w:p>
         </w:tc>
@@ -1729,7 +1998,6 @@
           <w:sz w:val="28"/>
           <w:szCs w:val="28"/>
         </w:rPr>
-        <w:lastRenderedPageBreak/>
         <w:t>Nichtfunktionale Anforderungen</w:t>
       </w:r>
     </w:p>
@@ -1907,6 +2175,12 @@
               <w:rPr>
                 <w:rFonts w:ascii="Arial" w:hAnsi="Arial" w:cs="Arial"/>
               </w:rPr>
+              <w:t xml:space="preserve">Moderne </w:t>
+            </w:r>
+            <w:r>
+              <w:rPr>
+                <w:rFonts w:ascii="Arial" w:hAnsi="Arial" w:cs="Arial"/>
+              </w:rPr>
               <w:t>Benutzeranwendung</w:t>
             </w:r>
           </w:p>
@@ -1922,6 +2196,7 @@
             <w:tcW w:w="781" w:type="pct"/>
             <w:tcBorders>
               <w:top w:val="single" w:sz="12" w:space="0" w:color="auto"/>
+              <w:bottom w:val="single" w:sz="12" w:space="0" w:color="auto"/>
             </w:tcBorders>
             <w:vAlign w:val="center"/>
           </w:tcPr>
@@ -1945,6 +2220,7 @@
             <w:tcW w:w="4219" w:type="pct"/>
             <w:tcBorders>
               <w:top w:val="single" w:sz="12" w:space="0" w:color="auto"/>
+              <w:bottom w:val="single" w:sz="12" w:space="0" w:color="auto"/>
             </w:tcBorders>
             <w:vAlign w:val="center"/>
           </w:tcPr>
@@ -1959,6 +2235,57 @@
                 <w:rFonts w:ascii="Arial" w:hAnsi="Arial" w:cs="Arial"/>
               </w:rPr>
               <w:t>Einheitliches Erscheinungsbild und damit ähnliche Usability aller Benutzeroberflächen</w:t>
+            </w:r>
+          </w:p>
+        </w:tc>
+      </w:tr>
+      <w:tr>
+        <w:trPr>
+          <w:trHeight w:val="677"/>
+          <w:jc w:val="center"/>
+        </w:trPr>
+        <w:tc>
+          <w:tcPr>
+            <w:tcW w:w="781" w:type="pct"/>
+            <w:tcBorders>
+              <w:top w:val="single" w:sz="12" w:space="0" w:color="auto"/>
+            </w:tcBorders>
+            <w:vAlign w:val="center"/>
+          </w:tcPr>
+          <w:p>
+            <w:pPr>
+              <w:jc w:val="center"/>
+              <w:rPr>
+                <w:rFonts w:ascii="Arial" w:hAnsi="Arial" w:cs="Arial"/>
+              </w:rPr>
+            </w:pPr>
+            <w:r>
+              <w:rPr>
+                <w:rFonts w:ascii="Arial" w:hAnsi="Arial" w:cs="Arial"/>
+              </w:rPr>
+              <w:t>NA3</w:t>
+            </w:r>
+          </w:p>
+        </w:tc>
+        <w:tc>
+          <w:tcPr>
+            <w:tcW w:w="4219" w:type="pct"/>
+            <w:tcBorders>
+              <w:top w:val="single" w:sz="12" w:space="0" w:color="auto"/>
+            </w:tcBorders>
+            <w:vAlign w:val="center"/>
+          </w:tcPr>
+          <w:p>
+            <w:pPr>
+              <w:rPr>
+                <w:rFonts w:ascii="Arial" w:hAnsi="Arial" w:cs="Arial"/>
+              </w:rPr>
+            </w:pPr>
+            <w:r>
+              <w:rPr>
+                <w:rFonts w:ascii="Arial" w:hAnsi="Arial" w:cs="Arial"/>
+              </w:rPr>
+              <w:t>Handbuch</w:t>
             </w:r>
           </w:p>
         </w:tc>
@@ -2091,9 +2418,8 @@
       <w:r>
         <w:rPr>
           <w:rFonts w:ascii="Arial" w:hAnsi="Arial" w:cs="Arial"/>
-          <w:color w:val="FF0000"/>
-        </w:rPr>
-        <w:t>Eine Steuerung die die Programmlogik erstellt</w:t>
+        </w:rPr>
+        <w:t>Handbuch</w:t>
       </w:r>
     </w:p>
     <w:p>
@@ -2105,313 +2431,20 @@
         </w:numPr>
         <w:rPr>
           <w:rFonts w:ascii="Arial" w:hAnsi="Arial" w:cs="Arial"/>
-          <w:color w:val="0B769F" w:themeColor="accent4" w:themeShade="BF"/>
         </w:rPr>
       </w:pPr>
       <w:r>
         <w:rPr>
           <w:rFonts w:ascii="Arial" w:hAnsi="Arial" w:cs="Arial"/>
-          <w:color w:val="0B769F" w:themeColor="accent4" w:themeShade="BF"/>
-        </w:rPr>
-        <w:t xml:space="preserve">Die </w:t>
+        </w:rPr>
+        <w:t>Eine Logiksteuerung, die die Programmabläufe definiert</w:t>
       </w:r>
-      <w:proofErr w:type="spellStart"/>
       <w:r>
         <w:rPr>
           <w:rFonts w:ascii="Arial" w:hAnsi="Arial" w:cs="Arial"/>
-          <w:color w:val="0B769F" w:themeColor="accent4" w:themeShade="BF"/>
-        </w:rPr>
-        <w:t>Presentation</w:t>
-      </w:r>
-      <w:proofErr w:type="spellEnd"/>
-      <w:r>
-        <w:rPr>
-          <w:rFonts w:ascii="Arial" w:hAnsi="Arial" w:cs="Arial"/>
-          <w:color w:val="0B769F" w:themeColor="accent4" w:themeShade="BF"/>
-        </w:rPr>
-        <w:t xml:space="preserve"> Layer muss in WPF verfasst werden. </w:t>
-      </w:r>
-    </w:p>
-    <w:p>
-      <w:pPr>
-        <w:pStyle w:val="Listenabsatz"/>
-        <w:numPr>
-          <w:ilvl w:val="0"/>
-          <w:numId w:val="5"/>
-        </w:numPr>
-        <w:rPr>
-          <w:rFonts w:ascii="Arial" w:hAnsi="Arial" w:cs="Arial"/>
-          <w:color w:val="0B769F" w:themeColor="accent4" w:themeShade="BF"/>
-        </w:rPr>
-      </w:pPr>
-      <w:r>
-        <w:rPr>
-          <w:rFonts w:ascii="Arial" w:hAnsi="Arial" w:cs="Arial"/>
-          <w:color w:val="0B769F" w:themeColor="accent4" w:themeShade="BF"/>
-        </w:rPr>
-        <w:t xml:space="preserve">Die Sprachbefehle verwenden die </w:t>
-      </w:r>
-      <w:proofErr w:type="spellStart"/>
-      <w:r>
-        <w:rPr>
-          <w:rFonts w:ascii="Arial" w:hAnsi="Arial" w:cs="Arial"/>
-          <w:color w:val="0B769F" w:themeColor="accent4" w:themeShade="BF"/>
-        </w:rPr>
-        <w:t>ziffern</w:t>
-      </w:r>
-      <w:proofErr w:type="spellEnd"/>
-      <w:r>
-        <w:rPr>
-          <w:rFonts w:ascii="Arial" w:hAnsi="Arial" w:cs="Arial"/>
-          <w:color w:val="0B769F" w:themeColor="accent4" w:themeShade="BF"/>
-        </w:rPr>
-        <w:t xml:space="preserve"> 1-9</w:t>
-      </w:r>
-    </w:p>
-    <w:p>
-      <w:pPr>
-        <w:pStyle w:val="Listenabsatz"/>
-        <w:numPr>
-          <w:ilvl w:val="0"/>
-          <w:numId w:val="5"/>
-        </w:numPr>
-        <w:rPr>
-          <w:rFonts w:ascii="Arial" w:hAnsi="Arial" w:cs="Arial"/>
-          <w:color w:val="0B769F" w:themeColor="accent4" w:themeShade="BF"/>
-        </w:rPr>
-      </w:pPr>
-      <w:r>
-        <w:rPr>
-          <w:rFonts w:ascii="Arial" w:hAnsi="Arial" w:cs="Arial"/>
-          <w:color w:val="0B769F" w:themeColor="accent4" w:themeShade="BF"/>
-        </w:rPr>
-        <w:t xml:space="preserve">Sprachbefehle als </w:t>
-      </w:r>
-      <w:proofErr w:type="spellStart"/>
-      <w:r>
-        <w:rPr>
-          <w:rFonts w:ascii="Arial" w:hAnsi="Arial" w:cs="Arial"/>
-          <w:color w:val="0B769F" w:themeColor="accent4" w:themeShade="BF"/>
-        </w:rPr>
-        <w:t>zeitsignal</w:t>
-      </w:r>
-      <w:proofErr w:type="spellEnd"/>
-      <w:r>
-        <w:rPr>
-          <w:rFonts w:ascii="Arial" w:hAnsi="Arial" w:cs="Arial"/>
-          <w:color w:val="0B769F" w:themeColor="accent4" w:themeShade="BF"/>
         </w:rPr>
         <w:t xml:space="preserve"> </w:t>
       </w:r>
-    </w:p>
-    <w:p>
-      <w:pPr>
-        <w:pStyle w:val="Listenabsatz"/>
-        <w:numPr>
-          <w:ilvl w:val="0"/>
-          <w:numId w:val="5"/>
-        </w:numPr>
-        <w:rPr>
-          <w:rFonts w:ascii="Arial" w:hAnsi="Arial" w:cs="Arial"/>
-          <w:color w:val="0B769F" w:themeColor="accent4" w:themeShade="BF"/>
-        </w:rPr>
-      </w:pPr>
-      <w:r>
-        <w:rPr>
-          <w:rFonts w:ascii="Arial" w:hAnsi="Arial" w:cs="Arial"/>
-          <w:color w:val="0B769F" w:themeColor="accent4" w:themeShade="BF"/>
-        </w:rPr>
-        <w:t xml:space="preserve">Standardmikrofon des </w:t>
-      </w:r>
-      <w:proofErr w:type="spellStart"/>
-      <w:r>
-        <w:rPr>
-          <w:rFonts w:ascii="Arial" w:hAnsi="Arial" w:cs="Arial"/>
-          <w:color w:val="0B769F" w:themeColor="accent4" w:themeShade="BF"/>
-        </w:rPr>
-        <w:t>rechners</w:t>
-      </w:r>
-      <w:proofErr w:type="spellEnd"/>
-    </w:p>
-    <w:p>
-      <w:pPr>
-        <w:pStyle w:val="Listenabsatz"/>
-        <w:numPr>
-          <w:ilvl w:val="0"/>
-          <w:numId w:val="5"/>
-        </w:numPr>
-        <w:rPr>
-          <w:rFonts w:ascii="Arial" w:hAnsi="Arial" w:cs="Arial"/>
-          <w:color w:val="0B769F" w:themeColor="accent4" w:themeShade="BF"/>
-        </w:rPr>
-      </w:pPr>
-      <w:r>
-        <w:rPr>
-          <w:rFonts w:ascii="Arial" w:hAnsi="Arial" w:cs="Arial"/>
-          <w:color w:val="0B769F" w:themeColor="accent4" w:themeShade="BF"/>
-        </w:rPr>
-        <w:t xml:space="preserve">Mit </w:t>
-      </w:r>
-      <w:proofErr w:type="spellStart"/>
-      <w:r>
-        <w:rPr>
-          <w:rFonts w:ascii="Arial" w:hAnsi="Arial" w:cs="Arial"/>
-          <w:color w:val="0B769F" w:themeColor="accent4" w:themeShade="BF"/>
-        </w:rPr>
-        <w:t>fouriertransformation</w:t>
-      </w:r>
-      <w:proofErr w:type="spellEnd"/>
-      <w:r>
-        <w:rPr>
-          <w:rFonts w:ascii="Arial" w:hAnsi="Arial" w:cs="Arial"/>
-          <w:color w:val="0B769F" w:themeColor="accent4" w:themeShade="BF"/>
-        </w:rPr>
-        <w:t xml:space="preserve"> soll aus </w:t>
-      </w:r>
-      <w:proofErr w:type="spellStart"/>
-      <w:r>
-        <w:rPr>
-          <w:rFonts w:ascii="Arial" w:hAnsi="Arial" w:cs="Arial"/>
-          <w:color w:val="0B769F" w:themeColor="accent4" w:themeShade="BF"/>
-        </w:rPr>
-        <w:t>zeitsignal</w:t>
-      </w:r>
-      <w:proofErr w:type="spellEnd"/>
-      <w:r>
-        <w:rPr>
-          <w:rFonts w:ascii="Arial" w:hAnsi="Arial" w:cs="Arial"/>
-          <w:color w:val="0B769F" w:themeColor="accent4" w:themeShade="BF"/>
-        </w:rPr>
-        <w:t xml:space="preserve"> 1-9 erkannt und auf </w:t>
-      </w:r>
-      <w:proofErr w:type="spellStart"/>
-      <w:r>
-        <w:rPr>
-          <w:rFonts w:ascii="Arial" w:hAnsi="Arial" w:cs="Arial"/>
-          <w:color w:val="0B769F" w:themeColor="accent4" w:themeShade="BF"/>
-        </w:rPr>
-        <w:t>gui</w:t>
-      </w:r>
-      <w:proofErr w:type="spellEnd"/>
-      <w:r>
-        <w:rPr>
-          <w:rFonts w:ascii="Arial" w:hAnsi="Arial" w:cs="Arial"/>
-          <w:color w:val="0B769F" w:themeColor="accent4" w:themeShade="BF"/>
-        </w:rPr>
-        <w:t xml:space="preserve"> angezeigt werden</w:t>
-      </w:r>
-    </w:p>
-    <w:p>
-      <w:pPr>
-        <w:pStyle w:val="Listenabsatz"/>
-        <w:numPr>
-          <w:ilvl w:val="0"/>
-          <w:numId w:val="5"/>
-        </w:numPr>
-        <w:rPr>
-          <w:rFonts w:ascii="Arial" w:hAnsi="Arial" w:cs="Arial"/>
-          <w:color w:val="0B769F" w:themeColor="accent4" w:themeShade="BF"/>
-        </w:rPr>
-      </w:pPr>
-      <w:proofErr w:type="spellStart"/>
-      <w:r>
-        <w:rPr>
-          <w:rFonts w:ascii="Arial" w:hAnsi="Arial" w:cs="Arial"/>
-          <w:color w:val="0B769F" w:themeColor="accent4" w:themeShade="BF"/>
-        </w:rPr>
-        <w:t>Gui</w:t>
-      </w:r>
-      <w:proofErr w:type="spellEnd"/>
-      <w:r>
-        <w:rPr>
-          <w:rFonts w:ascii="Arial" w:hAnsi="Arial" w:cs="Arial"/>
-          <w:color w:val="0B769F" w:themeColor="accent4" w:themeShade="BF"/>
-        </w:rPr>
-        <w:t xml:space="preserve"> einfach bedienbar &amp; </w:t>
-      </w:r>
-      <w:proofErr w:type="spellStart"/>
-      <w:r>
-        <w:rPr>
-          <w:rFonts w:ascii="Arial" w:hAnsi="Arial" w:cs="Arial"/>
-          <w:color w:val="0B769F" w:themeColor="accent4" w:themeShade="BF"/>
-        </w:rPr>
-        <w:t>gängische</w:t>
-      </w:r>
-      <w:proofErr w:type="spellEnd"/>
-      <w:r>
-        <w:rPr>
-          <w:rFonts w:ascii="Arial" w:hAnsi="Arial" w:cs="Arial"/>
-          <w:color w:val="0B769F" w:themeColor="accent4" w:themeShade="BF"/>
-        </w:rPr>
-        <w:t xml:space="preserve"> softwareergonomische </w:t>
-      </w:r>
-      <w:proofErr w:type="spellStart"/>
-      <w:r>
-        <w:rPr>
-          <w:rFonts w:ascii="Arial" w:hAnsi="Arial" w:cs="Arial"/>
-          <w:color w:val="0B769F" w:themeColor="accent4" w:themeShade="BF"/>
-        </w:rPr>
-        <w:t>anforderungen</w:t>
-      </w:r>
-      <w:proofErr w:type="spellEnd"/>
-    </w:p>
-    <w:p>
-      <w:pPr>
-        <w:pStyle w:val="Listenabsatz"/>
-        <w:numPr>
-          <w:ilvl w:val="0"/>
-          <w:numId w:val="5"/>
-        </w:numPr>
-        <w:rPr>
-          <w:rFonts w:ascii="Arial" w:hAnsi="Arial" w:cs="Arial"/>
-          <w:color w:val="0B769F" w:themeColor="accent4" w:themeShade="BF"/>
-        </w:rPr>
-      </w:pPr>
-      <w:r>
-        <w:rPr>
-          <w:rFonts w:ascii="Arial" w:hAnsi="Arial" w:cs="Arial"/>
-          <w:color w:val="0B769F" w:themeColor="accent4" w:themeShade="BF"/>
-        </w:rPr>
-        <w:t>Deadline = 27.6 um 11:35</w:t>
-      </w:r>
-    </w:p>
-    <w:p>
-      <w:pPr>
-        <w:pStyle w:val="Listenabsatz"/>
-        <w:numPr>
-          <w:ilvl w:val="0"/>
-          <w:numId w:val="5"/>
-        </w:numPr>
-        <w:rPr>
-          <w:rFonts w:ascii="Arial" w:hAnsi="Arial" w:cs="Arial"/>
-          <w:color w:val="0B769F" w:themeColor="accent4" w:themeShade="BF"/>
-        </w:rPr>
-      </w:pPr>
-      <w:r>
-        <w:rPr>
-          <w:rFonts w:ascii="Arial" w:hAnsi="Arial" w:cs="Arial"/>
-          <w:color w:val="0B769F" w:themeColor="accent4" w:themeShade="BF"/>
-        </w:rPr>
-        <w:t xml:space="preserve">Modernes </w:t>
-      </w:r>
-      <w:proofErr w:type="spellStart"/>
-      <w:r>
-        <w:rPr>
-          <w:rFonts w:ascii="Arial" w:hAnsi="Arial" w:cs="Arial"/>
-          <w:color w:val="0B769F" w:themeColor="accent4" w:themeShade="BF"/>
-        </w:rPr>
-        <w:t>erscheinungsbild</w:t>
-      </w:r>
-      <w:proofErr w:type="spellEnd"/>
-    </w:p>
-    <w:p>
-      <w:pPr>
-        <w:pStyle w:val="Listenabsatz"/>
-        <w:ind w:left="1440"/>
-        <w:rPr>
-          <w:rFonts w:ascii="Arial" w:hAnsi="Arial" w:cs="Arial"/>
-        </w:rPr>
-      </w:pPr>
     </w:p>
     <w:p>
       <w:pPr>
@@ -2537,6 +2570,56 @@
         <w:pStyle w:val="Listenabsatz"/>
         <w:rPr>
           <w:rFonts w:ascii="Arial" w:hAnsi="Arial" w:cs="Arial"/>
+        </w:rPr>
+      </w:pPr>
+    </w:p>
+    <w:p>
+      <w:pPr>
+        <w:pStyle w:val="Listenabsatz"/>
+        <w:numPr>
+          <w:ilvl w:val="0"/>
+          <w:numId w:val="3"/>
+        </w:numPr>
+        <w:rPr>
+          <w:rFonts w:ascii="Arial" w:hAnsi="Arial" w:cs="Arial"/>
+        </w:rPr>
+      </w:pPr>
+      <w:r>
+        <w:rPr>
+          <w:rFonts w:ascii="Arial" w:hAnsi="Arial" w:cs="Arial"/>
+        </w:rPr>
+        <w:t>Kompatibel mit Windows</w:t>
+      </w:r>
+    </w:p>
+    <w:p>
+      <w:pPr>
+        <w:pStyle w:val="Listenabsatz"/>
+        <w:rPr>
+          <w:rFonts w:ascii="Arial" w:hAnsi="Arial" w:cs="Arial"/>
+          <w:b/>
+          <w:bCs/>
+          <w:sz w:val="28"/>
+          <w:szCs w:val="28"/>
+        </w:rPr>
+      </w:pPr>
+    </w:p>
+    <w:p>
+      <w:pPr>
+        <w:pStyle w:val="Listenabsatz"/>
+        <w:rPr>
+          <w:rFonts w:ascii="Arial" w:hAnsi="Arial" w:cs="Arial"/>
+          <w:b/>
+          <w:bCs/>
+          <w:sz w:val="28"/>
+          <w:szCs w:val="28"/>
+        </w:rPr>
+      </w:pPr>
+    </w:p>
+    <w:p>
+      <w:pPr>
+        <w:pStyle w:val="Listenabsatz"/>
+        <w:rPr>
+          <w:rFonts w:ascii="Arial" w:hAnsi="Arial" w:cs="Arial"/>
           <w:b/>
           <w:bCs/>
           <w:sz w:val="28"/>
@@ -2567,6 +2650,7 @@
           <w:sz w:val="28"/>
           <w:szCs w:val="28"/>
         </w:rPr>
+        <w:lastRenderedPageBreak/>
         <w:t>Glossar</w:t>
       </w:r>
     </w:p>
@@ -2739,6 +2823,12 @@
                 <w:rFonts w:ascii="Arial" w:hAnsi="Arial" w:cs="Arial"/>
               </w:rPr>
             </w:pPr>
+            <w:r>
+              <w:rPr>
+                <w:rFonts w:ascii="Arial" w:hAnsi="Arial" w:cs="Arial"/>
+              </w:rPr>
+              <w:t>GUI</w:t>
+            </w:r>
           </w:p>
         </w:tc>
         <w:tc>
@@ -2756,6 +2846,12 @@
                 <w:rFonts w:ascii="Arial" w:hAnsi="Arial" w:cs="Arial"/>
               </w:rPr>
             </w:pPr>
+            <w:r>
+              <w:rPr>
+                <w:rFonts w:ascii="Arial" w:hAnsi="Arial" w:cs="Arial"/>
+              </w:rPr>
+              <w:t>Grafische Benutzeroberfläche</w:t>
+            </w:r>
           </w:p>
         </w:tc>
       </w:tr>
@@ -2778,6 +2874,12 @@
                 <w:rFonts w:ascii="Arial" w:hAnsi="Arial" w:cs="Arial"/>
               </w:rPr>
             </w:pPr>
+            <w:r>
+              <w:rPr>
+                <w:rFonts w:ascii="Arial" w:hAnsi="Arial" w:cs="Arial"/>
+              </w:rPr>
+              <w:t>Fouriertransformation</w:t>
+            </w:r>
           </w:p>
         </w:tc>
         <w:tc>
@@ -2794,6 +2896,26 @@
                 <w:rFonts w:ascii="Arial" w:hAnsi="Arial" w:cs="Arial"/>
               </w:rPr>
             </w:pPr>
+            <w:r>
+              <w:rPr>
+                <w:rFonts w:ascii="Arial" w:hAnsi="Arial" w:cs="Arial"/>
+              </w:rPr>
+              <w:t xml:space="preserve">Mathematische Methode um </w:t>
+            </w:r>
+            <w:proofErr w:type="spellStart"/>
+            <w:r>
+              <w:rPr>
+                <w:rFonts w:ascii="Arial" w:hAnsi="Arial" w:cs="Arial"/>
+              </w:rPr>
+              <w:t>akkustische</w:t>
+            </w:r>
+            <w:proofErr w:type="spellEnd"/>
+            <w:r>
+              <w:rPr>
+                <w:rFonts w:ascii="Arial" w:hAnsi="Arial" w:cs="Arial"/>
+              </w:rPr>
+              <w:t xml:space="preserve"> Signale in digitale Signale umzuwandeln</w:t>
+            </w:r>
           </w:p>
         </w:tc>
       </w:tr>
@@ -2816,6 +2938,14 @@
                 <w:rFonts w:ascii="Arial" w:hAnsi="Arial" w:cs="Arial"/>
               </w:rPr>
             </w:pPr>
+            <w:proofErr w:type="spellStart"/>
+            <w:r>
+              <w:rPr>
+                <w:rFonts w:ascii="Arial" w:hAnsi="Arial" w:cs="Arial"/>
+              </w:rPr>
+              <w:t>DevOps</w:t>
+            </w:r>
+            <w:proofErr w:type="spellEnd"/>
           </w:p>
         </w:tc>
         <w:tc>
@@ -2832,46 +2962,26 @@
                 <w:rFonts w:ascii="Arial" w:hAnsi="Arial" w:cs="Arial"/>
               </w:rPr>
             </w:pPr>
-          </w:p>
-        </w:tc>
-      </w:tr>
-      <w:tr>
-        <w:trPr>
-          <w:trHeight w:val="677"/>
-          <w:jc w:val="center"/>
-        </w:trPr>
-        <w:tc>
-          <w:tcPr>
-            <w:tcW w:w="2422" w:type="pct"/>
-            <w:tcBorders>
-              <w:top w:val="single" w:sz="12" w:space="0" w:color="auto"/>
-            </w:tcBorders>
-            <w:vAlign w:val="center"/>
-          </w:tcPr>
-          <w:p>
-            <w:pPr>
-              <w:rPr>
-                <w:rFonts w:ascii="Arial" w:hAnsi="Arial" w:cs="Arial"/>
-              </w:rPr>
-            </w:pPr>
-          </w:p>
-        </w:tc>
-        <w:tc>
-          <w:tcPr>
-            <w:tcW w:w="2578" w:type="pct"/>
-            <w:tcBorders>
-              <w:top w:val="single" w:sz="12" w:space="0" w:color="auto"/>
-            </w:tcBorders>
-            <w:vAlign w:val="center"/>
-          </w:tcPr>
-          <w:p>
-            <w:pPr>
-              <w:rPr>
-                <w:rFonts w:ascii="Arial" w:hAnsi="Arial" w:cs="Arial"/>
-                <w:i/>
-                <w:iCs/>
-              </w:rPr>
-            </w:pPr>
+            <w:r>
+              <w:rPr>
+                <w:rFonts w:ascii="Arial" w:hAnsi="Arial" w:cs="Arial"/>
+              </w:rPr>
+              <w:t xml:space="preserve">Zusammenfassung technischer Methoden um </w:t>
+            </w:r>
+            <w:proofErr w:type="spellStart"/>
+            <w:r>
+              <w:rPr>
+                <w:rFonts w:ascii="Arial" w:hAnsi="Arial" w:cs="Arial"/>
+              </w:rPr>
+              <w:t>Softwareentwickung</w:t>
+            </w:r>
+            <w:proofErr w:type="spellEnd"/>
+            <w:r>
+              <w:rPr>
+                <w:rFonts w:ascii="Arial" w:hAnsi="Arial" w:cs="Arial"/>
+              </w:rPr>
+              <w:t xml:space="preserve"> und IT-Betrieb zu koppeln</w:t>
+            </w:r>
           </w:p>
         </w:tc>
       </w:tr>
@@ -2990,9 +3100,14 @@
     <w:pPr>
       <w:pStyle w:val="Kopfzeile"/>
     </w:pPr>
+    <w:proofErr w:type="spellStart"/>
     <w:r>
-      <w:t>Lastenheft.md</w:t>
+      <w:t>Lastenheft.</w:t>
     </w:r>
+    <w:r>
+      <w:t>doxc</w:t>
+    </w:r>
+    <w:proofErr w:type="spellEnd"/>
     <w:r>
       <w:ptab w:relativeTo="margin" w:alignment="center" w:leader="none"/>
     </w:r>
@@ -3003,7 +3118,16 @@
       <w:ptab w:relativeTo="margin" w:alignment="right" w:leader="none"/>
     </w:r>
     <w:r>
-      <w:t>28.03.2025</w:t>
+      <w:t>04</w:t>
+    </w:r>
+    <w:r>
+      <w:t>.0</w:t>
+    </w:r>
+    <w:r>
+      <w:t>4</w:t>
+    </w:r>
+    <w:r>
+      <w:t>.2025</w:t>
     </w:r>
   </w:p>
 </w:hdr>
@@ -4205,7 +4329,6 @@
   <w:style w:type="character" w:default="1" w:styleId="Absatz-Standardschriftart">
     <w:name w:val="Default Paragraph Font"/>
     <w:uiPriority w:val="1"/>
-    <w:semiHidden/>
     <w:unhideWhenUsed/>
   </w:style>
   <w:style w:type="table" w:default="1" w:styleId="NormaleTabelle">

--- a/Project-organisation/Lastenheft.docx
+++ b/Project-organisation/Lastenheft.docx
@@ -4,24 +4,18 @@
   <w:body>
     <w:p>
       <w:pPr>
-        <w:rPr>
-          <w:rFonts w:ascii="Arial" w:hAnsi="Arial" w:cs="Arial"/>
-          <w:b/>
-          <w:bCs/>
-          <w:sz w:val="28"/>
-          <w:szCs w:val="28"/>
-        </w:rPr>
+        <w:pStyle w:val="Titel"/>
       </w:pPr>
       <w:r>
-        <w:rPr>
-          <w:rFonts w:ascii="Arial" w:hAnsi="Arial" w:cs="Arial"/>
-          <w:b/>
-          <w:bCs/>
-          <w:sz w:val="28"/>
-          <w:szCs w:val="28"/>
-        </w:rPr>
         <w:t>Lastenheft</w:t>
       </w:r>
+    </w:p>
+    <w:p>
+      <w:pPr>
+        <w:pBdr>
+          <w:top w:val="single" w:sz="4" w:space="1" w:color="auto"/>
+        </w:pBdr>
+      </w:pPr>
     </w:p>
     <w:tbl>
       <w:tblPr>
@@ -49,14 +43,14 @@
           <w:p>
             <w:pPr>
               <w:rPr>
-                <w:rFonts w:ascii="Arial" w:hAnsi="Arial" w:cs="Arial"/>
+                <w:rFonts w:cs="Arial"/>
                 <w:b/>
                 <w:bCs/>
               </w:rPr>
             </w:pPr>
             <w:r>
               <w:rPr>
-                <w:rFonts w:ascii="Arial" w:hAnsi="Arial" w:cs="Arial"/>
+                <w:rFonts w:cs="Arial"/>
                 <w:b/>
                 <w:bCs/>
               </w:rPr>
@@ -74,14 +68,14 @@
           <w:p>
             <w:pPr>
               <w:rPr>
-                <w:rFonts w:ascii="Arial" w:hAnsi="Arial" w:cs="Arial"/>
+                <w:rFonts w:cs="Arial"/>
                 <w:b/>
                 <w:bCs/>
               </w:rPr>
             </w:pPr>
             <w:r>
               <w:rPr>
-                <w:rFonts w:ascii="Arial" w:hAnsi="Arial" w:cs="Arial"/>
+                <w:rFonts w:cs="Arial"/>
                 <w:b/>
                 <w:bCs/>
               </w:rPr>
@@ -106,12 +100,12 @@
           <w:p>
             <w:pPr>
               <w:rPr>
-                <w:rFonts w:ascii="Arial" w:hAnsi="Arial" w:cs="Arial"/>
-              </w:rPr>
-            </w:pPr>
-            <w:r>
-              <w:rPr>
-                <w:rFonts w:ascii="Arial" w:hAnsi="Arial" w:cs="Arial"/>
+                <w:rFonts w:cs="Arial"/>
+              </w:rPr>
+            </w:pPr>
+            <w:r>
+              <w:rPr>
+                <w:rFonts w:cs="Arial"/>
               </w:rPr>
               <w:t>Projektverantwortlicher</w:t>
             </w:r>
@@ -128,12 +122,12 @@
           <w:p>
             <w:pPr>
               <w:rPr>
-                <w:rFonts w:ascii="Arial" w:hAnsi="Arial" w:cs="Arial"/>
-              </w:rPr>
-            </w:pPr>
-            <w:r>
-              <w:rPr>
-                <w:rFonts w:ascii="Arial" w:hAnsi="Arial" w:cs="Arial"/>
+                <w:rFonts w:cs="Arial"/>
+              </w:rPr>
+            </w:pPr>
+            <w:r>
+              <w:rPr>
+                <w:rFonts w:cs="Arial"/>
               </w:rPr>
               <w:t>Anton Armin</w:t>
             </w:r>
@@ -157,12 +151,12 @@
           <w:p>
             <w:pPr>
               <w:rPr>
-                <w:rFonts w:ascii="Arial" w:hAnsi="Arial" w:cs="Arial"/>
-              </w:rPr>
-            </w:pPr>
-            <w:r>
-              <w:rPr>
-                <w:rFonts w:ascii="Arial" w:hAnsi="Arial" w:cs="Arial"/>
+                <w:rFonts w:cs="Arial"/>
+              </w:rPr>
+            </w:pPr>
+            <w:r>
+              <w:rPr>
+                <w:rFonts w:cs="Arial"/>
               </w:rPr>
               <w:t>Verantwortlicher Lastenheft</w:t>
             </w:r>
@@ -180,34 +174,18 @@
           <w:p>
             <w:pPr>
               <w:rPr>
-                <w:rFonts w:ascii="Arial" w:hAnsi="Arial" w:cs="Arial"/>
-              </w:rPr>
-            </w:pPr>
-            <w:proofErr w:type="spellStart"/>
-            <w:r>
-              <w:rPr>
-                <w:rFonts w:ascii="Arial" w:hAnsi="Arial" w:cs="Arial"/>
-              </w:rPr>
-              <w:t>Bazaj</w:t>
-            </w:r>
-            <w:proofErr w:type="spellEnd"/>
-            <w:r>
-              <w:rPr>
-                <w:rFonts w:ascii="Arial" w:hAnsi="Arial" w:cs="Arial"/>
-              </w:rPr>
-              <w:t xml:space="preserve"> </w:t>
-            </w:r>
-            <w:proofErr w:type="spellStart"/>
-            <w:r>
-              <w:rPr>
-                <w:rFonts w:ascii="Arial" w:hAnsi="Arial" w:cs="Arial"/>
-              </w:rPr>
-              <w:t>Donart</w:t>
-            </w:r>
-            <w:proofErr w:type="spellEnd"/>
-            <w:r>
-              <w:rPr>
-                <w:rFonts w:ascii="Arial" w:hAnsi="Arial" w:cs="Arial"/>
+                <w:rFonts w:cs="Arial"/>
+              </w:rPr>
+            </w:pPr>
+            <w:r>
+              <w:rPr>
+                <w:rFonts w:cs="Arial"/>
+              </w:rPr>
+              <w:t>Bazaj Donart</w:t>
+            </w:r>
+            <w:r>
+              <w:rPr>
+                <w:rFonts w:cs="Arial"/>
               </w:rPr>
               <w:t>, Bichler Nadine</w:t>
             </w:r>
@@ -231,12 +209,12 @@
           <w:p>
             <w:pPr>
               <w:rPr>
-                <w:rFonts w:ascii="Arial" w:hAnsi="Arial" w:cs="Arial"/>
-              </w:rPr>
-            </w:pPr>
-            <w:r>
-              <w:rPr>
-                <w:rFonts w:ascii="Arial" w:hAnsi="Arial" w:cs="Arial"/>
+                <w:rFonts w:cs="Arial"/>
+              </w:rPr>
+            </w:pPr>
+            <w:r>
+              <w:rPr>
+                <w:rFonts w:cs="Arial"/>
               </w:rPr>
               <w:t>Erstellt am</w:t>
             </w:r>
@@ -254,12 +232,12 @@
           <w:p>
             <w:pPr>
               <w:rPr>
-                <w:rFonts w:ascii="Arial" w:hAnsi="Arial" w:cs="Arial"/>
-              </w:rPr>
-            </w:pPr>
-            <w:r>
-              <w:rPr>
-                <w:rFonts w:ascii="Arial" w:hAnsi="Arial" w:cs="Arial"/>
+                <w:rFonts w:cs="Arial"/>
+              </w:rPr>
+            </w:pPr>
+            <w:r>
+              <w:rPr>
+                <w:rFonts w:cs="Arial"/>
               </w:rPr>
               <w:t>28.03.2025</w:t>
             </w:r>
@@ -283,12 +261,12 @@
           <w:p>
             <w:pPr>
               <w:rPr>
-                <w:rFonts w:ascii="Arial" w:hAnsi="Arial" w:cs="Arial"/>
-              </w:rPr>
-            </w:pPr>
-            <w:r>
-              <w:rPr>
-                <w:rFonts w:ascii="Arial" w:hAnsi="Arial" w:cs="Arial"/>
+                <w:rFonts w:cs="Arial"/>
+              </w:rPr>
+            </w:pPr>
+            <w:r>
+              <w:rPr>
+                <w:rFonts w:cs="Arial"/>
               </w:rPr>
               <w:t>Zuletzt geändert</w:t>
             </w:r>
@@ -306,18 +284,30 @@
           <w:p>
             <w:pPr>
               <w:rPr>
-                <w:rFonts w:ascii="Arial" w:hAnsi="Arial" w:cs="Arial"/>
-              </w:rPr>
-            </w:pPr>
-            <w:r>
-              <w:rPr>
-                <w:rFonts w:ascii="Arial" w:hAnsi="Arial" w:cs="Arial"/>
-              </w:rPr>
-              <w:t>04.04</w:t>
-            </w:r>
-            <w:r>
-              <w:rPr>
-                <w:rFonts w:ascii="Arial" w:hAnsi="Arial" w:cs="Arial"/>
+                <w:rFonts w:cs="Arial"/>
+              </w:rPr>
+            </w:pPr>
+            <w:r>
+              <w:rPr>
+                <w:rFonts w:cs="Arial"/>
+              </w:rPr>
+              <w:t>0</w:t>
+            </w:r>
+            <w:r>
+              <w:rPr>
+                <w:rFonts w:cs="Arial"/>
+              </w:rPr>
+              <w:t>9</w:t>
+            </w:r>
+            <w:r>
+              <w:rPr>
+                <w:rFonts w:cs="Arial"/>
+              </w:rPr>
+              <w:t>.04</w:t>
+            </w:r>
+            <w:r>
+              <w:rPr>
+                <w:rFonts w:cs="Arial"/>
               </w:rPr>
               <w:t>.2025</w:t>
             </w:r>
@@ -341,12 +331,12 @@
           <w:p>
             <w:pPr>
               <w:rPr>
-                <w:rFonts w:ascii="Arial" w:hAnsi="Arial" w:cs="Arial"/>
-              </w:rPr>
-            </w:pPr>
-            <w:r>
-              <w:rPr>
-                <w:rFonts w:ascii="Arial" w:hAnsi="Arial" w:cs="Arial"/>
+                <w:rFonts w:cs="Arial"/>
+              </w:rPr>
+            </w:pPr>
+            <w:r>
+              <w:rPr>
+                <w:rFonts w:cs="Arial"/>
               </w:rPr>
               <w:t>Bearbeitungszustand</w:t>
             </w:r>
@@ -364,12 +354,12 @@
           <w:p>
             <w:pPr>
               <w:rPr>
-                <w:rFonts w:ascii="Arial" w:hAnsi="Arial" w:cs="Arial"/>
-              </w:rPr>
-            </w:pPr>
-            <w:r>
-              <w:rPr>
-                <w:rFonts w:ascii="Arial" w:hAnsi="Arial" w:cs="Arial"/>
+                <w:rFonts w:cs="Arial"/>
+              </w:rPr>
+            </w:pPr>
+            <w:r>
+              <w:rPr>
+                <w:rFonts w:cs="Arial"/>
               </w:rPr>
               <w:t>In Bearbeitung</w:t>
             </w:r>
@@ -392,12 +382,12 @@
           <w:p>
             <w:pPr>
               <w:rPr>
-                <w:rFonts w:ascii="Arial" w:hAnsi="Arial" w:cs="Arial"/>
-              </w:rPr>
-            </w:pPr>
-            <w:r>
-              <w:rPr>
-                <w:rFonts w:ascii="Arial" w:hAnsi="Arial" w:cs="Arial"/>
+                <w:rFonts w:cs="Arial"/>
+              </w:rPr>
+            </w:pPr>
+            <w:r>
+              <w:rPr>
+                <w:rFonts w:cs="Arial"/>
               </w:rPr>
               <w:t>Dokumentbezeichnung</w:t>
             </w:r>
@@ -414,62 +404,46 @@
           <w:p>
             <w:pPr>
               <w:rPr>
-                <w:rFonts w:ascii="Arial" w:hAnsi="Arial" w:cs="Arial"/>
-              </w:rPr>
-            </w:pPr>
-            <w:proofErr w:type="spellStart"/>
-            <w:r>
-              <w:rPr>
-                <w:rFonts w:ascii="Arial" w:hAnsi="Arial" w:cs="Arial"/>
+                <w:rFonts w:cs="Arial"/>
+              </w:rPr>
+            </w:pPr>
+            <w:r>
+              <w:rPr>
+                <w:rFonts w:cs="Arial"/>
               </w:rPr>
               <w:t>Lastenheft.</w:t>
             </w:r>
             <w:r>
               <w:rPr>
-                <w:rFonts w:ascii="Arial" w:hAnsi="Arial" w:cs="Arial"/>
-              </w:rPr>
-              <w:t>doxc</w:t>
-            </w:r>
-            <w:proofErr w:type="spellEnd"/>
+                <w:rFonts w:cs="Arial"/>
+              </w:rPr>
+              <w:t>doc</w:t>
+            </w:r>
+            <w:r>
+              <w:rPr>
+                <w:rFonts w:cs="Arial"/>
+              </w:rPr>
+              <w:t>x</w:t>
+            </w:r>
           </w:p>
         </w:tc>
       </w:tr>
     </w:tbl>
     <w:p>
       <w:pPr>
-        <w:rPr>
-          <w:rFonts w:ascii="Arial" w:hAnsi="Arial" w:cs="Arial"/>
-          <w:sz w:val="28"/>
-          <w:szCs w:val="28"/>
-        </w:rPr>
+        <w:pStyle w:val="berschrift1"/>
       </w:pPr>
     </w:p>
     <w:p>
       <w:pPr>
+        <w:pStyle w:val="berschrift1"/>
         <w:rPr>
-          <w:rFonts w:ascii="Arial" w:hAnsi="Arial" w:cs="Arial"/>
-          <w:sz w:val="28"/>
-          <w:szCs w:val="28"/>
-        </w:rPr>
-      </w:pPr>
-    </w:p>
-    <w:p>
-      <w:pPr>
-        <w:rPr>
-          <w:rFonts w:ascii="Arial" w:hAnsi="Arial" w:cs="Arial"/>
-          <w:b/>
           <w:bCs/>
-          <w:sz w:val="28"/>
-          <w:szCs w:val="28"/>
         </w:rPr>
       </w:pPr>
       <w:r>
         <w:rPr>
-          <w:rFonts w:ascii="Arial" w:hAnsi="Arial" w:cs="Arial"/>
-          <w:b/>
           <w:bCs/>
-          <w:sz w:val="28"/>
-          <w:szCs w:val="28"/>
         </w:rPr>
         <w:t>Historie der Dokumentversionen</w:t>
       </w:r>
@@ -503,14 +477,14 @@
             <w:pPr>
               <w:jc w:val="center"/>
               <w:rPr>
-                <w:rFonts w:ascii="Arial" w:hAnsi="Arial" w:cs="Arial"/>
+                <w:rFonts w:cs="Arial"/>
                 <w:b/>
                 <w:bCs/>
               </w:rPr>
             </w:pPr>
             <w:r>
               <w:rPr>
-                <w:rFonts w:ascii="Arial" w:hAnsi="Arial" w:cs="Arial"/>
+                <w:rFonts w:cs="Arial"/>
                 <w:b/>
                 <w:bCs/>
               </w:rPr>
@@ -529,14 +503,14 @@
             <w:pPr>
               <w:jc w:val="center"/>
               <w:rPr>
-                <w:rFonts w:ascii="Arial" w:hAnsi="Arial" w:cs="Arial"/>
+                <w:rFonts w:cs="Arial"/>
                 <w:b/>
                 <w:bCs/>
               </w:rPr>
             </w:pPr>
             <w:r>
               <w:rPr>
-                <w:rFonts w:ascii="Arial" w:hAnsi="Arial" w:cs="Arial"/>
+                <w:rFonts w:cs="Arial"/>
                 <w:b/>
                 <w:bCs/>
               </w:rPr>
@@ -554,14 +528,14 @@
           <w:p>
             <w:pPr>
               <w:rPr>
-                <w:rFonts w:ascii="Arial" w:hAnsi="Arial" w:cs="Arial"/>
+                <w:rFonts w:cs="Arial"/>
                 <w:b/>
                 <w:bCs/>
               </w:rPr>
             </w:pPr>
             <w:r>
               <w:rPr>
-                <w:rFonts w:ascii="Arial" w:hAnsi="Arial" w:cs="Arial"/>
+                <w:rFonts w:cs="Arial"/>
                 <w:b/>
                 <w:bCs/>
               </w:rPr>
@@ -579,14 +553,14 @@
           <w:p>
             <w:pPr>
               <w:rPr>
-                <w:rFonts w:ascii="Arial" w:hAnsi="Arial" w:cs="Arial"/>
+                <w:rFonts w:cs="Arial"/>
                 <w:b/>
                 <w:bCs/>
               </w:rPr>
             </w:pPr>
             <w:r>
               <w:rPr>
-                <w:rFonts w:ascii="Arial" w:hAnsi="Arial" w:cs="Arial"/>
+                <w:rFonts w:cs="Arial"/>
                 <w:b/>
                 <w:bCs/>
               </w:rPr>
@@ -612,12 +586,12 @@
             <w:pPr>
               <w:jc w:val="center"/>
               <w:rPr>
-                <w:rFonts w:ascii="Arial" w:hAnsi="Arial" w:cs="Arial"/>
-              </w:rPr>
-            </w:pPr>
-            <w:r>
-              <w:rPr>
-                <w:rFonts w:ascii="Arial" w:hAnsi="Arial" w:cs="Arial"/>
+                <w:rFonts w:cs="Arial"/>
+              </w:rPr>
+            </w:pPr>
+            <w:r>
+              <w:rPr>
+                <w:rFonts w:cs="Arial"/>
               </w:rPr>
               <w:t>0.1</w:t>
             </w:r>
@@ -635,12 +609,12 @@
             <w:pPr>
               <w:jc w:val="center"/>
               <w:rPr>
-                <w:rFonts w:ascii="Arial" w:hAnsi="Arial" w:cs="Arial"/>
-              </w:rPr>
-            </w:pPr>
-            <w:r>
-              <w:rPr>
-                <w:rFonts w:ascii="Arial" w:hAnsi="Arial" w:cs="Arial"/>
+                <w:rFonts w:cs="Arial"/>
+              </w:rPr>
+            </w:pPr>
+            <w:r>
+              <w:rPr>
+                <w:rFonts w:cs="Arial"/>
               </w:rPr>
               <w:t>25.03.2025</w:t>
             </w:r>
@@ -657,31 +631,21 @@
           <w:p>
             <w:pPr>
               <w:rPr>
-                <w:rFonts w:ascii="Arial" w:hAnsi="Arial" w:cs="Arial"/>
-              </w:rPr>
-            </w:pPr>
-            <w:proofErr w:type="spellStart"/>
-            <w:r>
-              <w:rPr>
-                <w:rFonts w:ascii="Arial" w:hAnsi="Arial" w:cs="Arial"/>
+                <w:rFonts w:cs="Arial"/>
+              </w:rPr>
+            </w:pPr>
+            <w:r>
+              <w:rPr>
+                <w:rFonts w:cs="Arial"/>
               </w:rPr>
               <w:t>Bazaj</w:t>
             </w:r>
-            <w:proofErr w:type="spellEnd"/>
-            <w:r>
-              <w:rPr>
-                <w:rFonts w:ascii="Arial" w:hAnsi="Arial" w:cs="Arial"/>
-              </w:rPr>
-              <w:t xml:space="preserve"> </w:t>
-            </w:r>
-            <w:proofErr w:type="spellStart"/>
-            <w:r>
-              <w:rPr>
-                <w:rFonts w:ascii="Arial" w:hAnsi="Arial" w:cs="Arial"/>
-              </w:rPr>
-              <w:t>Donart</w:t>
-            </w:r>
-            <w:proofErr w:type="spellEnd"/>
+            <w:r>
+              <w:rPr>
+                <w:rFonts w:cs="Arial"/>
+              </w:rPr>
+              <w:t xml:space="preserve"> Donart</w:t>
+            </w:r>
           </w:p>
         </w:tc>
         <w:tc>
@@ -695,12 +659,12 @@
           <w:p>
             <w:pPr>
               <w:rPr>
-                <w:rFonts w:ascii="Arial" w:hAnsi="Arial" w:cs="Arial"/>
-              </w:rPr>
-            </w:pPr>
-            <w:r>
-              <w:rPr>
-                <w:rFonts w:ascii="Arial" w:hAnsi="Arial" w:cs="Arial"/>
+                <w:rFonts w:cs="Arial"/>
+              </w:rPr>
+            </w:pPr>
+            <w:r>
+              <w:rPr>
+                <w:rFonts w:cs="Arial"/>
               </w:rPr>
               <w:t>Lastenheft Layout</w:t>
             </w:r>
@@ -725,18 +689,18 @@
             <w:pPr>
               <w:jc w:val="center"/>
               <w:rPr>
-                <w:rFonts w:ascii="Arial" w:hAnsi="Arial" w:cs="Arial"/>
-              </w:rPr>
-            </w:pPr>
-            <w:r>
-              <w:rPr>
-                <w:rFonts w:ascii="Arial" w:hAnsi="Arial" w:cs="Arial"/>
+                <w:rFonts w:cs="Arial"/>
+              </w:rPr>
+            </w:pPr>
+            <w:r>
+              <w:rPr>
+                <w:rFonts w:cs="Arial"/>
               </w:rPr>
               <w:t>0.</w:t>
             </w:r>
             <w:r>
               <w:rPr>
-                <w:rFonts w:ascii="Arial" w:hAnsi="Arial" w:cs="Arial"/>
+                <w:rFonts w:cs="Arial"/>
               </w:rPr>
               <w:t>2</w:t>
             </w:r>
@@ -755,12 +719,12 @@
             <w:pPr>
               <w:jc w:val="center"/>
               <w:rPr>
-                <w:rFonts w:ascii="Arial" w:hAnsi="Arial" w:cs="Arial"/>
-              </w:rPr>
-            </w:pPr>
-            <w:r>
-              <w:rPr>
-                <w:rFonts w:ascii="Arial" w:hAnsi="Arial" w:cs="Arial"/>
+                <w:rFonts w:cs="Arial"/>
+              </w:rPr>
+            </w:pPr>
+            <w:r>
+              <w:rPr>
+                <w:rFonts w:cs="Arial"/>
               </w:rPr>
               <w:t>28.03.2025</w:t>
             </w:r>
@@ -778,34 +742,24 @@
           <w:p>
             <w:pPr>
               <w:rPr>
-                <w:rFonts w:ascii="Arial" w:hAnsi="Arial" w:cs="Arial"/>
-              </w:rPr>
-            </w:pPr>
-            <w:proofErr w:type="spellStart"/>
-            <w:r>
-              <w:rPr>
-                <w:rFonts w:ascii="Arial" w:hAnsi="Arial" w:cs="Arial"/>
+                <w:rFonts w:cs="Arial"/>
+              </w:rPr>
+            </w:pPr>
+            <w:r>
+              <w:rPr>
+                <w:rFonts w:cs="Arial"/>
               </w:rPr>
               <w:t>Bazaj</w:t>
             </w:r>
-            <w:proofErr w:type="spellEnd"/>
-            <w:r>
-              <w:rPr>
-                <w:rFonts w:ascii="Arial" w:hAnsi="Arial" w:cs="Arial"/>
-              </w:rPr>
-              <w:t xml:space="preserve"> </w:t>
-            </w:r>
-            <w:proofErr w:type="spellStart"/>
-            <w:r>
-              <w:rPr>
-                <w:rFonts w:ascii="Arial" w:hAnsi="Arial" w:cs="Arial"/>
-              </w:rPr>
-              <w:t>Donart</w:t>
-            </w:r>
-            <w:proofErr w:type="spellEnd"/>
-            <w:r>
-              <w:rPr>
-                <w:rFonts w:ascii="Arial" w:hAnsi="Arial" w:cs="Arial"/>
+            <w:r>
+              <w:rPr>
+                <w:rFonts w:cs="Arial"/>
+              </w:rPr>
+              <w:t xml:space="preserve"> Donart</w:t>
+            </w:r>
+            <w:r>
+              <w:rPr>
+                <w:rFonts w:cs="Arial"/>
               </w:rPr>
               <w:t>, Bichler Nadine</w:t>
             </w:r>
@@ -823,12 +777,12 @@
           <w:p>
             <w:pPr>
               <w:rPr>
-                <w:rFonts w:ascii="Arial" w:hAnsi="Arial" w:cs="Arial"/>
-              </w:rPr>
-            </w:pPr>
-            <w:r>
-              <w:rPr>
-                <w:rFonts w:ascii="Arial" w:hAnsi="Arial" w:cs="Arial"/>
+                <w:rFonts w:cs="Arial"/>
+              </w:rPr>
+            </w:pPr>
+            <w:r>
+              <w:rPr>
+                <w:rFonts w:cs="Arial"/>
               </w:rPr>
               <w:t>Ersterstellung</w:t>
             </w:r>
@@ -853,12 +807,12 @@
             <w:pPr>
               <w:jc w:val="center"/>
               <w:rPr>
-                <w:rFonts w:ascii="Arial" w:hAnsi="Arial" w:cs="Arial"/>
-              </w:rPr>
-            </w:pPr>
-            <w:r>
-              <w:rPr>
-                <w:rFonts w:ascii="Arial" w:hAnsi="Arial" w:cs="Arial"/>
+                <w:rFonts w:cs="Arial"/>
+              </w:rPr>
+            </w:pPr>
+            <w:r>
+              <w:rPr>
+                <w:rFonts w:cs="Arial"/>
               </w:rPr>
               <w:t>0.3</w:t>
             </w:r>
@@ -877,12 +831,12 @@
             <w:pPr>
               <w:jc w:val="center"/>
               <w:rPr>
-                <w:rFonts w:ascii="Arial" w:hAnsi="Arial" w:cs="Arial"/>
-              </w:rPr>
-            </w:pPr>
-            <w:r>
-              <w:rPr>
-                <w:rFonts w:ascii="Arial" w:hAnsi="Arial" w:cs="Arial"/>
+                <w:rFonts w:cs="Arial"/>
+              </w:rPr>
+            </w:pPr>
+            <w:r>
+              <w:rPr>
+                <w:rFonts w:cs="Arial"/>
               </w:rPr>
               <w:t>31.03.2025</w:t>
             </w:r>
@@ -900,12 +854,12 @@
           <w:p>
             <w:pPr>
               <w:rPr>
-                <w:rFonts w:ascii="Arial" w:hAnsi="Arial" w:cs="Arial"/>
-              </w:rPr>
-            </w:pPr>
-            <w:r>
-              <w:rPr>
-                <w:rFonts w:ascii="Arial" w:hAnsi="Arial" w:cs="Arial"/>
+                <w:rFonts w:cs="Arial"/>
+              </w:rPr>
+            </w:pPr>
+            <w:r>
+              <w:rPr>
+                <w:rFonts w:cs="Arial"/>
               </w:rPr>
               <w:t>Bichler Nadine</w:t>
             </w:r>
@@ -923,12 +877,12 @@
           <w:p>
             <w:pPr>
               <w:rPr>
-                <w:rFonts w:ascii="Arial" w:hAnsi="Arial" w:cs="Arial"/>
-              </w:rPr>
-            </w:pPr>
-            <w:r>
-              <w:rPr>
-                <w:rFonts w:ascii="Arial" w:hAnsi="Arial" w:cs="Arial"/>
+                <w:rFonts w:cs="Arial"/>
+              </w:rPr>
+            </w:pPr>
+            <w:r>
+              <w:rPr>
+                <w:rFonts w:cs="Arial"/>
               </w:rPr>
               <w:t>Erweiterung und Anpassung</w:t>
             </w:r>
@@ -945,6 +899,7 @@
             <w:tcW w:w="701" w:type="pct"/>
             <w:tcBorders>
               <w:top w:val="single" w:sz="12" w:space="0" w:color="auto"/>
+              <w:bottom w:val="single" w:sz="12" w:space="0" w:color="auto"/>
             </w:tcBorders>
             <w:vAlign w:val="center"/>
           </w:tcPr>
@@ -952,12 +907,12 @@
             <w:pPr>
               <w:jc w:val="center"/>
               <w:rPr>
-                <w:rFonts w:ascii="Arial" w:hAnsi="Arial" w:cs="Arial"/>
-              </w:rPr>
-            </w:pPr>
-            <w:r>
-              <w:rPr>
-                <w:rFonts w:ascii="Arial" w:hAnsi="Arial" w:cs="Arial"/>
+                <w:rFonts w:cs="Arial"/>
+              </w:rPr>
+            </w:pPr>
+            <w:r>
+              <w:rPr>
+                <w:rFonts w:cs="Arial"/>
               </w:rPr>
               <w:t>0.4</w:t>
             </w:r>
@@ -968,6 +923,7 @@
             <w:tcW w:w="860" w:type="pct"/>
             <w:tcBorders>
               <w:top w:val="single" w:sz="12" w:space="0" w:color="auto"/>
+              <w:bottom w:val="single" w:sz="12" w:space="0" w:color="auto"/>
             </w:tcBorders>
             <w:vAlign w:val="center"/>
           </w:tcPr>
@@ -975,12 +931,12 @@
             <w:pPr>
               <w:jc w:val="center"/>
               <w:rPr>
-                <w:rFonts w:ascii="Arial" w:hAnsi="Arial" w:cs="Arial"/>
-              </w:rPr>
-            </w:pPr>
-            <w:r>
-              <w:rPr>
-                <w:rFonts w:ascii="Arial" w:hAnsi="Arial" w:cs="Arial"/>
+                <w:rFonts w:cs="Arial"/>
+              </w:rPr>
+            </w:pPr>
+            <w:r>
+              <w:rPr>
+                <w:rFonts w:cs="Arial"/>
               </w:rPr>
               <w:t>04.04.2025</w:t>
             </w:r>
@@ -991,53 +947,32 @@
             <w:tcW w:w="1174" w:type="pct"/>
             <w:tcBorders>
               <w:top w:val="single" w:sz="12" w:space="0" w:color="auto"/>
-            </w:tcBorders>
-            <w:vAlign w:val="center"/>
-          </w:tcPr>
-          <w:p>
-            <w:pPr>
-              <w:rPr>
-                <w:rFonts w:ascii="Arial" w:hAnsi="Arial" w:cs="Arial"/>
-              </w:rPr>
-            </w:pPr>
-            <w:proofErr w:type="spellStart"/>
-            <w:r>
-              <w:rPr>
-                <w:rFonts w:ascii="Arial" w:hAnsi="Arial" w:cs="Arial"/>
-              </w:rPr>
-              <w:t>Bazaj</w:t>
-            </w:r>
-            <w:proofErr w:type="spellEnd"/>
-            <w:r>
-              <w:rPr>
-                <w:rFonts w:ascii="Arial" w:hAnsi="Arial" w:cs="Arial"/>
-              </w:rPr>
-              <w:t xml:space="preserve"> </w:t>
-            </w:r>
-            <w:proofErr w:type="spellStart"/>
-            <w:r>
-              <w:rPr>
-                <w:rFonts w:ascii="Arial" w:hAnsi="Arial" w:cs="Arial"/>
-              </w:rPr>
-              <w:t>Donart</w:t>
-            </w:r>
-            <w:proofErr w:type="spellEnd"/>
-            <w:r>
-              <w:rPr>
-                <w:rFonts w:ascii="Arial" w:hAnsi="Arial" w:cs="Arial"/>
-              </w:rPr>
-              <w:t>,</w:t>
-            </w:r>
-          </w:p>
-          <w:p>
-            <w:pPr>
-              <w:rPr>
-                <w:rFonts w:ascii="Arial" w:hAnsi="Arial" w:cs="Arial"/>
-              </w:rPr>
-            </w:pPr>
-            <w:r>
-              <w:rPr>
-                <w:rFonts w:ascii="Arial" w:hAnsi="Arial" w:cs="Arial"/>
+              <w:bottom w:val="single" w:sz="12" w:space="0" w:color="auto"/>
+            </w:tcBorders>
+            <w:vAlign w:val="center"/>
+          </w:tcPr>
+          <w:p>
+            <w:pPr>
+              <w:rPr>
+                <w:rFonts w:cs="Arial"/>
+              </w:rPr>
+            </w:pPr>
+            <w:r>
+              <w:rPr>
+                <w:rFonts w:cs="Arial"/>
+              </w:rPr>
+              <w:t>Bazaj Donart,</w:t>
+            </w:r>
+          </w:p>
+          <w:p>
+            <w:pPr>
+              <w:rPr>
+                <w:rFonts w:cs="Arial"/>
+              </w:rPr>
+            </w:pPr>
+            <w:r>
+              <w:rPr>
+                <w:rFonts w:cs="Arial"/>
               </w:rPr>
               <w:t>Bichler Nadine</w:t>
             </w:r>
@@ -1048,20 +983,217 @@
             <w:tcW w:w="2265" w:type="pct"/>
             <w:tcBorders>
               <w:top w:val="single" w:sz="12" w:space="0" w:color="auto"/>
-            </w:tcBorders>
-            <w:vAlign w:val="center"/>
-          </w:tcPr>
-          <w:p>
-            <w:pPr>
-              <w:rPr>
-                <w:rFonts w:ascii="Arial" w:hAnsi="Arial" w:cs="Arial"/>
-              </w:rPr>
-            </w:pPr>
-            <w:r>
-              <w:rPr>
-                <w:rFonts w:ascii="Arial" w:hAnsi="Arial" w:cs="Arial"/>
+              <w:bottom w:val="single" w:sz="12" w:space="0" w:color="auto"/>
+            </w:tcBorders>
+            <w:vAlign w:val="center"/>
+          </w:tcPr>
+          <w:p>
+            <w:pPr>
+              <w:rPr>
+                <w:rFonts w:cs="Arial"/>
+              </w:rPr>
+            </w:pPr>
+            <w:r>
+              <w:rPr>
+                <w:rFonts w:cs="Arial"/>
               </w:rPr>
               <w:t>Erweiterung und Anpassung</w:t>
+            </w:r>
+          </w:p>
+        </w:tc>
+      </w:tr>
+      <w:tr>
+        <w:trPr>
+          <w:trHeight w:val="677"/>
+          <w:jc w:val="center"/>
+        </w:trPr>
+        <w:tc>
+          <w:tcPr>
+            <w:tcW w:w="701" w:type="pct"/>
+            <w:tcBorders>
+              <w:top w:val="single" w:sz="12" w:space="0" w:color="auto"/>
+              <w:bottom w:val="single" w:sz="12" w:space="0" w:color="auto"/>
+            </w:tcBorders>
+            <w:vAlign w:val="center"/>
+          </w:tcPr>
+          <w:p>
+            <w:pPr>
+              <w:jc w:val="center"/>
+              <w:rPr>
+                <w:rFonts w:cs="Arial"/>
+              </w:rPr>
+            </w:pPr>
+            <w:r>
+              <w:rPr>
+                <w:rFonts w:cs="Arial"/>
+              </w:rPr>
+              <w:t>0.5</w:t>
+            </w:r>
+          </w:p>
+        </w:tc>
+        <w:tc>
+          <w:tcPr>
+            <w:tcW w:w="860" w:type="pct"/>
+            <w:tcBorders>
+              <w:top w:val="single" w:sz="12" w:space="0" w:color="auto"/>
+              <w:bottom w:val="single" w:sz="12" w:space="0" w:color="auto"/>
+            </w:tcBorders>
+            <w:vAlign w:val="center"/>
+          </w:tcPr>
+          <w:p>
+            <w:pPr>
+              <w:jc w:val="center"/>
+              <w:rPr>
+                <w:rFonts w:cs="Arial"/>
+              </w:rPr>
+            </w:pPr>
+            <w:r>
+              <w:rPr>
+                <w:rFonts w:cs="Arial"/>
+              </w:rPr>
+              <w:t>07.04.2025</w:t>
+            </w:r>
+          </w:p>
+        </w:tc>
+        <w:tc>
+          <w:tcPr>
+            <w:tcW w:w="1174" w:type="pct"/>
+            <w:tcBorders>
+              <w:top w:val="single" w:sz="12" w:space="0" w:color="auto"/>
+              <w:bottom w:val="single" w:sz="12" w:space="0" w:color="auto"/>
+            </w:tcBorders>
+            <w:vAlign w:val="center"/>
+          </w:tcPr>
+          <w:p>
+            <w:pPr>
+              <w:rPr>
+                <w:rFonts w:cs="Arial"/>
+              </w:rPr>
+            </w:pPr>
+            <w:r>
+              <w:rPr>
+                <w:rFonts w:cs="Arial"/>
+              </w:rPr>
+              <w:t>Bichler Nadine</w:t>
+            </w:r>
+          </w:p>
+        </w:tc>
+        <w:tc>
+          <w:tcPr>
+            <w:tcW w:w="2265" w:type="pct"/>
+            <w:tcBorders>
+              <w:top w:val="single" w:sz="12" w:space="0" w:color="auto"/>
+              <w:bottom w:val="single" w:sz="12" w:space="0" w:color="auto"/>
+            </w:tcBorders>
+            <w:vAlign w:val="center"/>
+          </w:tcPr>
+          <w:p>
+            <w:pPr>
+              <w:rPr>
+                <w:rFonts w:cs="Arial"/>
+              </w:rPr>
+            </w:pPr>
+            <w:r>
+              <w:rPr>
+                <w:rFonts w:cs="Arial"/>
+              </w:rPr>
+              <w:t>Anpassung</w:t>
+            </w:r>
+          </w:p>
+        </w:tc>
+      </w:tr>
+      <w:tr>
+        <w:trPr>
+          <w:trHeight w:val="677"/>
+          <w:jc w:val="center"/>
+        </w:trPr>
+        <w:tc>
+          <w:tcPr>
+            <w:tcW w:w="701" w:type="pct"/>
+            <w:tcBorders>
+              <w:top w:val="single" w:sz="12" w:space="0" w:color="auto"/>
+            </w:tcBorders>
+            <w:vAlign w:val="center"/>
+          </w:tcPr>
+          <w:p>
+            <w:pPr>
+              <w:jc w:val="center"/>
+              <w:rPr>
+                <w:rFonts w:cs="Arial"/>
+              </w:rPr>
+            </w:pPr>
+            <w:r>
+              <w:rPr>
+                <w:rFonts w:cs="Arial"/>
+              </w:rPr>
+              <w:t>0.6</w:t>
+            </w:r>
+          </w:p>
+        </w:tc>
+        <w:tc>
+          <w:tcPr>
+            <w:tcW w:w="860" w:type="pct"/>
+            <w:tcBorders>
+              <w:top w:val="single" w:sz="12" w:space="0" w:color="auto"/>
+            </w:tcBorders>
+            <w:vAlign w:val="center"/>
+          </w:tcPr>
+          <w:p>
+            <w:pPr>
+              <w:jc w:val="center"/>
+              <w:rPr>
+                <w:rFonts w:cs="Arial"/>
+              </w:rPr>
+            </w:pPr>
+            <w:r>
+              <w:rPr>
+                <w:rFonts w:cs="Arial"/>
+              </w:rPr>
+              <w:t>09.04.2025</w:t>
+            </w:r>
+          </w:p>
+        </w:tc>
+        <w:tc>
+          <w:tcPr>
+            <w:tcW w:w="1174" w:type="pct"/>
+            <w:tcBorders>
+              <w:top w:val="single" w:sz="12" w:space="0" w:color="auto"/>
+            </w:tcBorders>
+            <w:vAlign w:val="center"/>
+          </w:tcPr>
+          <w:p>
+            <w:pPr>
+              <w:rPr>
+                <w:rFonts w:cs="Arial"/>
+              </w:rPr>
+            </w:pPr>
+            <w:r>
+              <w:rPr>
+                <w:rFonts w:cs="Arial"/>
+              </w:rPr>
+              <w:t>Bichler Nadine</w:t>
+            </w:r>
+          </w:p>
+        </w:tc>
+        <w:tc>
+          <w:tcPr>
+            <w:tcW w:w="2265" w:type="pct"/>
+            <w:tcBorders>
+              <w:top w:val="single" w:sz="12" w:space="0" w:color="auto"/>
+            </w:tcBorders>
+            <w:vAlign w:val="center"/>
+          </w:tcPr>
+          <w:p>
+            <w:pPr>
+              <w:rPr>
+                <w:rFonts w:cs="Arial"/>
+              </w:rPr>
+            </w:pPr>
+            <w:r>
+              <w:rPr>
+                <w:rFonts w:cs="Arial"/>
+              </w:rPr>
+              <w:t>Anpassung Layout</w:t>
             </w:r>
           </w:p>
         </w:tc>
@@ -1071,7 +1203,7 @@
       <w:pPr>
         <w:jc w:val="right"/>
         <w:rPr>
-          <w:rFonts w:ascii="Arial" w:hAnsi="Arial" w:cs="Arial"/>
+          <w:rFonts w:cs="Arial"/>
           <w:sz w:val="28"/>
           <w:szCs w:val="28"/>
         </w:rPr>
@@ -1079,331 +1211,681 @@
     </w:p>
     <w:p>
       <w:pPr>
-        <w:pStyle w:val="Listenabsatz"/>
+        <w:jc w:val="right"/>
+        <w:rPr>
+          <w:rFonts w:cs="Arial"/>
+          <w:sz w:val="28"/>
+          <w:szCs w:val="28"/>
+        </w:rPr>
+      </w:pPr>
+    </w:p>
+    <w:p>
+      <w:pPr>
+        <w:jc w:val="right"/>
+        <w:rPr>
+          <w:rFonts w:cs="Arial"/>
+          <w:sz w:val="28"/>
+          <w:szCs w:val="28"/>
+        </w:rPr>
+      </w:pPr>
+    </w:p>
+    <w:p>
+      <w:pPr>
+        <w:pStyle w:val="berschrift1"/>
         <w:numPr>
           <w:ilvl w:val="0"/>
-          <w:numId w:val="1"/>
+          <w:numId w:val="13"/>
+        </w:numPr>
+      </w:pPr>
+      <w:r>
+        <w:lastRenderedPageBreak/>
+        <w:t xml:space="preserve"> </w:t>
+      </w:r>
+      <w:r>
+        <w:t>Einführung</w:t>
+      </w:r>
+      <w:r>
+        <w:t xml:space="preserve"> </w:t>
+      </w:r>
+    </w:p>
+    <w:p>
+      <w:r>
+        <w:t>Die Firma Kunststoff4All ist ein führender Hersteller moderner Spritzgussmaschinen, die Bedienung dieser Spritzgussmaschinen ist veraltet und oft unpraktikabel. Um seinen Mitarbeitern eine bedienerfreundliche und effizientere Arbeitsweise zu ermöglichen, soll eine Sprachsteuerung für die Benutzeroberfläche erstellt werden. Dies bietet die Möglichkeit, anderen händischen Tätigkeiten nachzugehen, während man die Maschine betätigt. Des Weiteren kann es zu verbesserten Arbeitsabläufen und Produktivität beitragen und bietet eine innovative und zukunftsorientierte Arbeitsweise.</w:t>
+      </w:r>
+    </w:p>
+    <w:p>
+      <w:pPr>
+        <w:pStyle w:val="berschrift1"/>
+        <w:numPr>
+          <w:ilvl w:val="0"/>
+          <w:numId w:val="13"/>
+        </w:numPr>
+      </w:pPr>
+      <w:r>
+        <w:t xml:space="preserve"> </w:t>
+      </w:r>
+      <w:r>
+        <w:t>Produktübersicht</w:t>
+      </w:r>
+    </w:p>
+    <w:p>
+      <w:r>
+        <w:t>Es soll eine Sprachsteuerung für die Spritzgussmaschine entwickelt werden, welche anhand der Sprachbefehle 1-9 ein Zeitsignal erstellt und dieses auf der Benutzeroberfläche darstellt.</w:t>
+      </w:r>
+    </w:p>
+    <w:p>
+      <w:r>
+        <w:t>Die Lieferung umfasst eine Sprachauswertung der besagten Befehle mit entsprechender Bedienoberfläche für Personal.</w:t>
+      </w:r>
+    </w:p>
+    <w:p>
+      <w:pPr>
+        <w:pStyle w:val="berschrift1"/>
+        <w:numPr>
+          <w:ilvl w:val="0"/>
+          <w:numId w:val="13"/>
+        </w:numPr>
+      </w:pPr>
+      <w:r>
+        <w:t xml:space="preserve"> Produktdetails</w:t>
+      </w:r>
+    </w:p>
+    <w:p>
+      <w:pPr>
+        <w:pStyle w:val="berschrift1"/>
+        <w:numPr>
+          <w:ilvl w:val="1"/>
+          <w:numId w:val="13"/>
         </w:numPr>
         <w:rPr>
-          <w:rFonts w:ascii="Arial" w:hAnsi="Arial" w:cs="Arial"/>
+          <w:sz w:val="32"/>
+          <w:szCs w:val="32"/>
+        </w:rPr>
+      </w:pPr>
+      <w:r>
+        <w:t xml:space="preserve"> </w:t>
+      </w:r>
+      <w:r>
+        <w:rPr>
+          <w:sz w:val="32"/>
+          <w:szCs w:val="32"/>
+        </w:rPr>
+        <w:t>Funktionale Anforderungen</w:t>
+      </w:r>
+    </w:p>
+    <w:p>
+      <w:r>
+        <w:t>Informationen zum Produkt:</w:t>
+      </w:r>
+    </w:p>
+    <w:p>
+      <w:r>
+        <w:t>Das Produkt besteht aus einer Sprachermittlung welche die Befehle 1-9 erkennt und auf einer Benutzerschnittstelle unter Zuhilfenahme eines Zeitsignals abbildet.</w:t>
+      </w:r>
+    </w:p>
+    <w:tbl>
+      <w:tblPr>
+        <w:tblStyle w:val="Tabellenraster"/>
+        <w:tblpPr w:leftFromText="141" w:rightFromText="141" w:vertAnchor="text" w:horzAnchor="margin" w:tblpY="253"/>
+        <w:tblW w:w="5000" w:type="pct"/>
+        <w:tblLook w:val="04A0" w:firstRow="1" w:lastRow="0" w:firstColumn="1" w:lastColumn="0" w:noHBand="0" w:noVBand="1"/>
+      </w:tblPr>
+      <w:tblGrid>
+        <w:gridCol w:w="1415"/>
+        <w:gridCol w:w="7647"/>
+      </w:tblGrid>
+      <w:tr>
+        <w:trPr>
+          <w:trHeight w:val="380"/>
+        </w:trPr>
+        <w:tc>
+          <w:tcPr>
+            <w:tcW w:w="781" w:type="pct"/>
+            <w:tcBorders>
+              <w:bottom w:val="single" w:sz="12" w:space="0" w:color="auto"/>
+            </w:tcBorders>
+          </w:tcPr>
+          <w:p>
+            <w:pPr>
+              <w:jc w:val="center"/>
+              <w:rPr>
+                <w:rFonts w:cs="Arial"/>
+                <w:b/>
+                <w:bCs/>
+              </w:rPr>
+            </w:pPr>
+            <w:r>
+              <w:rPr>
+                <w:rFonts w:cs="Arial"/>
+                <w:b/>
+                <w:bCs/>
+              </w:rPr>
+              <w:t>Nummer</w:t>
+            </w:r>
+          </w:p>
+        </w:tc>
+        <w:tc>
+          <w:tcPr>
+            <w:tcW w:w="4219" w:type="pct"/>
+            <w:tcBorders>
+              <w:bottom w:val="single" w:sz="12" w:space="0" w:color="auto"/>
+            </w:tcBorders>
+          </w:tcPr>
+          <w:p>
+            <w:pPr>
+              <w:rPr>
+                <w:rFonts w:cs="Arial"/>
+                <w:b/>
+                <w:bCs/>
+              </w:rPr>
+            </w:pPr>
+            <w:r>
+              <w:rPr>
+                <w:rFonts w:cs="Arial"/>
+                <w:b/>
+                <w:bCs/>
+              </w:rPr>
+              <w:t>Anforderungsbeschreibung</w:t>
+            </w:r>
+          </w:p>
+        </w:tc>
+      </w:tr>
+      <w:tr>
+        <w:trPr>
+          <w:trHeight w:val="677"/>
+        </w:trPr>
+        <w:tc>
+          <w:tcPr>
+            <w:tcW w:w="781" w:type="pct"/>
+            <w:tcBorders>
+              <w:top w:val="single" w:sz="12" w:space="0" w:color="auto"/>
+            </w:tcBorders>
+            <w:vAlign w:val="center"/>
+          </w:tcPr>
+          <w:p>
+            <w:pPr>
+              <w:jc w:val="center"/>
+              <w:rPr>
+                <w:rFonts w:cs="Arial"/>
+              </w:rPr>
+            </w:pPr>
+            <w:r>
+              <w:rPr>
+                <w:rFonts w:cs="Arial"/>
+              </w:rPr>
+              <w:t>FA1.0</w:t>
+            </w:r>
+          </w:p>
+        </w:tc>
+        <w:tc>
+          <w:tcPr>
+            <w:tcW w:w="4219" w:type="pct"/>
+            <w:tcBorders>
+              <w:top w:val="single" w:sz="12" w:space="0" w:color="auto"/>
+            </w:tcBorders>
+            <w:vAlign w:val="center"/>
+          </w:tcPr>
+          <w:p>
+            <w:pPr>
+              <w:rPr>
+                <w:rFonts w:cs="Arial"/>
+              </w:rPr>
+            </w:pPr>
+            <w:r>
+              <w:rPr>
+                <w:rFonts w:cs="Arial"/>
+                <w:i/>
+                <w:iCs/>
+              </w:rPr>
+              <w:t>Spracherkennung</w:t>
+            </w:r>
+          </w:p>
+        </w:tc>
+      </w:tr>
+      <w:tr>
+        <w:trPr>
+          <w:trHeight w:val="677"/>
+        </w:trPr>
+        <w:tc>
+          <w:tcPr>
+            <w:tcW w:w="781" w:type="pct"/>
+            <w:tcBorders>
+              <w:top w:val="single" w:sz="12" w:space="0" w:color="auto"/>
+            </w:tcBorders>
+            <w:vAlign w:val="center"/>
+          </w:tcPr>
+          <w:p>
+            <w:pPr>
+              <w:jc w:val="center"/>
+              <w:rPr>
+                <w:rFonts w:cs="Arial"/>
+              </w:rPr>
+            </w:pPr>
+            <w:r>
+              <w:rPr>
+                <w:rFonts w:cs="Arial"/>
+              </w:rPr>
+              <w:t>FA1.1</w:t>
+            </w:r>
+          </w:p>
+        </w:tc>
+        <w:tc>
+          <w:tcPr>
+            <w:tcW w:w="4219" w:type="pct"/>
+            <w:tcBorders>
+              <w:top w:val="single" w:sz="12" w:space="0" w:color="auto"/>
+            </w:tcBorders>
+            <w:vAlign w:val="center"/>
+          </w:tcPr>
+          <w:p>
+            <w:pPr>
+              <w:rPr>
+                <w:rFonts w:cs="Arial"/>
+              </w:rPr>
+            </w:pPr>
+            <w:r>
+              <w:rPr>
+                <w:rFonts w:cs="Arial"/>
+              </w:rPr>
+              <w:t>Sprachbefehlerkennung</w:t>
+            </w:r>
+            <w:r>
+              <w:rPr>
+                <w:rFonts w:cs="Arial"/>
+              </w:rPr>
+              <w:t>: Ziffern 1-9 aus Umgebungsgeräuschen erkennen</w:t>
+            </w:r>
+          </w:p>
+        </w:tc>
+      </w:tr>
+      <w:tr>
+        <w:trPr>
+          <w:trHeight w:val="677"/>
+        </w:trPr>
+        <w:tc>
+          <w:tcPr>
+            <w:tcW w:w="781" w:type="pct"/>
+            <w:tcBorders>
+              <w:top w:val="single" w:sz="12" w:space="0" w:color="auto"/>
+              <w:bottom w:val="single" w:sz="12" w:space="0" w:color="auto"/>
+            </w:tcBorders>
+            <w:vAlign w:val="center"/>
+          </w:tcPr>
+          <w:p>
+            <w:pPr>
+              <w:jc w:val="center"/>
+              <w:rPr>
+                <w:rFonts w:cs="Arial"/>
+              </w:rPr>
+            </w:pPr>
+            <w:r>
+              <w:rPr>
+                <w:rFonts w:cs="Arial"/>
+              </w:rPr>
+              <w:t>FA2.0</w:t>
+            </w:r>
+          </w:p>
+        </w:tc>
+        <w:tc>
+          <w:tcPr>
+            <w:tcW w:w="4219" w:type="pct"/>
+            <w:tcBorders>
+              <w:top w:val="single" w:sz="12" w:space="0" w:color="auto"/>
+              <w:bottom w:val="single" w:sz="12" w:space="0" w:color="auto"/>
+            </w:tcBorders>
+            <w:vAlign w:val="center"/>
+          </w:tcPr>
+          <w:p>
+            <w:pPr>
+              <w:rPr>
+                <w:rFonts w:cs="Arial"/>
+              </w:rPr>
+            </w:pPr>
+            <w:r>
+              <w:rPr>
+                <w:rFonts w:cs="Arial"/>
+                <w:i/>
+                <w:iCs/>
+              </w:rPr>
+              <w:t>Sprachverarbeitung</w:t>
+            </w:r>
+          </w:p>
+        </w:tc>
+      </w:tr>
+      <w:tr>
+        <w:trPr>
+          <w:trHeight w:val="677"/>
+        </w:trPr>
+        <w:tc>
+          <w:tcPr>
+            <w:tcW w:w="781" w:type="pct"/>
+            <w:tcBorders>
+              <w:top w:val="single" w:sz="12" w:space="0" w:color="auto"/>
+            </w:tcBorders>
+            <w:vAlign w:val="center"/>
+          </w:tcPr>
+          <w:p>
+            <w:pPr>
+              <w:jc w:val="center"/>
+              <w:rPr>
+                <w:rFonts w:cs="Arial"/>
+              </w:rPr>
+            </w:pPr>
+            <w:r>
+              <w:rPr>
+                <w:rFonts w:cs="Arial"/>
+              </w:rPr>
+              <w:t>FA2.1</w:t>
+            </w:r>
+          </w:p>
+        </w:tc>
+        <w:tc>
+          <w:tcPr>
+            <w:tcW w:w="4219" w:type="pct"/>
+            <w:tcBorders>
+              <w:top w:val="single" w:sz="12" w:space="0" w:color="auto"/>
+            </w:tcBorders>
+            <w:vAlign w:val="center"/>
+          </w:tcPr>
+          <w:p>
+            <w:pPr>
+              <w:rPr>
+                <w:rFonts w:cs="Arial"/>
+              </w:rPr>
+            </w:pPr>
+            <w:r>
+              <w:rPr>
+                <w:rFonts w:cs="Arial"/>
+              </w:rPr>
+              <w:t>Fouriertransformation</w:t>
+            </w:r>
+          </w:p>
+        </w:tc>
+      </w:tr>
+      <w:tr>
+        <w:trPr>
+          <w:trHeight w:val="677"/>
+        </w:trPr>
+        <w:tc>
+          <w:tcPr>
+            <w:tcW w:w="781" w:type="pct"/>
+            <w:tcBorders>
+              <w:top w:val="single" w:sz="12" w:space="0" w:color="auto"/>
+            </w:tcBorders>
+            <w:vAlign w:val="center"/>
+          </w:tcPr>
+          <w:p>
+            <w:pPr>
+              <w:jc w:val="center"/>
+              <w:rPr>
+                <w:rFonts w:cs="Arial"/>
+              </w:rPr>
+            </w:pPr>
+            <w:r>
+              <w:rPr>
+                <w:rFonts w:cs="Arial"/>
+              </w:rPr>
+              <w:t>FA3.0</w:t>
+            </w:r>
+          </w:p>
+        </w:tc>
+        <w:tc>
+          <w:tcPr>
+            <w:tcW w:w="4219" w:type="pct"/>
+            <w:tcBorders>
+              <w:top w:val="single" w:sz="12" w:space="0" w:color="auto"/>
+            </w:tcBorders>
+            <w:vAlign w:val="center"/>
+          </w:tcPr>
+          <w:p>
+            <w:pPr>
+              <w:rPr>
+                <w:rFonts w:cs="Arial"/>
+              </w:rPr>
+            </w:pPr>
+            <w:r>
+              <w:rPr>
+                <w:rFonts w:cs="Arial"/>
+                <w:i/>
+                <w:iCs/>
+              </w:rPr>
+              <w:t>Darstellung des Zeitsignals &amp; der Befehle</w:t>
+            </w:r>
+          </w:p>
+        </w:tc>
+      </w:tr>
+      <w:tr>
+        <w:trPr>
+          <w:trHeight w:val="677"/>
+        </w:trPr>
+        <w:tc>
+          <w:tcPr>
+            <w:tcW w:w="781" w:type="pct"/>
+            <w:tcBorders>
+              <w:top w:val="single" w:sz="12" w:space="0" w:color="auto"/>
+              <w:bottom w:val="single" w:sz="12" w:space="0" w:color="auto"/>
+            </w:tcBorders>
+            <w:vAlign w:val="center"/>
+          </w:tcPr>
+          <w:p>
+            <w:pPr>
+              <w:jc w:val="center"/>
+              <w:rPr>
+                <w:rFonts w:cs="Arial"/>
+              </w:rPr>
+            </w:pPr>
+            <w:r>
+              <w:rPr>
+                <w:rFonts w:cs="Arial"/>
+              </w:rPr>
+              <w:t>FA4.0</w:t>
+            </w:r>
+          </w:p>
+        </w:tc>
+        <w:tc>
+          <w:tcPr>
+            <w:tcW w:w="4219" w:type="pct"/>
+            <w:tcBorders>
+              <w:top w:val="single" w:sz="12" w:space="0" w:color="auto"/>
+              <w:bottom w:val="single" w:sz="12" w:space="0" w:color="auto"/>
+            </w:tcBorders>
+            <w:vAlign w:val="center"/>
+          </w:tcPr>
+          <w:p>
+            <w:pPr>
+              <w:rPr>
+                <w:rFonts w:cs="Arial"/>
+                <w:i/>
+                <w:iCs/>
+              </w:rPr>
+            </w:pPr>
+            <w:r>
+              <w:rPr>
+                <w:rFonts w:cs="Arial"/>
+                <w:i/>
+                <w:iCs/>
+              </w:rPr>
+              <w:t>GUI Ergonomie</w:t>
+            </w:r>
+          </w:p>
+        </w:tc>
+      </w:tr>
+      <w:tr>
+        <w:trPr>
+          <w:trHeight w:val="677"/>
+        </w:trPr>
+        <w:tc>
+          <w:tcPr>
+            <w:tcW w:w="781" w:type="pct"/>
+            <w:tcBorders>
+              <w:top w:val="single" w:sz="12" w:space="0" w:color="auto"/>
+              <w:bottom w:val="single" w:sz="12" w:space="0" w:color="auto"/>
+            </w:tcBorders>
+            <w:vAlign w:val="center"/>
+          </w:tcPr>
+          <w:p>
+            <w:pPr>
+              <w:jc w:val="center"/>
+              <w:rPr>
+                <w:rFonts w:cs="Arial"/>
+              </w:rPr>
+            </w:pPr>
+            <w:r>
+              <w:rPr>
+                <w:rFonts w:cs="Arial"/>
+              </w:rPr>
+              <w:lastRenderedPageBreak/>
+              <w:t>FA4.1</w:t>
+            </w:r>
+          </w:p>
+        </w:tc>
+        <w:tc>
+          <w:tcPr>
+            <w:tcW w:w="4219" w:type="pct"/>
+            <w:tcBorders>
+              <w:top w:val="single" w:sz="12" w:space="0" w:color="auto"/>
+              <w:bottom w:val="single" w:sz="12" w:space="0" w:color="auto"/>
+            </w:tcBorders>
+            <w:vAlign w:val="center"/>
+          </w:tcPr>
+          <w:p>
+            <w:pPr>
+              <w:rPr>
+                <w:rFonts w:cs="Arial"/>
+              </w:rPr>
+            </w:pPr>
+            <w:r>
+              <w:rPr>
+                <w:rFonts w:cs="Arial"/>
+              </w:rPr>
+              <w:t>Bedienerleichterungen</w:t>
+            </w:r>
+          </w:p>
+        </w:tc>
+      </w:tr>
+    </w:tbl>
+    <w:p>
+      <w:pPr>
+        <w:pStyle w:val="Listenabsatz"/>
+        <w:ind w:left="0"/>
+        <w:contextualSpacing w:val="0"/>
+        <w:rPr>
+          <w:rFonts w:ascii="Aptos Display" w:hAnsi="Aptos Display" w:cs="Arial"/>
           <w:b/>
           <w:bCs/>
           <w:sz w:val="28"/>
           <w:szCs w:val="28"/>
         </w:rPr>
       </w:pPr>
+    </w:p>
+    <w:p>
+      <w:pPr>
+        <w:pStyle w:val="Listenabsatz"/>
+        <w:numPr>
+          <w:ilvl w:val="0"/>
+          <w:numId w:val="10"/>
+        </w:numPr>
+        <w:contextualSpacing w:val="0"/>
+        <w:rPr>
+          <w:rFonts w:ascii="Aptos Display" w:hAnsi="Aptos Display" w:cs="Arial"/>
+          <w:b/>
+          <w:bCs/>
+          <w:vanish/>
+          <w:sz w:val="28"/>
+          <w:szCs w:val="28"/>
+        </w:rPr>
+      </w:pPr>
+    </w:p>
+    <w:p>
+      <w:pPr>
+        <w:pStyle w:val="Listenabsatz"/>
+        <w:numPr>
+          <w:ilvl w:val="0"/>
+          <w:numId w:val="10"/>
+        </w:numPr>
+        <w:contextualSpacing w:val="0"/>
+        <w:rPr>
+          <w:rFonts w:ascii="Aptos Display" w:hAnsi="Aptos Display" w:cs="Arial"/>
+          <w:b/>
+          <w:bCs/>
+          <w:vanish/>
+          <w:sz w:val="28"/>
+          <w:szCs w:val="28"/>
+        </w:rPr>
+      </w:pPr>
+    </w:p>
+    <w:p>
+      <w:pPr>
+        <w:pStyle w:val="Listenabsatz"/>
+        <w:numPr>
+          <w:ilvl w:val="0"/>
+          <w:numId w:val="10"/>
+        </w:numPr>
+        <w:contextualSpacing w:val="0"/>
+        <w:rPr>
+          <w:rFonts w:ascii="Aptos Display" w:hAnsi="Aptos Display" w:cs="Arial"/>
+          <w:b/>
+          <w:bCs/>
+          <w:vanish/>
+          <w:sz w:val="28"/>
+          <w:szCs w:val="28"/>
+        </w:rPr>
+      </w:pPr>
+    </w:p>
+    <w:p>
+      <w:pPr>
+        <w:pStyle w:val="Listenabsatz"/>
+        <w:numPr>
+          <w:ilvl w:val="1"/>
+          <w:numId w:val="10"/>
+        </w:numPr>
+        <w:contextualSpacing w:val="0"/>
+        <w:rPr>
+          <w:rFonts w:ascii="Aptos Display" w:hAnsi="Aptos Display" w:cs="Arial"/>
+          <w:b/>
+          <w:bCs/>
+          <w:vanish/>
+          <w:sz w:val="28"/>
+          <w:szCs w:val="28"/>
+        </w:rPr>
+      </w:pPr>
+    </w:p>
+    <w:p>
+      <w:pPr>
+        <w:pStyle w:val="Listenabsatz"/>
+        <w:numPr>
+          <w:ilvl w:val="1"/>
+          <w:numId w:val="10"/>
+        </w:numPr>
+        <w:contextualSpacing w:val="0"/>
+        <w:rPr>
+          <w:rFonts w:ascii="Aptos Display" w:hAnsi="Aptos Display" w:cs="Arial"/>
+          <w:b/>
+          <w:bCs/>
+          <w:sz w:val="32"/>
+          <w:szCs w:val="32"/>
+        </w:rPr>
+      </w:pPr>
       <w:r>
         <w:rPr>
-          <w:rFonts w:ascii="Arial" w:hAnsi="Arial" w:cs="Arial"/>
+          <w:rFonts w:ascii="Aptos Display" w:hAnsi="Aptos Display" w:cs="Arial"/>
           <w:b/>
           <w:bCs/>
           <w:sz w:val="28"/>
           <w:szCs w:val="28"/>
         </w:rPr>
-        <w:t>Einführung</w:t>
+        <w:t xml:space="preserve">  </w:t>
       </w:r>
       <w:r>
         <w:rPr>
-          <w:rFonts w:ascii="Arial" w:hAnsi="Arial" w:cs="Arial"/>
+          <w:rFonts w:ascii="Aptos Display" w:hAnsi="Aptos Display" w:cs="Arial"/>
           <w:b/>
           <w:bCs/>
-          <w:sz w:val="28"/>
-          <w:szCs w:val="28"/>
+          <w:sz w:val="32"/>
+          <w:szCs w:val="32"/>
         </w:rPr>
-        <w:t xml:space="preserve">                                                                                             </w:t>
+        <w:t>Nichtfunktionale Anforderungen</w:t>
       </w:r>
-    </w:p>
-    <w:p>
-      <w:pPr>
-        <w:pStyle w:val="Listenabsatz"/>
-        <w:rPr>
-          <w:rFonts w:ascii="Arial" w:hAnsi="Arial" w:cs="Arial"/>
-          <w:b/>
-          <w:bCs/>
-          <w:sz w:val="28"/>
-          <w:szCs w:val="28"/>
-        </w:rPr>
-      </w:pPr>
-    </w:p>
-    <w:p>
-      <w:pPr>
-        <w:pStyle w:val="Listenabsatz"/>
-        <w:rPr>
-          <w:rFonts w:ascii="Arial" w:hAnsi="Arial" w:cs="Arial"/>
-        </w:rPr>
-      </w:pPr>
-      <w:r>
-        <w:rPr>
-          <w:rFonts w:ascii="Arial" w:hAnsi="Arial" w:cs="Arial"/>
-        </w:rPr>
-        <w:t>Die Firma Kunststoff4All ist ein führender Hersteller moderner Spritzgussmaschinen</w:t>
-      </w:r>
-      <w:r>
-        <w:rPr>
-          <w:rFonts w:ascii="Arial" w:hAnsi="Arial" w:cs="Arial"/>
-        </w:rPr>
-        <w:t>, die Bedienung dieser Spritzgussmaschinen ist veraltet und oft unpraktikabel. Um seinen Mitarbeitern eine bedienerfreundliche und effizientere Arbeitsweise zu ermöglichen, soll eine Sprachsteuerung für die Benutzeroberfläche erstellt werden. Dies bietet die Möglichkeit, anderen händischen Tätigkeiten nachzugehen, während man die Maschine betätigt. Des Weiteren kann es zu verbesserten Arbeitsabläufen und Produktivität beitragen und bietet eine innovative und zukunftsorientierte Arbeitsweise.</w:t>
-      </w:r>
-    </w:p>
-    <w:p>
-      <w:pPr>
-        <w:pStyle w:val="Listenabsatz"/>
-        <w:rPr>
-          <w:rFonts w:ascii="Arial" w:hAnsi="Arial" w:cs="Arial"/>
-          <w:b/>
-          <w:bCs/>
-          <w:sz w:val="28"/>
-          <w:szCs w:val="28"/>
-        </w:rPr>
-      </w:pPr>
-    </w:p>
-    <w:p>
-      <w:pPr>
-        <w:pStyle w:val="Listenabsatz"/>
-        <w:numPr>
-          <w:ilvl w:val="0"/>
-          <w:numId w:val="1"/>
-        </w:numPr>
-        <w:rPr>
-          <w:rFonts w:ascii="Arial" w:hAnsi="Arial" w:cs="Arial"/>
-          <w:b/>
-          <w:bCs/>
-          <w:sz w:val="28"/>
-          <w:szCs w:val="28"/>
-        </w:rPr>
-      </w:pPr>
-      <w:r>
-        <w:rPr>
-          <w:rFonts w:ascii="Arial" w:hAnsi="Arial" w:cs="Arial"/>
-          <w:b/>
-          <w:bCs/>
-          <w:sz w:val="28"/>
-          <w:szCs w:val="28"/>
-        </w:rPr>
-        <w:lastRenderedPageBreak/>
-        <w:t xml:space="preserve">Produktübersicht </w:t>
-      </w:r>
-    </w:p>
-    <w:p>
-      <w:pPr>
-        <w:pStyle w:val="Listenabsatz"/>
-        <w:rPr>
-          <w:rFonts w:ascii="Arial" w:hAnsi="Arial" w:cs="Arial"/>
-          <w:b/>
-          <w:bCs/>
-          <w:sz w:val="28"/>
-          <w:szCs w:val="28"/>
-        </w:rPr>
-      </w:pPr>
-    </w:p>
-    <w:p>
-      <w:pPr>
-        <w:pStyle w:val="Listenabsatz"/>
-        <w:rPr>
-          <w:rFonts w:ascii="Arial" w:hAnsi="Arial" w:cs="Arial"/>
-        </w:rPr>
-      </w:pPr>
-      <w:r>
-        <w:rPr>
-          <w:rFonts w:ascii="Arial" w:hAnsi="Arial" w:cs="Arial"/>
-        </w:rPr>
-        <w:t>Es soll eine Sprachsteuerung für die Spritzgussmaschine entwickelt werden, welche anhand der Sprachbefehle 1-9 ein Zeitsignal erstellt und dieses auf der Benutzeroberfläche darstellt.</w:t>
-      </w:r>
-    </w:p>
-    <w:p>
-      <w:pPr>
-        <w:pStyle w:val="Listenabsatz"/>
-        <w:rPr>
-          <w:rFonts w:ascii="Arial" w:hAnsi="Arial" w:cs="Arial"/>
-        </w:rPr>
-      </w:pPr>
-    </w:p>
-    <w:p>
-      <w:pPr>
-        <w:pStyle w:val="Listenabsatz"/>
-        <w:rPr>
-          <w:rFonts w:ascii="Arial" w:hAnsi="Arial" w:cs="Arial"/>
-        </w:rPr>
-      </w:pPr>
-      <w:r>
-        <w:rPr>
-          <w:rFonts w:ascii="Arial" w:hAnsi="Arial" w:cs="Arial"/>
-        </w:rPr>
-        <w:t>Die Lieferung umfasst eine Sprachauswertung der besagten Befehle mit entsprechender Bedienoberfläche für Personal.</w:t>
-      </w:r>
-    </w:p>
-    <w:p>
-      <w:pPr>
-        <w:rPr>
-          <w:rFonts w:ascii="Arial" w:hAnsi="Arial" w:cs="Arial"/>
-          <w:b/>
-          <w:bCs/>
-          <w:sz w:val="28"/>
-          <w:szCs w:val="28"/>
-        </w:rPr>
-      </w:pPr>
-    </w:p>
-    <w:p>
-      <w:pPr>
-        <w:rPr>
-          <w:rFonts w:ascii="Arial" w:hAnsi="Arial" w:cs="Arial"/>
-          <w:b/>
-          <w:bCs/>
-          <w:sz w:val="28"/>
-          <w:szCs w:val="28"/>
-        </w:rPr>
-      </w:pPr>
-      <w:r>
-        <w:rPr>
-          <w:rFonts w:ascii="Arial" w:hAnsi="Arial" w:cs="Arial"/>
-          <w:b/>
-          <w:bCs/>
-          <w:sz w:val="28"/>
-          <w:szCs w:val="28"/>
-        </w:rPr>
-        <w:t xml:space="preserve">                                                                                                                                                </w:t>
-      </w:r>
-    </w:p>
-    <w:p>
-      <w:pPr>
-        <w:pStyle w:val="Listenabsatz"/>
-        <w:numPr>
-          <w:ilvl w:val="0"/>
-          <w:numId w:val="1"/>
-        </w:numPr>
-        <w:rPr>
-          <w:rFonts w:ascii="Arial" w:hAnsi="Arial" w:cs="Arial"/>
-          <w:b/>
-          <w:bCs/>
-          <w:sz w:val="28"/>
-          <w:szCs w:val="28"/>
-        </w:rPr>
-      </w:pPr>
-      <w:r>
-        <w:rPr>
-          <w:rFonts w:ascii="Arial" w:hAnsi="Arial" w:cs="Arial"/>
-          <w:b/>
-          <w:bCs/>
-          <w:sz w:val="28"/>
-          <w:szCs w:val="28"/>
-        </w:rPr>
-        <w:t>Produktdetails</w:t>
-      </w:r>
-    </w:p>
-    <w:p>
-      <w:pPr>
-        <w:pStyle w:val="Listenabsatz"/>
-        <w:rPr>
-          <w:rFonts w:ascii="Arial" w:hAnsi="Arial" w:cs="Arial"/>
-          <w:b/>
-          <w:bCs/>
-          <w:sz w:val="28"/>
-          <w:szCs w:val="28"/>
-        </w:rPr>
-      </w:pPr>
-    </w:p>
-    <w:p>
-      <w:pPr>
-        <w:pStyle w:val="Listenabsatz"/>
-        <w:rPr>
-          <w:rFonts w:ascii="Arial" w:hAnsi="Arial" w:cs="Arial"/>
-          <w:b/>
-          <w:bCs/>
-          <w:sz w:val="28"/>
-          <w:szCs w:val="28"/>
-        </w:rPr>
-      </w:pPr>
-    </w:p>
-    <w:p>
-      <w:pPr>
-        <w:pStyle w:val="Listenabsatz"/>
-        <w:numPr>
-          <w:ilvl w:val="1"/>
-          <w:numId w:val="1"/>
-        </w:numPr>
-        <w:rPr>
-          <w:rFonts w:ascii="Arial" w:hAnsi="Arial" w:cs="Arial"/>
-          <w:b/>
-          <w:bCs/>
-          <w:sz w:val="28"/>
-          <w:szCs w:val="28"/>
-        </w:rPr>
-      </w:pPr>
-      <w:r>
-        <w:rPr>
-          <w:rFonts w:ascii="Arial" w:hAnsi="Arial" w:cs="Arial"/>
-          <w:b/>
-          <w:bCs/>
-          <w:sz w:val="28"/>
-          <w:szCs w:val="28"/>
-        </w:rPr>
-        <w:t xml:space="preserve">Funktionale Anforderungen     </w:t>
-      </w:r>
-    </w:p>
-    <w:p>
-      <w:pPr>
-        <w:pStyle w:val="Listenabsatz"/>
-        <w:ind w:left="1440"/>
-        <w:rPr>
-          <w:rFonts w:ascii="Arial" w:hAnsi="Arial" w:cs="Arial"/>
-          <w:b/>
-          <w:bCs/>
-          <w:sz w:val="28"/>
-          <w:szCs w:val="28"/>
-        </w:rPr>
-      </w:pPr>
-    </w:p>
-    <w:p>
-      <w:pPr>
-        <w:pStyle w:val="Listenabsatz"/>
-        <w:ind w:left="1440"/>
-        <w:rPr>
-          <w:rFonts w:ascii="Arial" w:hAnsi="Arial" w:cs="Arial"/>
-        </w:rPr>
-      </w:pPr>
-      <w:r>
-        <w:rPr>
-          <w:rFonts w:ascii="Arial" w:hAnsi="Arial" w:cs="Arial"/>
-        </w:rPr>
-        <w:t>Informationen zum Produkt:</w:t>
-      </w:r>
-    </w:p>
-    <w:p>
-      <w:pPr>
-        <w:pStyle w:val="Listenabsatz"/>
-        <w:ind w:left="1440"/>
-        <w:rPr>
-          <w:rFonts w:ascii="Arial" w:hAnsi="Arial" w:cs="Arial"/>
-          <w:b/>
-          <w:bCs/>
-          <w:sz w:val="28"/>
-          <w:szCs w:val="28"/>
-        </w:rPr>
-      </w:pPr>
-    </w:p>
-    <w:p>
-      <w:pPr>
-        <w:pStyle w:val="Listenabsatz"/>
-        <w:ind w:left="1440"/>
-        <w:rPr>
-          <w:rFonts w:ascii="Arial" w:hAnsi="Arial" w:cs="Arial"/>
-        </w:rPr>
-      </w:pPr>
-      <w:r>
-        <w:rPr>
-          <w:rFonts w:ascii="Arial" w:hAnsi="Arial" w:cs="Arial"/>
-        </w:rPr>
-        <w:t>Das Produkt besteht aus einer Sprachermittlung welche die Befehle 1-9 erkennt und auf einer Benutzerschnittstelle unter Zuhilfenahme eines Zeitsignals abbildet.</w:t>
-      </w:r>
-    </w:p>
-    <w:p>
-      <w:pPr>
-        <w:pStyle w:val="Listenabsatz"/>
-        <w:ind w:left="1440"/>
-        <w:rPr>
-          <w:rFonts w:ascii="Arial" w:hAnsi="Arial" w:cs="Arial"/>
-        </w:rPr>
-      </w:pPr>
     </w:p>
     <w:tbl>
       <w:tblPr>
@@ -1430,16 +1912,21 @@
           </w:tcPr>
           <w:p>
             <w:pPr>
+              <w:pStyle w:val="Listenabsatz"/>
+              <w:numPr>
+                <w:ilvl w:val="0"/>
+                <w:numId w:val="10"/>
+              </w:numPr>
               <w:jc w:val="center"/>
               <w:rPr>
-                <w:rFonts w:ascii="Arial" w:hAnsi="Arial" w:cs="Arial"/>
+                <w:rFonts w:cs="Arial"/>
                 <w:b/>
                 <w:bCs/>
               </w:rPr>
             </w:pPr>
             <w:r>
               <w:rPr>
-                <w:rFonts w:ascii="Arial" w:hAnsi="Arial" w:cs="Arial"/>
+                <w:rFonts w:cs="Arial"/>
                 <w:b/>
                 <w:bCs/>
               </w:rPr>
@@ -1457,14 +1944,14 @@
           <w:p>
             <w:pPr>
               <w:rPr>
-                <w:rFonts w:ascii="Arial" w:hAnsi="Arial" w:cs="Arial"/>
+                <w:rFonts w:cs="Arial"/>
                 <w:b/>
                 <w:bCs/>
               </w:rPr>
             </w:pPr>
             <w:r>
               <w:rPr>
-                <w:rFonts w:ascii="Arial" w:hAnsi="Arial" w:cs="Arial"/>
+                <w:rFonts w:cs="Arial"/>
                 <w:b/>
                 <w:bCs/>
               </w:rPr>
@@ -1490,14 +1977,14 @@
             <w:pPr>
               <w:jc w:val="center"/>
               <w:rPr>
-                <w:rFonts w:ascii="Arial" w:hAnsi="Arial" w:cs="Arial"/>
-              </w:rPr>
-            </w:pPr>
-            <w:r>
-              <w:rPr>
-                <w:rFonts w:ascii="Arial" w:hAnsi="Arial" w:cs="Arial"/>
-              </w:rPr>
-              <w:t>FA1.0</w:t>
+                <w:rFonts w:cs="Arial"/>
+              </w:rPr>
+            </w:pPr>
+            <w:r>
+              <w:rPr>
+                <w:rFonts w:cs="Arial"/>
+              </w:rPr>
+              <w:t>NA1</w:t>
             </w:r>
           </w:p>
         </w:tc>
@@ -1512,16 +1999,14 @@
           <w:p>
             <w:pPr>
               <w:rPr>
-                <w:rFonts w:ascii="Arial" w:hAnsi="Arial" w:cs="Arial"/>
-              </w:rPr>
-            </w:pPr>
-            <w:r>
-              <w:rPr>
-                <w:rFonts w:ascii="Arial" w:hAnsi="Arial" w:cs="Arial"/>
-                <w:i/>
-                <w:iCs/>
-              </w:rPr>
-              <w:t>Spracherkennung</w:t>
+                <w:rFonts w:cs="Arial"/>
+              </w:rPr>
+            </w:pPr>
+            <w:r>
+              <w:rPr>
+                <w:rFonts w:cs="Arial"/>
+              </w:rPr>
+              <w:t>Glossar</w:t>
             </w:r>
           </w:p>
         </w:tc>
@@ -1536,6 +2021,7 @@
             <w:tcW w:w="781" w:type="pct"/>
             <w:tcBorders>
               <w:top w:val="single" w:sz="12" w:space="0" w:color="auto"/>
+              <w:bottom w:val="single" w:sz="12" w:space="0" w:color="auto"/>
             </w:tcBorders>
             <w:vAlign w:val="center"/>
           </w:tcPr>
@@ -1543,15 +2029,9 @@
             <w:pPr>
               <w:jc w:val="center"/>
               <w:rPr>
-                <w:rFonts w:ascii="Arial" w:hAnsi="Arial" w:cs="Arial"/>
-              </w:rPr>
-            </w:pPr>
-            <w:r>
-              <w:rPr>
-                <w:rFonts w:ascii="Arial" w:hAnsi="Arial" w:cs="Arial"/>
-              </w:rPr>
-              <w:t>FA1.1</w:t>
-            </w:r>
+                <w:rFonts w:cs="Arial"/>
+              </w:rPr>
+            </w:pPr>
           </w:p>
         </w:tc>
         <w:tc>
@@ -1559,28 +2039,21 @@
             <w:tcW w:w="4219" w:type="pct"/>
             <w:tcBorders>
               <w:top w:val="single" w:sz="12" w:space="0" w:color="auto"/>
-            </w:tcBorders>
-            <w:vAlign w:val="center"/>
-          </w:tcPr>
-          <w:p>
-            <w:pPr>
-              <w:rPr>
-                <w:rFonts w:ascii="Arial" w:hAnsi="Arial" w:cs="Arial"/>
-              </w:rPr>
-            </w:pPr>
-            <w:proofErr w:type="spellStart"/>
-            <w:r>
-              <w:rPr>
-                <w:rFonts w:ascii="Arial" w:hAnsi="Arial" w:cs="Arial"/>
-              </w:rPr>
-              <w:t>Sprachbefehlerkennung</w:t>
-            </w:r>
-            <w:proofErr w:type="spellEnd"/>
-            <w:r>
-              <w:rPr>
-                <w:rFonts w:ascii="Arial" w:hAnsi="Arial" w:cs="Arial"/>
-              </w:rPr>
-              <w:t>: Ziffern 1-9 aus Umgebungsgeräuschen erkennen</w:t>
+              <w:bottom w:val="single" w:sz="12" w:space="0" w:color="auto"/>
+            </w:tcBorders>
+            <w:vAlign w:val="center"/>
+          </w:tcPr>
+          <w:p>
+            <w:pPr>
+              <w:rPr>
+                <w:rFonts w:cs="Arial"/>
+              </w:rPr>
+            </w:pPr>
+            <w:r>
+              <w:rPr>
+                <w:rFonts w:cs="Arial"/>
+              </w:rPr>
+              <w:t>Moderne Benutzeranwendung</w:t>
             </w:r>
           </w:p>
         </w:tc>
@@ -1603,14 +2076,14 @@
             <w:pPr>
               <w:jc w:val="center"/>
               <w:rPr>
-                <w:rFonts w:ascii="Arial" w:hAnsi="Arial" w:cs="Arial"/>
-              </w:rPr>
-            </w:pPr>
-            <w:r>
-              <w:rPr>
-                <w:rFonts w:ascii="Arial" w:hAnsi="Arial" w:cs="Arial"/>
-              </w:rPr>
-              <w:t>FA2.0</w:t>
+                <w:rFonts w:cs="Arial"/>
+              </w:rPr>
+            </w:pPr>
+            <w:r>
+              <w:rPr>
+                <w:rFonts w:cs="Arial"/>
+              </w:rPr>
+              <w:t>NA2</w:t>
             </w:r>
           </w:p>
         </w:tc>
@@ -1626,16 +2099,14 @@
           <w:p>
             <w:pPr>
               <w:rPr>
-                <w:rFonts w:ascii="Arial" w:hAnsi="Arial" w:cs="Arial"/>
-              </w:rPr>
-            </w:pPr>
-            <w:r>
-              <w:rPr>
-                <w:rFonts w:ascii="Arial" w:hAnsi="Arial" w:cs="Arial"/>
-                <w:i/>
-                <w:iCs/>
-              </w:rPr>
-              <w:t>Sprachverarbeitung</w:t>
+                <w:rFonts w:cs="Arial"/>
+              </w:rPr>
+            </w:pPr>
+            <w:r>
+              <w:rPr>
+                <w:rFonts w:cs="Arial"/>
+              </w:rPr>
+              <w:t>Einheitliches Erscheinungsbild und damit ähnliche Usability aller Benutzeroberflächen</w:t>
             </w:r>
           </w:p>
         </w:tc>
@@ -1657,14 +2128,14 @@
             <w:pPr>
               <w:jc w:val="center"/>
               <w:rPr>
-                <w:rFonts w:ascii="Arial" w:hAnsi="Arial" w:cs="Arial"/>
-              </w:rPr>
-            </w:pPr>
-            <w:r>
-              <w:rPr>
-                <w:rFonts w:ascii="Arial" w:hAnsi="Arial" w:cs="Arial"/>
-              </w:rPr>
-              <w:t>FA2.1</w:t>
+                <w:rFonts w:cs="Arial"/>
+              </w:rPr>
+            </w:pPr>
+            <w:r>
+              <w:rPr>
+                <w:rFonts w:cs="Arial"/>
+              </w:rPr>
+              <w:t>NA3</w:t>
             </w:r>
           </w:p>
         </w:tc>
@@ -1679,177 +2150,14 @@
           <w:p>
             <w:pPr>
               <w:rPr>
-                <w:rFonts w:ascii="Arial" w:hAnsi="Arial" w:cs="Arial"/>
-              </w:rPr>
-            </w:pPr>
-            <w:r>
-              <w:rPr>
-                <w:rFonts w:ascii="Arial" w:hAnsi="Arial" w:cs="Arial"/>
-              </w:rPr>
-              <w:t>Fouriertransformation</w:t>
-            </w:r>
-          </w:p>
-        </w:tc>
-      </w:tr>
-      <w:tr>
-        <w:trPr>
-          <w:trHeight w:val="677"/>
-          <w:jc w:val="center"/>
-        </w:trPr>
-        <w:tc>
-          <w:tcPr>
-            <w:tcW w:w="781" w:type="pct"/>
-            <w:tcBorders>
-              <w:top w:val="single" w:sz="12" w:space="0" w:color="auto"/>
-            </w:tcBorders>
-            <w:vAlign w:val="center"/>
-          </w:tcPr>
-          <w:p>
-            <w:pPr>
-              <w:jc w:val="center"/>
-              <w:rPr>
-                <w:rFonts w:ascii="Arial" w:hAnsi="Arial" w:cs="Arial"/>
-              </w:rPr>
-            </w:pPr>
-            <w:r>
-              <w:rPr>
-                <w:rFonts w:ascii="Arial" w:hAnsi="Arial" w:cs="Arial"/>
-              </w:rPr>
-              <w:t>FA3.0</w:t>
-            </w:r>
-          </w:p>
-        </w:tc>
-        <w:tc>
-          <w:tcPr>
-            <w:tcW w:w="4219" w:type="pct"/>
-            <w:tcBorders>
-              <w:top w:val="single" w:sz="12" w:space="0" w:color="auto"/>
-            </w:tcBorders>
-            <w:vAlign w:val="center"/>
-          </w:tcPr>
-          <w:p>
-            <w:pPr>
-              <w:rPr>
-                <w:rFonts w:ascii="Arial" w:hAnsi="Arial" w:cs="Arial"/>
-              </w:rPr>
-            </w:pPr>
-            <w:r>
-              <w:rPr>
-                <w:rFonts w:ascii="Arial" w:hAnsi="Arial" w:cs="Arial"/>
-                <w:i/>
-                <w:iCs/>
-              </w:rPr>
-              <w:t>Darstellung des Zeitsignals &amp; der Befehle</w:t>
-            </w:r>
-          </w:p>
-        </w:tc>
-      </w:tr>
-      <w:tr>
-        <w:trPr>
-          <w:trHeight w:val="677"/>
-          <w:jc w:val="center"/>
-        </w:trPr>
-        <w:tc>
-          <w:tcPr>
-            <w:tcW w:w="781" w:type="pct"/>
-            <w:tcBorders>
-              <w:top w:val="single" w:sz="12" w:space="0" w:color="auto"/>
-              <w:bottom w:val="single" w:sz="12" w:space="0" w:color="auto"/>
-            </w:tcBorders>
-            <w:vAlign w:val="center"/>
-          </w:tcPr>
-          <w:p>
-            <w:pPr>
-              <w:jc w:val="center"/>
-              <w:rPr>
-                <w:rFonts w:ascii="Arial" w:hAnsi="Arial" w:cs="Arial"/>
-              </w:rPr>
-            </w:pPr>
-            <w:r>
-              <w:rPr>
-                <w:rFonts w:ascii="Arial" w:hAnsi="Arial" w:cs="Arial"/>
-              </w:rPr>
-              <w:t>FA4.0</w:t>
-            </w:r>
-          </w:p>
-        </w:tc>
-        <w:tc>
-          <w:tcPr>
-            <w:tcW w:w="4219" w:type="pct"/>
-            <w:tcBorders>
-              <w:top w:val="single" w:sz="12" w:space="0" w:color="auto"/>
-              <w:bottom w:val="single" w:sz="12" w:space="0" w:color="auto"/>
-            </w:tcBorders>
-            <w:vAlign w:val="center"/>
-          </w:tcPr>
-          <w:p>
-            <w:pPr>
-              <w:rPr>
-                <w:rFonts w:ascii="Arial" w:hAnsi="Arial" w:cs="Arial"/>
-                <w:i/>
-                <w:iCs/>
-              </w:rPr>
-            </w:pPr>
-            <w:r>
-              <w:rPr>
-                <w:rFonts w:ascii="Arial" w:hAnsi="Arial" w:cs="Arial"/>
-                <w:i/>
-                <w:iCs/>
-              </w:rPr>
-              <w:t>GUI Ergonomie</w:t>
-            </w:r>
-          </w:p>
-        </w:tc>
-      </w:tr>
-      <w:tr>
-        <w:trPr>
-          <w:trHeight w:val="677"/>
-          <w:jc w:val="center"/>
-        </w:trPr>
-        <w:tc>
-          <w:tcPr>
-            <w:tcW w:w="781" w:type="pct"/>
-            <w:tcBorders>
-              <w:top w:val="single" w:sz="12" w:space="0" w:color="auto"/>
-              <w:bottom w:val="single" w:sz="12" w:space="0" w:color="auto"/>
-            </w:tcBorders>
-            <w:vAlign w:val="center"/>
-          </w:tcPr>
-          <w:p>
-            <w:pPr>
-              <w:jc w:val="center"/>
-              <w:rPr>
-                <w:rFonts w:ascii="Arial" w:hAnsi="Arial" w:cs="Arial"/>
-              </w:rPr>
-            </w:pPr>
-            <w:r>
-              <w:rPr>
-                <w:rFonts w:ascii="Arial" w:hAnsi="Arial" w:cs="Arial"/>
-              </w:rPr>
-              <w:t>FA4.1</w:t>
-            </w:r>
-          </w:p>
-        </w:tc>
-        <w:tc>
-          <w:tcPr>
-            <w:tcW w:w="4219" w:type="pct"/>
-            <w:tcBorders>
-              <w:top w:val="single" w:sz="12" w:space="0" w:color="auto"/>
-              <w:bottom w:val="single" w:sz="12" w:space="0" w:color="auto"/>
-            </w:tcBorders>
-            <w:vAlign w:val="center"/>
-          </w:tcPr>
-          <w:p>
-            <w:pPr>
-              <w:rPr>
-                <w:rFonts w:ascii="Arial" w:hAnsi="Arial" w:cs="Arial"/>
-              </w:rPr>
-            </w:pPr>
-            <w:r>
-              <w:rPr>
-                <w:rFonts w:ascii="Arial" w:hAnsi="Arial" w:cs="Arial"/>
-              </w:rPr>
-              <w:t>Echtzeitausgabe der Zeitsignale &amp; Befehle</w:t>
+                <w:rFonts w:cs="Arial"/>
+              </w:rPr>
+            </w:pPr>
+            <w:r>
+              <w:rPr>
+                <w:rFonts w:cs="Arial"/>
+              </w:rPr>
+              <w:t>Handbuch</w:t>
             </w:r>
           </w:p>
         </w:tc>
@@ -1857,532 +2165,65 @@
     </w:tbl>
     <w:p>
       <w:pPr>
-        <w:pStyle w:val="Listenabsatz"/>
-        <w:ind w:left="1440"/>
         <w:rPr>
-          <w:rFonts w:ascii="Arial" w:hAnsi="Arial" w:cs="Arial"/>
-        </w:rPr>
-      </w:pPr>
-    </w:p>
-    <w:p>
-      <w:pPr>
-        <w:pStyle w:val="Listenabsatz"/>
-        <w:ind w:left="1440"/>
-        <w:rPr>
-          <w:rFonts w:ascii="Arial" w:hAnsi="Arial" w:cs="Arial"/>
+          <w:rFonts w:cs="Arial"/>
           <w:b/>
           <w:bCs/>
           <w:sz w:val="28"/>
           <w:szCs w:val="28"/>
         </w:rPr>
       </w:pPr>
-      <w:r>
+    </w:p>
+    <w:p>
+      <w:pPr>
         <w:rPr>
-          <w:rFonts w:ascii="Arial" w:hAnsi="Arial" w:cs="Arial"/>
+          <w:rFonts w:ascii="Aptos Display" w:hAnsi="Aptos Display" w:cs="Arial"/>
           <w:b/>
           <w:bCs/>
           <w:sz w:val="28"/>
           <w:szCs w:val="28"/>
         </w:rPr>
-        <w:t xml:space="preserve">  </w:t>
+      </w:pPr>
+    </w:p>
+    <w:p>
+      <w:pPr>
+        <w:pStyle w:val="Listenabsatz"/>
+        <w:numPr>
+          <w:ilvl w:val="0"/>
+          <w:numId w:val="19"/>
+        </w:numPr>
+        <w:contextualSpacing w:val="0"/>
+        <w:rPr>
+          <w:rFonts w:ascii="Aptos Display" w:hAnsi="Aptos Display" w:cs="Arial"/>
+          <w:b/>
+          <w:bCs/>
+          <w:sz w:val="44"/>
+          <w:szCs w:val="44"/>
+        </w:rPr>
+      </w:pPr>
+      <w:r>
+        <w:rPr>
+          <w:rFonts w:ascii="Aptos Display" w:hAnsi="Aptos Display" w:cs="Arial"/>
+          <w:b/>
+          <w:bCs/>
+          <w:sz w:val="44"/>
+          <w:szCs w:val="44"/>
+        </w:rPr>
+        <w:t xml:space="preserve"> </w:t>
+      </w:r>
+      <w:r>
+        <w:rPr>
+          <w:rFonts w:ascii="Aptos Display" w:hAnsi="Aptos Display" w:cs="Arial"/>
+          <w:b/>
+          <w:bCs/>
+          <w:sz w:val="44"/>
+          <w:szCs w:val="44"/>
+        </w:rPr>
+        <w:t>Lieferumfang</w:t>
       </w:r>
     </w:p>
     <w:p>
-      <w:pPr>
-        <w:pStyle w:val="Listenabsatz"/>
-        <w:ind w:left="1440"/>
-        <w:rPr>
-          <w:rFonts w:ascii="Arial" w:hAnsi="Arial" w:cs="Arial"/>
-          <w:b/>
-          <w:bCs/>
-          <w:sz w:val="28"/>
-          <w:szCs w:val="28"/>
-        </w:rPr>
-      </w:pPr>
-    </w:p>
-    <w:p>
-      <w:pPr>
-        <w:pStyle w:val="Listenabsatz"/>
-        <w:ind w:left="1440"/>
-        <w:rPr>
-          <w:rFonts w:ascii="Arial" w:hAnsi="Arial" w:cs="Arial"/>
-          <w:b/>
-          <w:bCs/>
-          <w:sz w:val="28"/>
-          <w:szCs w:val="28"/>
-        </w:rPr>
-      </w:pPr>
-    </w:p>
-    <w:p>
-      <w:pPr>
-        <w:pStyle w:val="Listenabsatz"/>
-        <w:ind w:left="1440"/>
-        <w:rPr>
-          <w:rFonts w:ascii="Arial" w:hAnsi="Arial" w:cs="Arial"/>
-          <w:b/>
-          <w:bCs/>
-          <w:sz w:val="28"/>
-          <w:szCs w:val="28"/>
-        </w:rPr>
-      </w:pPr>
-    </w:p>
-    <w:p>
-      <w:pPr>
-        <w:pStyle w:val="Listenabsatz"/>
-        <w:ind w:left="1440"/>
-        <w:rPr>
-          <w:rFonts w:ascii="Arial" w:hAnsi="Arial" w:cs="Arial"/>
-          <w:b/>
-          <w:bCs/>
-          <w:sz w:val="28"/>
-          <w:szCs w:val="28"/>
-        </w:rPr>
-      </w:pPr>
-    </w:p>
-    <w:p>
-      <w:pPr>
-        <w:pStyle w:val="Listenabsatz"/>
-        <w:ind w:left="1440"/>
-        <w:rPr>
-          <w:rFonts w:ascii="Arial" w:hAnsi="Arial" w:cs="Arial"/>
-          <w:b/>
-          <w:bCs/>
-          <w:sz w:val="28"/>
-          <w:szCs w:val="28"/>
-        </w:rPr>
-      </w:pPr>
-    </w:p>
-    <w:p>
-      <w:pPr>
-        <w:pStyle w:val="Listenabsatz"/>
-        <w:ind w:left="1440"/>
-        <w:rPr>
-          <w:rFonts w:ascii="Arial" w:hAnsi="Arial" w:cs="Arial"/>
-          <w:b/>
-          <w:bCs/>
-          <w:sz w:val="28"/>
-          <w:szCs w:val="28"/>
-        </w:rPr>
-      </w:pPr>
       <w:r>
-        <w:rPr>
-          <w:rFonts w:ascii="Arial" w:hAnsi="Arial" w:cs="Arial"/>
-          <w:b/>
-          <w:bCs/>
-          <w:sz w:val="28"/>
-          <w:szCs w:val="28"/>
-        </w:rPr>
-        <w:t xml:space="preserve">                                                                      </w:t>
-      </w:r>
-    </w:p>
-    <w:p>
-      <w:pPr>
-        <w:pStyle w:val="Listenabsatz"/>
-        <w:numPr>
-          <w:ilvl w:val="1"/>
-          <w:numId w:val="1"/>
-        </w:numPr>
-        <w:rPr>
-          <w:rFonts w:ascii="Arial" w:hAnsi="Arial" w:cs="Arial"/>
-          <w:b/>
-          <w:bCs/>
-          <w:sz w:val="28"/>
-          <w:szCs w:val="28"/>
-        </w:rPr>
-      </w:pPr>
-      <w:r>
-        <w:rPr>
-          <w:rFonts w:ascii="Arial" w:hAnsi="Arial" w:cs="Arial"/>
-          <w:b/>
-          <w:bCs/>
-          <w:sz w:val="28"/>
-          <w:szCs w:val="28"/>
-        </w:rPr>
-        <w:t>Nichtfunktionale Anforderungen</w:t>
-      </w:r>
-    </w:p>
-    <w:p>
-      <w:pPr>
-        <w:pStyle w:val="Listenabsatz"/>
-        <w:ind w:left="1440"/>
-        <w:rPr>
-          <w:rFonts w:ascii="Arial" w:hAnsi="Arial" w:cs="Arial"/>
-          <w:b/>
-          <w:bCs/>
-          <w:sz w:val="28"/>
-          <w:szCs w:val="28"/>
-        </w:rPr>
-      </w:pPr>
-    </w:p>
-    <w:tbl>
-      <w:tblPr>
-        <w:tblStyle w:val="Tabellenraster"/>
-        <w:tblW w:w="5001" w:type="pct"/>
-        <w:jc w:val="center"/>
-        <w:tblLook w:val="04A0" w:firstRow="1" w:lastRow="0" w:firstColumn="1" w:lastColumn="0" w:noHBand="0" w:noVBand="1"/>
-      </w:tblPr>
-      <w:tblGrid>
-        <w:gridCol w:w="1416"/>
-        <w:gridCol w:w="7648"/>
-      </w:tblGrid>
-      <w:tr>
-        <w:trPr>
-          <w:trHeight w:val="380"/>
-          <w:jc w:val="center"/>
-        </w:trPr>
-        <w:tc>
-          <w:tcPr>
-            <w:tcW w:w="781" w:type="pct"/>
-            <w:tcBorders>
-              <w:bottom w:val="single" w:sz="12" w:space="0" w:color="auto"/>
-            </w:tcBorders>
-          </w:tcPr>
-          <w:p>
-            <w:pPr>
-              <w:jc w:val="center"/>
-              <w:rPr>
-                <w:rFonts w:ascii="Arial" w:hAnsi="Arial" w:cs="Arial"/>
-                <w:b/>
-                <w:bCs/>
-              </w:rPr>
-            </w:pPr>
-            <w:r>
-              <w:rPr>
-                <w:rFonts w:ascii="Arial" w:hAnsi="Arial" w:cs="Arial"/>
-                <w:b/>
-                <w:bCs/>
-              </w:rPr>
-              <w:t>Nummer</w:t>
-            </w:r>
-          </w:p>
-        </w:tc>
-        <w:tc>
-          <w:tcPr>
-            <w:tcW w:w="4219" w:type="pct"/>
-            <w:tcBorders>
-              <w:bottom w:val="single" w:sz="12" w:space="0" w:color="auto"/>
-            </w:tcBorders>
-          </w:tcPr>
-          <w:p>
-            <w:pPr>
-              <w:rPr>
-                <w:rFonts w:ascii="Arial" w:hAnsi="Arial" w:cs="Arial"/>
-                <w:b/>
-                <w:bCs/>
-              </w:rPr>
-            </w:pPr>
-            <w:r>
-              <w:rPr>
-                <w:rFonts w:ascii="Arial" w:hAnsi="Arial" w:cs="Arial"/>
-                <w:b/>
-                <w:bCs/>
-              </w:rPr>
-              <w:t>Anforderungsbeschreibung</w:t>
-            </w:r>
-          </w:p>
-        </w:tc>
-      </w:tr>
-      <w:tr>
-        <w:trPr>
-          <w:trHeight w:val="677"/>
-          <w:jc w:val="center"/>
-        </w:trPr>
-        <w:tc>
-          <w:tcPr>
-            <w:tcW w:w="781" w:type="pct"/>
-            <w:tcBorders>
-              <w:top w:val="single" w:sz="12" w:space="0" w:color="auto"/>
-            </w:tcBorders>
-            <w:vAlign w:val="center"/>
-          </w:tcPr>
-          <w:p>
-            <w:pPr>
-              <w:jc w:val="center"/>
-              <w:rPr>
-                <w:rFonts w:ascii="Arial" w:hAnsi="Arial" w:cs="Arial"/>
-              </w:rPr>
-            </w:pPr>
-            <w:r>
-              <w:rPr>
-                <w:rFonts w:ascii="Arial" w:hAnsi="Arial" w:cs="Arial"/>
-              </w:rPr>
-              <w:t>NA1</w:t>
-            </w:r>
-          </w:p>
-        </w:tc>
-        <w:tc>
-          <w:tcPr>
-            <w:tcW w:w="4219" w:type="pct"/>
-            <w:tcBorders>
-              <w:top w:val="single" w:sz="12" w:space="0" w:color="auto"/>
-            </w:tcBorders>
-            <w:vAlign w:val="center"/>
-          </w:tcPr>
-          <w:p>
-            <w:pPr>
-              <w:rPr>
-                <w:rFonts w:ascii="Arial" w:hAnsi="Arial" w:cs="Arial"/>
-              </w:rPr>
-            </w:pPr>
-            <w:r>
-              <w:rPr>
-                <w:rFonts w:ascii="Arial" w:hAnsi="Arial" w:cs="Arial"/>
-              </w:rPr>
-              <w:t>Glossar</w:t>
-            </w:r>
-          </w:p>
-        </w:tc>
-      </w:tr>
-      <w:tr>
-        <w:trPr>
-          <w:trHeight w:val="677"/>
-          <w:jc w:val="center"/>
-        </w:trPr>
-        <w:tc>
-          <w:tcPr>
-            <w:tcW w:w="781" w:type="pct"/>
-            <w:tcBorders>
-              <w:top w:val="single" w:sz="12" w:space="0" w:color="auto"/>
-              <w:bottom w:val="single" w:sz="12" w:space="0" w:color="auto"/>
-            </w:tcBorders>
-            <w:vAlign w:val="center"/>
-          </w:tcPr>
-          <w:p>
-            <w:pPr>
-              <w:jc w:val="center"/>
-              <w:rPr>
-                <w:rFonts w:ascii="Arial" w:hAnsi="Arial" w:cs="Arial"/>
-              </w:rPr>
-            </w:pPr>
-          </w:p>
-        </w:tc>
-        <w:tc>
-          <w:tcPr>
-            <w:tcW w:w="4219" w:type="pct"/>
-            <w:tcBorders>
-              <w:top w:val="single" w:sz="12" w:space="0" w:color="auto"/>
-              <w:bottom w:val="single" w:sz="12" w:space="0" w:color="auto"/>
-            </w:tcBorders>
-            <w:vAlign w:val="center"/>
-          </w:tcPr>
-          <w:p>
-            <w:pPr>
-              <w:rPr>
-                <w:rFonts w:ascii="Arial" w:hAnsi="Arial" w:cs="Arial"/>
-              </w:rPr>
-            </w:pPr>
-            <w:r>
-              <w:rPr>
-                <w:rFonts w:ascii="Arial" w:hAnsi="Arial" w:cs="Arial"/>
-              </w:rPr>
-              <w:t xml:space="preserve">Moderne </w:t>
-            </w:r>
-            <w:r>
-              <w:rPr>
-                <w:rFonts w:ascii="Arial" w:hAnsi="Arial" w:cs="Arial"/>
-              </w:rPr>
-              <w:t>Benutzeranwendung</w:t>
-            </w:r>
-          </w:p>
-        </w:tc>
-      </w:tr>
-      <w:tr>
-        <w:trPr>
-          <w:trHeight w:val="677"/>
-          <w:jc w:val="center"/>
-        </w:trPr>
-        <w:tc>
-          <w:tcPr>
-            <w:tcW w:w="781" w:type="pct"/>
-            <w:tcBorders>
-              <w:top w:val="single" w:sz="12" w:space="0" w:color="auto"/>
-              <w:bottom w:val="single" w:sz="12" w:space="0" w:color="auto"/>
-            </w:tcBorders>
-            <w:vAlign w:val="center"/>
-          </w:tcPr>
-          <w:p>
-            <w:pPr>
-              <w:jc w:val="center"/>
-              <w:rPr>
-                <w:rFonts w:ascii="Arial" w:hAnsi="Arial" w:cs="Arial"/>
-              </w:rPr>
-            </w:pPr>
-            <w:r>
-              <w:rPr>
-                <w:rFonts w:ascii="Arial" w:hAnsi="Arial" w:cs="Arial"/>
-              </w:rPr>
-              <w:t>NA2</w:t>
-            </w:r>
-          </w:p>
-        </w:tc>
-        <w:tc>
-          <w:tcPr>
-            <w:tcW w:w="4219" w:type="pct"/>
-            <w:tcBorders>
-              <w:top w:val="single" w:sz="12" w:space="0" w:color="auto"/>
-              <w:bottom w:val="single" w:sz="12" w:space="0" w:color="auto"/>
-            </w:tcBorders>
-            <w:vAlign w:val="center"/>
-          </w:tcPr>
-          <w:p>
-            <w:pPr>
-              <w:rPr>
-                <w:rFonts w:ascii="Arial" w:hAnsi="Arial" w:cs="Arial"/>
-              </w:rPr>
-            </w:pPr>
-            <w:r>
-              <w:rPr>
-                <w:rFonts w:ascii="Arial" w:hAnsi="Arial" w:cs="Arial"/>
-              </w:rPr>
-              <w:t>Einheitliches Erscheinungsbild und damit ähnliche Usability aller Benutzeroberflächen</w:t>
-            </w:r>
-          </w:p>
-        </w:tc>
-      </w:tr>
-      <w:tr>
-        <w:trPr>
-          <w:trHeight w:val="677"/>
-          <w:jc w:val="center"/>
-        </w:trPr>
-        <w:tc>
-          <w:tcPr>
-            <w:tcW w:w="781" w:type="pct"/>
-            <w:tcBorders>
-              <w:top w:val="single" w:sz="12" w:space="0" w:color="auto"/>
-            </w:tcBorders>
-            <w:vAlign w:val="center"/>
-          </w:tcPr>
-          <w:p>
-            <w:pPr>
-              <w:jc w:val="center"/>
-              <w:rPr>
-                <w:rFonts w:ascii="Arial" w:hAnsi="Arial" w:cs="Arial"/>
-              </w:rPr>
-            </w:pPr>
-            <w:r>
-              <w:rPr>
-                <w:rFonts w:ascii="Arial" w:hAnsi="Arial" w:cs="Arial"/>
-              </w:rPr>
-              <w:t>NA3</w:t>
-            </w:r>
-          </w:p>
-        </w:tc>
-        <w:tc>
-          <w:tcPr>
-            <w:tcW w:w="4219" w:type="pct"/>
-            <w:tcBorders>
-              <w:top w:val="single" w:sz="12" w:space="0" w:color="auto"/>
-            </w:tcBorders>
-            <w:vAlign w:val="center"/>
-          </w:tcPr>
-          <w:p>
-            <w:pPr>
-              <w:rPr>
-                <w:rFonts w:ascii="Arial" w:hAnsi="Arial" w:cs="Arial"/>
-              </w:rPr>
-            </w:pPr>
-            <w:r>
-              <w:rPr>
-                <w:rFonts w:ascii="Arial" w:hAnsi="Arial" w:cs="Arial"/>
-              </w:rPr>
-              <w:t>Handbuch</w:t>
-            </w:r>
-          </w:p>
-        </w:tc>
-      </w:tr>
-    </w:tbl>
-    <w:p>
-      <w:pPr>
-        <w:rPr>
-          <w:rFonts w:ascii="Arial" w:hAnsi="Arial" w:cs="Arial"/>
-          <w:b/>
-          <w:bCs/>
-          <w:sz w:val="28"/>
-          <w:szCs w:val="28"/>
-        </w:rPr>
-      </w:pPr>
-    </w:p>
-    <w:p>
-      <w:pPr>
-        <w:rPr>
-          <w:rFonts w:ascii="Arial" w:hAnsi="Arial" w:cs="Arial"/>
-          <w:b/>
-          <w:bCs/>
-          <w:sz w:val="28"/>
-          <w:szCs w:val="28"/>
-        </w:rPr>
-      </w:pPr>
-    </w:p>
-    <w:p>
-      <w:pPr>
-        <w:rPr>
-          <w:rFonts w:ascii="Arial" w:hAnsi="Arial" w:cs="Arial"/>
-          <w:b/>
-          <w:bCs/>
-          <w:sz w:val="28"/>
-          <w:szCs w:val="28"/>
-        </w:rPr>
-      </w:pPr>
-    </w:p>
-    <w:p>
-      <w:pPr>
-        <w:pStyle w:val="Listenabsatz"/>
-        <w:numPr>
-          <w:ilvl w:val="0"/>
-          <w:numId w:val="1"/>
-        </w:numPr>
-        <w:rPr>
-          <w:rFonts w:ascii="Arial" w:hAnsi="Arial" w:cs="Arial"/>
-          <w:b/>
-          <w:bCs/>
-          <w:sz w:val="28"/>
-          <w:szCs w:val="28"/>
-        </w:rPr>
-      </w:pPr>
-      <w:r>
-        <w:rPr>
-          <w:rFonts w:ascii="Arial" w:hAnsi="Arial" w:cs="Arial"/>
-          <w:b/>
-          <w:bCs/>
-          <w:sz w:val="28"/>
-          <w:szCs w:val="28"/>
-        </w:rPr>
-        <w:t xml:space="preserve">Lieferumfang    </w:t>
-      </w:r>
-    </w:p>
-    <w:p>
-      <w:pPr>
-        <w:pStyle w:val="Listenabsatz"/>
-        <w:rPr>
-          <w:rFonts w:ascii="Arial" w:hAnsi="Arial" w:cs="Arial"/>
-          <w:b/>
-          <w:bCs/>
-          <w:sz w:val="28"/>
-          <w:szCs w:val="28"/>
-        </w:rPr>
-      </w:pPr>
-      <w:r>
-        <w:rPr>
-          <w:rFonts w:ascii="Arial" w:hAnsi="Arial" w:cs="Arial"/>
-          <w:b/>
-          <w:bCs/>
-          <w:sz w:val="28"/>
-          <w:szCs w:val="28"/>
-        </w:rPr>
-        <w:t xml:space="preserve">                                                                                                                        </w:t>
-      </w:r>
-    </w:p>
-    <w:p>
-      <w:pPr>
-        <w:pStyle w:val="Listenabsatz"/>
-        <w:rPr>
-          <w:rFonts w:ascii="Arial" w:hAnsi="Arial" w:cs="Arial"/>
-        </w:rPr>
-      </w:pPr>
-      <w:r>
-        <w:rPr>
-          <w:rFonts w:ascii="Arial" w:hAnsi="Arial" w:cs="Arial"/>
-        </w:rPr>
         <w:t>Geliefert wird:</w:t>
       </w:r>
     </w:p>
@@ -2391,16 +2232,10 @@
         <w:pStyle w:val="Listenabsatz"/>
         <w:numPr>
           <w:ilvl w:val="0"/>
-          <w:numId w:val="5"/>
+          <w:numId w:val="11"/>
         </w:numPr>
-        <w:rPr>
-          <w:rFonts w:ascii="Arial" w:hAnsi="Arial" w:cs="Arial"/>
-        </w:rPr>
       </w:pPr>
       <w:r>
-        <w:rPr>
-          <w:rFonts w:ascii="Arial" w:hAnsi="Arial" w:cs="Arial"/>
-        </w:rPr>
         <w:t>Eine Nutzeroberfläche für Personal</w:t>
       </w:r>
     </w:p>
@@ -2409,16 +2244,10 @@
         <w:pStyle w:val="Listenabsatz"/>
         <w:numPr>
           <w:ilvl w:val="0"/>
-          <w:numId w:val="5"/>
+          <w:numId w:val="11"/>
         </w:numPr>
-        <w:rPr>
-          <w:rFonts w:ascii="Arial" w:hAnsi="Arial" w:cs="Arial"/>
-        </w:rPr>
       </w:pPr>
       <w:r>
-        <w:rPr>
-          <w:rFonts w:ascii="Arial" w:hAnsi="Arial" w:cs="Arial"/>
-        </w:rPr>
         <w:t>Handbuch</w:t>
       </w:r>
     </w:p>
@@ -2427,256 +2256,164 @@
         <w:pStyle w:val="Listenabsatz"/>
         <w:numPr>
           <w:ilvl w:val="0"/>
-          <w:numId w:val="5"/>
+          <w:numId w:val="11"/>
         </w:numPr>
+      </w:pPr>
+      <w:r>
+        <w:t>Eine Logiksteuerung, die die Programmabläufe definiert</w:t>
+      </w:r>
+    </w:p>
+    <w:p/>
+    <w:p>
+      <w:pPr>
+        <w:pStyle w:val="Listenabsatz"/>
+        <w:numPr>
+          <w:ilvl w:val="0"/>
+          <w:numId w:val="19"/>
+        </w:numPr>
+        <w:contextualSpacing w:val="0"/>
         <w:rPr>
-          <w:rFonts w:ascii="Arial" w:hAnsi="Arial" w:cs="Arial"/>
+          <w:rFonts w:ascii="Aptos Display" w:hAnsi="Aptos Display" w:cs="Arial"/>
+          <w:b/>
+          <w:bCs/>
+          <w:sz w:val="44"/>
+          <w:szCs w:val="44"/>
         </w:rPr>
       </w:pPr>
       <w:r>
         <w:rPr>
-          <w:rFonts w:ascii="Arial" w:hAnsi="Arial" w:cs="Arial"/>
+          <w:rFonts w:ascii="Aptos Display" w:hAnsi="Aptos Display" w:cs="Arial"/>
+          <w:b/>
+          <w:bCs/>
+          <w:sz w:val="32"/>
+          <w:szCs w:val="32"/>
         </w:rPr>
-        <w:t>Eine Logiksteuerung, die die Programmabläufe definiert</w:t>
+        <w:t xml:space="preserve"> </w:t>
       </w:r>
       <w:r>
         <w:rPr>
-          <w:rFonts w:ascii="Arial" w:hAnsi="Arial" w:cs="Arial"/>
+          <w:rFonts w:ascii="Aptos Display" w:hAnsi="Aptos Display" w:cs="Arial"/>
+          <w:b/>
+          <w:bCs/>
+          <w:sz w:val="44"/>
+          <w:szCs w:val="44"/>
         </w:rPr>
-        <w:t xml:space="preserve"> </w:t>
+        <w:t xml:space="preserve">Abnahmekriterien </w:t>
+      </w:r>
+      <w:r>
+        <w:rPr>
+          <w:rFonts w:ascii="Aptos Display" w:hAnsi="Aptos Display" w:cs="Arial"/>
+          <w:b/>
+          <w:bCs/>
+          <w:sz w:val="44"/>
+          <w:szCs w:val="44"/>
+        </w:rPr>
+        <w:t xml:space="preserve">&amp; </w:t>
+      </w:r>
+      <w:r>
+        <w:rPr>
+          <w:rFonts w:ascii="Aptos Display" w:hAnsi="Aptos Display" w:cs="Arial"/>
+          <w:b/>
+          <w:bCs/>
+          <w:sz w:val="44"/>
+          <w:szCs w:val="44"/>
+        </w:rPr>
+        <w:t>Qualitätsanforderungen</w:t>
       </w:r>
     </w:p>
     <w:p>
       <w:pPr>
         <w:pStyle w:val="Listenabsatz"/>
-        <w:rPr>
-          <w:rFonts w:ascii="Arial" w:hAnsi="Arial" w:cs="Arial"/>
-          <w:b/>
-          <w:bCs/>
-          <w:sz w:val="28"/>
-          <w:szCs w:val="28"/>
-        </w:rPr>
-      </w:pPr>
-    </w:p>
-    <w:p>
-      <w:pPr>
-        <w:ind w:left="360"/>
-        <w:rPr>
-          <w:rFonts w:ascii="Arial" w:hAnsi="Arial" w:cs="Arial"/>
-          <w:b/>
-          <w:bCs/>
-          <w:sz w:val="28"/>
-          <w:szCs w:val="28"/>
-        </w:rPr>
-      </w:pPr>
+        <w:numPr>
+          <w:ilvl w:val="0"/>
+          <w:numId w:val="11"/>
+        </w:numPr>
+      </w:pPr>
+      <w:r>
+        <w:t>Benutzerfreundliche GUI (91,99% der Tester für gut befinden)</w:t>
+      </w:r>
     </w:p>
     <w:p>
       <w:pPr>
         <w:pStyle w:val="Listenabsatz"/>
         <w:numPr>
           <w:ilvl w:val="0"/>
-          <w:numId w:val="1"/>
+          <w:numId w:val="11"/>
         </w:numPr>
-        <w:rPr>
-          <w:rFonts w:ascii="Arial" w:hAnsi="Arial" w:cs="Arial"/>
-          <w:b/>
-          <w:bCs/>
-          <w:sz w:val="28"/>
-          <w:szCs w:val="28"/>
-        </w:rPr>
       </w:pPr>
       <w:r>
-        <w:rPr>
-          <w:rFonts w:ascii="Arial" w:hAnsi="Arial" w:cs="Arial"/>
-          <w:b/>
-          <w:bCs/>
-          <w:sz w:val="28"/>
-          <w:szCs w:val="28"/>
-        </w:rPr>
-        <w:t>Abnahmekriterien und Qualitätsanforderungen</w:t>
-      </w:r>
-    </w:p>
-    <w:p>
-      <w:pPr>
-        <w:pStyle w:val="Listenabsatz"/>
-        <w:rPr>
-          <w:rFonts w:ascii="Arial" w:hAnsi="Arial" w:cs="Arial"/>
-          <w:b/>
-          <w:bCs/>
-          <w:sz w:val="28"/>
-          <w:szCs w:val="28"/>
-        </w:rPr>
-      </w:pPr>
-    </w:p>
-    <w:p>
-      <w:pPr>
-        <w:pStyle w:val="Listenabsatz"/>
-        <w:numPr>
-          <w:ilvl w:val="0"/>
-          <w:numId w:val="3"/>
-        </w:numPr>
-        <w:rPr>
-          <w:rFonts w:ascii="Arial" w:hAnsi="Arial" w:cs="Arial"/>
-        </w:rPr>
-      </w:pPr>
-      <w:r>
-        <w:rPr>
-          <w:rFonts w:ascii="Arial" w:hAnsi="Arial" w:cs="Arial"/>
-        </w:rPr>
-        <w:t>Benutzerfreundliche GUI (</w:t>
-      </w:r>
-      <w:r>
-        <w:rPr>
-          <w:rFonts w:ascii="Arial" w:hAnsi="Arial" w:cs="Arial"/>
-        </w:rPr>
-        <w:t>91,99</w:t>
-      </w:r>
-      <w:r>
-        <w:rPr>
-          <w:rFonts w:ascii="Arial" w:hAnsi="Arial" w:cs="Arial"/>
-        </w:rPr>
-        <w:t>% der Tester für gut befinden)</w:t>
-      </w:r>
-    </w:p>
-    <w:p>
-      <w:pPr>
-        <w:pStyle w:val="Listenabsatz"/>
-        <w:ind w:left="1440"/>
-        <w:rPr>
-          <w:rFonts w:ascii="Arial" w:hAnsi="Arial" w:cs="Arial"/>
-        </w:rPr>
-      </w:pPr>
-    </w:p>
-    <w:p>
-      <w:pPr>
-        <w:pStyle w:val="Listenabsatz"/>
-        <w:numPr>
-          <w:ilvl w:val="0"/>
-          <w:numId w:val="3"/>
-        </w:numPr>
-        <w:rPr>
-          <w:rFonts w:ascii="Arial" w:hAnsi="Arial" w:cs="Arial"/>
-        </w:rPr>
-      </w:pPr>
-      <w:r>
-        <w:rPr>
-          <w:rFonts w:ascii="Arial" w:hAnsi="Arial" w:cs="Arial"/>
-        </w:rPr>
         <w:t>Response-Time unter 2s</w:t>
       </w:r>
     </w:p>
     <w:p>
       <w:pPr>
         <w:pStyle w:val="Listenabsatz"/>
-        <w:rPr>
-          <w:rFonts w:ascii="Arial" w:hAnsi="Arial" w:cs="Arial"/>
-        </w:rPr>
-      </w:pPr>
+        <w:numPr>
+          <w:ilvl w:val="0"/>
+          <w:numId w:val="11"/>
+        </w:numPr>
+      </w:pPr>
+      <w:r>
+        <w:t>Kompatibel mit Windows</w:t>
+      </w:r>
     </w:p>
+    <w:p/>
     <w:p>
       <w:pPr>
         <w:pStyle w:val="Listenabsatz"/>
         <w:numPr>
           <w:ilvl w:val="0"/>
-          <w:numId w:val="3"/>
+          <w:numId w:val="19"/>
         </w:numPr>
+        <w:contextualSpacing w:val="0"/>
         <w:rPr>
-          <w:rFonts w:ascii="Arial" w:hAnsi="Arial" w:cs="Arial"/>
+          <w:rFonts w:cs="Arial"/>
+          <w:b/>
+          <w:bCs/>
+          <w:sz w:val="44"/>
+          <w:szCs w:val="44"/>
         </w:rPr>
       </w:pPr>
       <w:r>
         <w:rPr>
-          <w:rFonts w:ascii="Arial" w:hAnsi="Arial" w:cs="Arial"/>
-        </w:rPr>
-        <w:t>Kompatibel mit Windows</w:t>
-      </w:r>
-    </w:p>
-    <w:p>
-      <w:pPr>
-        <w:pStyle w:val="Listenabsatz"/>
-        <w:rPr>
-          <w:rFonts w:ascii="Arial" w:hAnsi="Arial" w:cs="Arial"/>
+          <w:rFonts w:ascii="Aptos Display" w:hAnsi="Aptos Display" w:cs="Arial"/>
           <w:b/>
           <w:bCs/>
-          <w:sz w:val="28"/>
-          <w:szCs w:val="28"/>
+          <w:sz w:val="44"/>
+          <w:szCs w:val="44"/>
         </w:rPr>
-      </w:pPr>
-    </w:p>
-    <w:p>
-      <w:pPr>
-        <w:pStyle w:val="Listenabsatz"/>
+        <w:t xml:space="preserve"> </w:t>
+      </w:r>
+      <w:r>
         <w:rPr>
-          <w:rFonts w:ascii="Arial" w:hAnsi="Arial" w:cs="Arial"/>
+          <w:rFonts w:ascii="Aptos Display" w:hAnsi="Aptos Display" w:cs="Arial"/>
           <w:b/>
           <w:bCs/>
-          <w:sz w:val="28"/>
-          <w:szCs w:val="28"/>
+          <w:sz w:val="44"/>
+          <w:szCs w:val="44"/>
         </w:rPr>
-      </w:pPr>
-    </w:p>
-    <w:p>
-      <w:pPr>
-        <w:pStyle w:val="Listenabsatz"/>
+        <w:t>Glossar</w:t>
+      </w:r>
+      <w:r>
         <w:rPr>
-          <w:rFonts w:ascii="Arial" w:hAnsi="Arial" w:cs="Arial"/>
+          <w:rFonts w:ascii="Aptos Display" w:hAnsi="Aptos Display" w:cs="Arial"/>
           <w:b/>
           <w:bCs/>
-          <w:sz w:val="28"/>
-          <w:szCs w:val="28"/>
+          <w:sz w:val="44"/>
+          <w:szCs w:val="44"/>
         </w:rPr>
-      </w:pPr>
-    </w:p>
-    <w:p>
-      <w:pPr>
-        <w:pStyle w:val="Listenabsatz"/>
-        <w:numPr>
-          <w:ilvl w:val="0"/>
-          <w:numId w:val="1"/>
-        </w:numPr>
+        <w:t xml:space="preserve">  </w:t>
+      </w:r>
+      <w:r>
         <w:rPr>
-          <w:rFonts w:ascii="Arial" w:hAnsi="Arial" w:cs="Arial"/>
+          <w:rFonts w:cs="Arial"/>
           <w:b/>
           <w:bCs/>
-          <w:sz w:val="28"/>
-          <w:szCs w:val="28"/>
+          <w:sz w:val="44"/>
+          <w:szCs w:val="44"/>
         </w:rPr>
-      </w:pPr>
-      <w:r>
-        <w:rPr>
-          <w:rFonts w:ascii="Arial" w:hAnsi="Arial" w:cs="Arial"/>
-          <w:b/>
-          <w:bCs/>
-          <w:sz w:val="28"/>
-          <w:szCs w:val="28"/>
-        </w:rPr>
-        <w:lastRenderedPageBreak/>
-        <w:t>Glossar</w:t>
+        <w:t xml:space="preserve">                                                                                                                                                                                                  </w:t>
       </w:r>
-    </w:p>
-    <w:p>
-      <w:pPr>
-        <w:pStyle w:val="Listenabsatz"/>
-        <w:rPr>
-          <w:rFonts w:ascii="Arial" w:hAnsi="Arial" w:cs="Arial"/>
-          <w:b/>
-          <w:bCs/>
-          <w:sz w:val="28"/>
-          <w:szCs w:val="28"/>
-        </w:rPr>
-      </w:pPr>
-    </w:p>
-    <w:p>
-      <w:pPr>
-        <w:pStyle w:val="Listenabsatz"/>
-        <w:rPr>
-          <w:rFonts w:ascii="Arial" w:hAnsi="Arial" w:cs="Arial"/>
-          <w:b/>
-          <w:bCs/>
-          <w:sz w:val="28"/>
-          <w:szCs w:val="28"/>
-        </w:rPr>
-      </w:pPr>
     </w:p>
     <w:tbl>
       <w:tblPr>
@@ -2705,14 +2442,14 @@
           <w:p>
             <w:pPr>
               <w:rPr>
-                <w:rFonts w:ascii="Arial" w:hAnsi="Arial" w:cs="Arial"/>
+                <w:rFonts w:cs="Arial"/>
                 <w:b/>
                 <w:bCs/>
               </w:rPr>
             </w:pPr>
             <w:r>
               <w:rPr>
-                <w:rFonts w:ascii="Arial" w:hAnsi="Arial" w:cs="Arial"/>
+                <w:rFonts w:cs="Arial"/>
                 <w:b/>
                 <w:bCs/>
               </w:rPr>
@@ -2731,14 +2468,14 @@
           <w:p>
             <w:pPr>
               <w:rPr>
-                <w:rFonts w:ascii="Arial" w:hAnsi="Arial" w:cs="Arial"/>
+                <w:rFonts w:cs="Arial"/>
                 <w:b/>
                 <w:bCs/>
               </w:rPr>
             </w:pPr>
             <w:r>
               <w:rPr>
-                <w:rFonts w:ascii="Arial" w:hAnsi="Arial" w:cs="Arial"/>
+                <w:rFonts w:cs="Arial"/>
                 <w:b/>
                 <w:bCs/>
               </w:rPr>
@@ -2763,12 +2500,12 @@
           <w:p>
             <w:pPr>
               <w:rPr>
-                <w:rFonts w:ascii="Arial" w:hAnsi="Arial" w:cs="Arial"/>
-              </w:rPr>
-            </w:pPr>
-            <w:r>
-              <w:rPr>
-                <w:rFonts w:ascii="Arial" w:hAnsi="Arial" w:cs="Arial"/>
+                <w:rFonts w:cs="Arial"/>
+              </w:rPr>
+            </w:pPr>
+            <w:r>
+              <w:rPr>
+                <w:rFonts w:cs="Arial"/>
               </w:rPr>
               <w:t>Personal</w:t>
             </w:r>
@@ -2785,18 +2522,18 @@
           <w:p>
             <w:pPr>
               <w:rPr>
-                <w:rFonts w:ascii="Arial" w:hAnsi="Arial" w:cs="Arial"/>
-              </w:rPr>
-            </w:pPr>
-            <w:r>
-              <w:rPr>
-                <w:rFonts w:ascii="Arial" w:hAnsi="Arial" w:cs="Arial"/>
+                <w:rFonts w:cs="Arial"/>
+              </w:rPr>
+            </w:pPr>
+            <w:r>
+              <w:rPr>
+                <w:rFonts w:cs="Arial"/>
               </w:rPr>
               <w:t>Spritzgussmaschinenbe</w:t>
             </w:r>
             <w:r>
               <w:rPr>
-                <w:rFonts w:ascii="Arial" w:hAnsi="Arial" w:cs="Arial"/>
+                <w:rFonts w:cs="Arial"/>
               </w:rPr>
               <w:t>diener</w:t>
             </w:r>
@@ -2820,12 +2557,12 @@
           <w:p>
             <w:pPr>
               <w:rPr>
-                <w:rFonts w:ascii="Arial" w:hAnsi="Arial" w:cs="Arial"/>
-              </w:rPr>
-            </w:pPr>
-            <w:r>
-              <w:rPr>
-                <w:rFonts w:ascii="Arial" w:hAnsi="Arial" w:cs="Arial"/>
+                <w:rFonts w:cs="Arial"/>
+              </w:rPr>
+            </w:pPr>
+            <w:r>
+              <w:rPr>
+                <w:rFonts w:cs="Arial"/>
               </w:rPr>
               <w:t>GUI</w:t>
             </w:r>
@@ -2843,12 +2580,12 @@
           <w:p>
             <w:pPr>
               <w:rPr>
-                <w:rFonts w:ascii="Arial" w:hAnsi="Arial" w:cs="Arial"/>
-              </w:rPr>
-            </w:pPr>
-            <w:r>
-              <w:rPr>
-                <w:rFonts w:ascii="Arial" w:hAnsi="Arial" w:cs="Arial"/>
+                <w:rFonts w:cs="Arial"/>
+              </w:rPr>
+            </w:pPr>
+            <w:r>
+              <w:rPr>
+                <w:rFonts w:cs="Arial"/>
               </w:rPr>
               <w:t>Grafische Benutzeroberfläche</w:t>
             </w:r>
@@ -2871,13 +2608,14 @@
           <w:p>
             <w:pPr>
               <w:rPr>
-                <w:rFonts w:ascii="Arial" w:hAnsi="Arial" w:cs="Arial"/>
-              </w:rPr>
-            </w:pPr>
-            <w:r>
-              <w:rPr>
-                <w:rFonts w:ascii="Arial" w:hAnsi="Arial" w:cs="Arial"/>
-              </w:rPr>
+                <w:rFonts w:cs="Arial"/>
+              </w:rPr>
+            </w:pPr>
+            <w:r>
+              <w:rPr>
+                <w:rFonts w:cs="Arial"/>
+              </w:rPr>
+              <w:lastRenderedPageBreak/>
               <w:t>Fouriertransformation</w:t>
             </w:r>
           </w:p>
@@ -2893,28 +2631,14 @@
           <w:p>
             <w:pPr>
               <w:rPr>
-                <w:rFonts w:ascii="Arial" w:hAnsi="Arial" w:cs="Arial"/>
-              </w:rPr>
-            </w:pPr>
-            <w:r>
-              <w:rPr>
-                <w:rFonts w:ascii="Arial" w:hAnsi="Arial" w:cs="Arial"/>
-              </w:rPr>
-              <w:t xml:space="preserve">Mathematische Methode um </w:t>
-            </w:r>
-            <w:proofErr w:type="spellStart"/>
-            <w:r>
-              <w:rPr>
-                <w:rFonts w:ascii="Arial" w:hAnsi="Arial" w:cs="Arial"/>
-              </w:rPr>
-              <w:t>akkustische</w:t>
-            </w:r>
-            <w:proofErr w:type="spellEnd"/>
-            <w:r>
-              <w:rPr>
-                <w:rFonts w:ascii="Arial" w:hAnsi="Arial" w:cs="Arial"/>
-              </w:rPr>
-              <w:t xml:space="preserve"> Signale in digitale Signale umzuwandeln</w:t>
+                <w:rFonts w:cs="Arial"/>
+              </w:rPr>
+            </w:pPr>
+            <w:r>
+              <w:rPr>
+                <w:rFonts w:cs="Arial"/>
+              </w:rPr>
+              <w:t>Mathematische Methode um akkustische Signale in digitale Signale umzuwandeln</w:t>
             </w:r>
           </w:p>
         </w:tc>
@@ -2929,23 +2653,22 @@
             <w:tcW w:w="2422" w:type="pct"/>
             <w:tcBorders>
               <w:top w:val="single" w:sz="12" w:space="0" w:color="auto"/>
-            </w:tcBorders>
-            <w:vAlign w:val="center"/>
-          </w:tcPr>
-          <w:p>
-            <w:pPr>
-              <w:rPr>
-                <w:rFonts w:ascii="Arial" w:hAnsi="Arial" w:cs="Arial"/>
-              </w:rPr>
-            </w:pPr>
-            <w:proofErr w:type="spellStart"/>
-            <w:r>
-              <w:rPr>
-                <w:rFonts w:ascii="Arial" w:hAnsi="Arial" w:cs="Arial"/>
+              <w:bottom w:val="single" w:sz="12" w:space="0" w:color="auto"/>
+            </w:tcBorders>
+            <w:vAlign w:val="center"/>
+          </w:tcPr>
+          <w:p>
+            <w:pPr>
+              <w:rPr>
+                <w:rFonts w:cs="Arial"/>
+              </w:rPr>
+            </w:pPr>
+            <w:r>
+              <w:rPr>
+                <w:rFonts w:cs="Arial"/>
               </w:rPr>
               <w:t>DevOps</w:t>
             </w:r>
-            <w:proofErr w:type="spellEnd"/>
           </w:p>
         </w:tc>
         <w:tc>
@@ -2953,34 +2676,123 @@
             <w:tcW w:w="2578" w:type="pct"/>
             <w:tcBorders>
               <w:top w:val="single" w:sz="12" w:space="0" w:color="auto"/>
-            </w:tcBorders>
-            <w:vAlign w:val="center"/>
-          </w:tcPr>
-          <w:p>
-            <w:pPr>
-              <w:rPr>
-                <w:rFonts w:ascii="Arial" w:hAnsi="Arial" w:cs="Arial"/>
-              </w:rPr>
-            </w:pPr>
-            <w:r>
-              <w:rPr>
-                <w:rFonts w:ascii="Arial" w:hAnsi="Arial" w:cs="Arial"/>
-              </w:rPr>
-              <w:t xml:space="preserve">Zusammenfassung technischer Methoden um </w:t>
-            </w:r>
-            <w:proofErr w:type="spellStart"/>
-            <w:r>
-              <w:rPr>
-                <w:rFonts w:ascii="Arial" w:hAnsi="Arial" w:cs="Arial"/>
-              </w:rPr>
-              <w:t>Softwareentwickung</w:t>
-            </w:r>
-            <w:proofErr w:type="spellEnd"/>
-            <w:r>
-              <w:rPr>
-                <w:rFonts w:ascii="Arial" w:hAnsi="Arial" w:cs="Arial"/>
-              </w:rPr>
-              <w:t xml:space="preserve"> und IT-Betrieb zu koppeln</w:t>
+              <w:bottom w:val="single" w:sz="12" w:space="0" w:color="auto"/>
+            </w:tcBorders>
+            <w:vAlign w:val="center"/>
+          </w:tcPr>
+          <w:p>
+            <w:pPr>
+              <w:rPr>
+                <w:rFonts w:cs="Arial"/>
+              </w:rPr>
+            </w:pPr>
+            <w:r>
+              <w:rPr>
+                <w:rFonts w:cs="Arial"/>
+              </w:rPr>
+              <w:t>Zusammenfassung technischer Methoden um Softwareentwickung und IT-Betrieb zu koppeln</w:t>
+            </w:r>
+          </w:p>
+        </w:tc>
+      </w:tr>
+      <w:tr>
+        <w:trPr>
+          <w:trHeight w:val="677"/>
+          <w:jc w:val="center"/>
+        </w:trPr>
+        <w:tc>
+          <w:tcPr>
+            <w:tcW w:w="2422" w:type="pct"/>
+            <w:tcBorders>
+              <w:top w:val="single" w:sz="12" w:space="0" w:color="auto"/>
+              <w:bottom w:val="single" w:sz="12" w:space="0" w:color="auto"/>
+            </w:tcBorders>
+            <w:vAlign w:val="center"/>
+          </w:tcPr>
+          <w:p>
+            <w:pPr>
+              <w:rPr>
+                <w:rFonts w:cs="Arial"/>
+              </w:rPr>
+            </w:pPr>
+            <w:r>
+              <w:rPr>
+                <w:rFonts w:cs="Arial"/>
+              </w:rPr>
+              <w:t>PO</w:t>
+            </w:r>
+          </w:p>
+        </w:tc>
+        <w:tc>
+          <w:tcPr>
+            <w:tcW w:w="2578" w:type="pct"/>
+            <w:tcBorders>
+              <w:top w:val="single" w:sz="12" w:space="0" w:color="auto"/>
+              <w:bottom w:val="single" w:sz="12" w:space="0" w:color="auto"/>
+            </w:tcBorders>
+            <w:vAlign w:val="center"/>
+          </w:tcPr>
+          <w:p>
+            <w:pPr>
+              <w:rPr>
+                <w:rFonts w:cs="Arial"/>
+              </w:rPr>
+            </w:pPr>
+            <w:r>
+              <w:rPr>
+                <w:rFonts w:cs="Arial"/>
+              </w:rPr>
+              <w:t>Product Owner</w:t>
+            </w:r>
+          </w:p>
+        </w:tc>
+      </w:tr>
+      <w:tr>
+        <w:trPr>
+          <w:trHeight w:val="677"/>
+          <w:jc w:val="center"/>
+        </w:trPr>
+        <w:tc>
+          <w:tcPr>
+            <w:tcW w:w="2422" w:type="pct"/>
+            <w:tcBorders>
+              <w:top w:val="single" w:sz="12" w:space="0" w:color="auto"/>
+            </w:tcBorders>
+            <w:vAlign w:val="center"/>
+          </w:tcPr>
+          <w:p>
+            <w:pPr>
+              <w:rPr>
+                <w:rFonts w:cs="Arial"/>
+              </w:rPr>
+            </w:pPr>
+            <w:r>
+              <w:rPr>
+                <w:rFonts w:cs="Arial"/>
+              </w:rPr>
+              <w:t>PL</w:t>
+            </w:r>
+          </w:p>
+        </w:tc>
+        <w:tc>
+          <w:tcPr>
+            <w:tcW w:w="2578" w:type="pct"/>
+            <w:tcBorders>
+              <w:top w:val="single" w:sz="12" w:space="0" w:color="auto"/>
+            </w:tcBorders>
+            <w:vAlign w:val="center"/>
+          </w:tcPr>
+          <w:p>
+            <w:pPr>
+              <w:rPr>
+                <w:rFonts w:cs="Arial"/>
+              </w:rPr>
+            </w:pPr>
+            <w:r>
+              <w:rPr>
+                <w:rFonts w:cs="Arial"/>
+              </w:rPr>
+              <w:t>Presentation Layer</w:t>
             </w:r>
           </w:p>
         </w:tc>
@@ -2990,7 +2802,7 @@
       <w:pPr>
         <w:ind w:left="360"/>
         <w:rPr>
-          <w:rFonts w:ascii="Arial" w:hAnsi="Arial" w:cs="Arial"/>
+          <w:rFonts w:cs="Arial"/>
           <w:b/>
           <w:bCs/>
           <w:sz w:val="28"/>
@@ -3002,21 +2814,21 @@
       <w:pPr>
         <w:pStyle w:val="Listenabsatz"/>
         <w:rPr>
-          <w:rFonts w:ascii="Arial" w:hAnsi="Arial" w:cs="Arial"/>
+          <w:rFonts w:cs="Arial"/>
         </w:rPr>
       </w:pPr>
     </w:p>
     <w:p>
       <w:pPr>
         <w:rPr>
-          <w:rFonts w:ascii="Arial" w:hAnsi="Arial" w:cs="Arial"/>
+          <w:rFonts w:cs="Arial"/>
         </w:rPr>
       </w:pPr>
     </w:p>
     <w:p>
       <w:pPr>
         <w:rPr>
-          <w:rFonts w:ascii="Arial" w:hAnsi="Arial" w:cs="Arial"/>
+          <w:rFonts w:cs="Arial"/>
         </w:rPr>
       </w:pPr>
     </w:p>
@@ -3024,7 +2836,7 @@
       <w:pPr>
         <w:pStyle w:val="Listenabsatz"/>
         <w:rPr>
-          <w:rFonts w:ascii="Arial" w:hAnsi="Arial" w:cs="Arial"/>
+          <w:rFonts w:cs="Arial"/>
           <w:b/>
           <w:bCs/>
           <w:sz w:val="28"/>
@@ -3100,14 +2912,15 @@
     <w:pPr>
       <w:pStyle w:val="Kopfzeile"/>
     </w:pPr>
-    <w:proofErr w:type="spellStart"/>
     <w:r>
       <w:t>Lastenheft.</w:t>
     </w:r>
     <w:r>
-      <w:t>doxc</w:t>
+      <w:t>doc</w:t>
     </w:r>
-    <w:proofErr w:type="spellEnd"/>
+    <w:r>
+      <w:t>x</w:t>
+    </w:r>
     <w:r>
       <w:ptab w:relativeTo="margin" w:alignment="center" w:leader="none"/>
     </w:r>
@@ -3118,7 +2931,10 @@
       <w:ptab w:relativeTo="margin" w:alignment="right" w:leader="none"/>
     </w:r>
     <w:r>
-      <w:t>04</w:t>
+      <w:t>0</w:t>
+    </w:r>
+    <w:r>
+      <w:t>9</w:t>
     </w:r>
     <w:r>
       <w:t>.0</w:t>
@@ -3136,6 +2952,458 @@
 <file path=word/numbering.xml><?xml version="1.0" encoding="utf-8"?>
 <w:numbering xmlns:wpc="http://schemas.microsoft.com/office/word/2010/wordprocessingCanvas" xmlns:cx="http://schemas.microsoft.com/office/drawing/2014/chartex" xmlns:cx1="http://schemas.microsoft.com/office/drawing/2015/9/8/chartex" xmlns:cx2="http://schemas.microsoft.com/office/drawing/2015/10/21/chartex" xmlns:cx3="http://schemas.microsoft.com/office/drawing/2016/5/9/chartex" xmlns:cx4="http://schemas.microsoft.com/office/drawing/2016/5/10/chartex" xmlns:cx5="http://schemas.microsoft.com/office/drawing/2016/5/11/chartex" xmlns:cx6="http://schemas.microsoft.com/office/drawing/2016/5/12/chartex" xmlns:cx7="http://schemas.microsoft.com/office/drawing/2016/5/13/chartex" xmlns:cx8="http://schemas.microsoft.com/office/drawing/2016/5/14/chartex" xmlns:mc="http://schemas.openxmlformats.org/markup-compatibility/2006" xmlns:aink="http://schemas.microsoft.com/office/drawing/2016/ink" xmlns:am3d="http://schemas.microsoft.com/office/drawing/2017/model3d" xmlns:o="urn:schemas-microsoft-com:office:office" xmlns:oel="http://schemas.microsoft.com/office/2019/extlst" xmlns:r="http://schemas.openxmlformats.org/officeDocument/2006/relationships" xmlns:m="http://schemas.openxmlformats.org/officeDocument/2006/math" xmlns:v="urn:schemas-microsoft-com:vml" xmlns:wp14="http://schemas.microsoft.com/office/word/2010/wordprocessingDrawing" xmlns:wp="http://schemas.openxmlformats.org/drawingml/2006/wordprocessingDrawing" xmlns:w10="urn:schemas-microsoft-com:office:word" xmlns:w="http://schemas.openxmlformats.org/wordprocessingml/2006/main" xmlns:w14="http://schemas.microsoft.com/office/word/2010/wordml" xmlns:w15="http://schemas.microsoft.com/office/word/2012/wordml" xmlns:w16cex="http://schemas.microsoft.com/office/word/2018/wordml/cex" xmlns:w16cid="http://schemas.microsoft.com/office/word/2016/wordml/cid" xmlns:w16="http://schemas.microsoft.com/office/word/2018/wordml" xmlns:w16du="http://schemas.microsoft.com/office/word/2023/wordml/word16du" xmlns:w16sdtdh="http://schemas.microsoft.com/office/word/2020/wordml/sdtdatahash" xmlns:w16sdtfl="http://schemas.microsoft.com/office/word/2024/wordml/sdtformatlock" xmlns:w16se="http://schemas.microsoft.com/office/word/2015/wordml/symex" xmlns:wpg="http://schemas.microsoft.com/office/word/2010/wordprocessingGroup" xmlns:wpi="http://schemas.microsoft.com/office/word/2010/wordprocessingInk" xmlns:wne="http://schemas.microsoft.com/office/word/2006/wordml" xmlns:wps="http://schemas.microsoft.com/office/word/2010/wordprocessingShape" mc:Ignorable="w14 w15 w16se w16cid w16 w16cex w16sdtdh w16sdtfl w16du wp14">
   <w:abstractNum w:abstractNumId="0" w15:restartNumberingAfterBreak="0">
+    <w:nsid w:val="0113731C"/>
+    <w:multiLevelType w:val="hybridMultilevel"/>
+    <w:tmpl w:val="36826C62"/>
+    <w:lvl w:ilvl="0" w:tplc="565A25D8">
+      <w:start w:val="9"/>
+      <w:numFmt w:val="bullet"/>
+      <w:lvlText w:val="•"/>
+      <w:lvlJc w:val="left"/>
+      <w:pPr>
+        <w:ind w:left="720" w:hanging="360"/>
+      </w:pPr>
+      <w:rPr>
+        <w:rFonts w:ascii="Arial" w:eastAsiaTheme="minorHAnsi" w:hAnsi="Arial" w:cs="Arial" w:hint="default"/>
+      </w:rPr>
+    </w:lvl>
+    <w:lvl w:ilvl="1" w:tplc="04070003" w:tentative="1">
+      <w:start w:val="1"/>
+      <w:numFmt w:val="bullet"/>
+      <w:lvlText w:val="o"/>
+      <w:lvlJc w:val="left"/>
+      <w:pPr>
+        <w:ind w:left="1440" w:hanging="360"/>
+      </w:pPr>
+      <w:rPr>
+        <w:rFonts w:ascii="Courier New" w:hAnsi="Courier New" w:cs="Courier New" w:hint="default"/>
+      </w:rPr>
+    </w:lvl>
+    <w:lvl w:ilvl="2" w:tplc="04070005" w:tentative="1">
+      <w:start w:val="1"/>
+      <w:numFmt w:val="bullet"/>
+      <w:lvlText w:val=""/>
+      <w:lvlJc w:val="left"/>
+      <w:pPr>
+        <w:ind w:left="2160" w:hanging="360"/>
+      </w:pPr>
+      <w:rPr>
+        <w:rFonts w:ascii="Wingdings" w:hAnsi="Wingdings" w:hint="default"/>
+      </w:rPr>
+    </w:lvl>
+    <w:lvl w:ilvl="3" w:tplc="04070001" w:tentative="1">
+      <w:start w:val="1"/>
+      <w:numFmt w:val="bullet"/>
+      <w:lvlText w:val=""/>
+      <w:lvlJc w:val="left"/>
+      <w:pPr>
+        <w:ind w:left="2880" w:hanging="360"/>
+      </w:pPr>
+      <w:rPr>
+        <w:rFonts w:ascii="Symbol" w:hAnsi="Symbol" w:hint="default"/>
+      </w:rPr>
+    </w:lvl>
+    <w:lvl w:ilvl="4" w:tplc="04070003" w:tentative="1">
+      <w:start w:val="1"/>
+      <w:numFmt w:val="bullet"/>
+      <w:lvlText w:val="o"/>
+      <w:lvlJc w:val="left"/>
+      <w:pPr>
+        <w:ind w:left="3600" w:hanging="360"/>
+      </w:pPr>
+      <w:rPr>
+        <w:rFonts w:ascii="Courier New" w:hAnsi="Courier New" w:cs="Courier New" w:hint="default"/>
+      </w:rPr>
+    </w:lvl>
+    <w:lvl w:ilvl="5" w:tplc="04070005" w:tentative="1">
+      <w:start w:val="1"/>
+      <w:numFmt w:val="bullet"/>
+      <w:lvlText w:val=""/>
+      <w:lvlJc w:val="left"/>
+      <w:pPr>
+        <w:ind w:left="4320" w:hanging="360"/>
+      </w:pPr>
+      <w:rPr>
+        <w:rFonts w:ascii="Wingdings" w:hAnsi="Wingdings" w:hint="default"/>
+      </w:rPr>
+    </w:lvl>
+    <w:lvl w:ilvl="6" w:tplc="04070001" w:tentative="1">
+      <w:start w:val="1"/>
+      <w:numFmt w:val="bullet"/>
+      <w:lvlText w:val=""/>
+      <w:lvlJc w:val="left"/>
+      <w:pPr>
+        <w:ind w:left="5040" w:hanging="360"/>
+      </w:pPr>
+      <w:rPr>
+        <w:rFonts w:ascii="Symbol" w:hAnsi="Symbol" w:hint="default"/>
+      </w:rPr>
+    </w:lvl>
+    <w:lvl w:ilvl="7" w:tplc="04070003" w:tentative="1">
+      <w:start w:val="1"/>
+      <w:numFmt w:val="bullet"/>
+      <w:lvlText w:val="o"/>
+      <w:lvlJc w:val="left"/>
+      <w:pPr>
+        <w:ind w:left="5760" w:hanging="360"/>
+      </w:pPr>
+      <w:rPr>
+        <w:rFonts w:ascii="Courier New" w:hAnsi="Courier New" w:cs="Courier New" w:hint="default"/>
+      </w:rPr>
+    </w:lvl>
+    <w:lvl w:ilvl="8" w:tplc="04070005" w:tentative="1">
+      <w:start w:val="1"/>
+      <w:numFmt w:val="bullet"/>
+      <w:lvlText w:val=""/>
+      <w:lvlJc w:val="left"/>
+      <w:pPr>
+        <w:ind w:left="6480" w:hanging="360"/>
+      </w:pPr>
+      <w:rPr>
+        <w:rFonts w:ascii="Wingdings" w:hAnsi="Wingdings" w:hint="default"/>
+      </w:rPr>
+    </w:lvl>
+  </w:abstractNum>
+  <w:abstractNum w:abstractNumId="1" w15:restartNumberingAfterBreak="0">
+    <w:nsid w:val="04740A7C"/>
+    <w:multiLevelType w:val="multilevel"/>
+    <w:tmpl w:val="0FA47722"/>
+    <w:lvl w:ilvl="0">
+      <w:start w:val="1"/>
+      <w:numFmt w:val="decimal"/>
+      <w:lvlText w:val="%1."/>
+      <w:lvlJc w:val="left"/>
+      <w:pPr>
+        <w:ind w:left="0" w:firstLine="0"/>
+      </w:pPr>
+      <w:rPr>
+        <w:rFonts w:hint="default"/>
+      </w:rPr>
+    </w:lvl>
+    <w:lvl w:ilvl="1">
+      <w:start w:val="1"/>
+      <w:numFmt w:val="decimal"/>
+      <w:lvlText w:val="%1.%2"/>
+      <w:lvlJc w:val="left"/>
+      <w:pPr>
+        <w:ind w:left="0" w:firstLine="0"/>
+      </w:pPr>
+      <w:rPr>
+        <w:rFonts w:hint="default"/>
+      </w:rPr>
+    </w:lvl>
+    <w:lvl w:ilvl="2">
+      <w:start w:val="1"/>
+      <w:numFmt w:val="decimal"/>
+      <w:lvlText w:val="%1.%2.%3"/>
+      <w:lvlJc w:val="left"/>
+      <w:pPr>
+        <w:ind w:left="0" w:firstLine="0"/>
+      </w:pPr>
+      <w:rPr>
+        <w:rFonts w:hint="default"/>
+      </w:rPr>
+    </w:lvl>
+    <w:lvl w:ilvl="3">
+      <w:start w:val="1"/>
+      <w:numFmt w:val="decimal"/>
+      <w:lvlText w:val="%1.%2.%3.%4"/>
+      <w:lvlJc w:val="left"/>
+      <w:pPr>
+        <w:ind w:left="0" w:firstLine="0"/>
+      </w:pPr>
+      <w:rPr>
+        <w:rFonts w:hint="default"/>
+      </w:rPr>
+    </w:lvl>
+    <w:lvl w:ilvl="4">
+      <w:start w:val="1"/>
+      <w:numFmt w:val="decimal"/>
+      <w:lvlText w:val="%1.%2.%3.%4.%5"/>
+      <w:lvlJc w:val="left"/>
+      <w:pPr>
+        <w:ind w:left="0" w:firstLine="0"/>
+      </w:pPr>
+      <w:rPr>
+        <w:rFonts w:hint="default"/>
+      </w:rPr>
+    </w:lvl>
+    <w:lvl w:ilvl="5">
+      <w:start w:val="1"/>
+      <w:numFmt w:val="decimal"/>
+      <w:lvlText w:val="%1.%2.%3.%4.%5.%6"/>
+      <w:lvlJc w:val="left"/>
+      <w:pPr>
+        <w:ind w:left="0" w:firstLine="0"/>
+      </w:pPr>
+      <w:rPr>
+        <w:rFonts w:hint="default"/>
+      </w:rPr>
+    </w:lvl>
+    <w:lvl w:ilvl="6">
+      <w:start w:val="1"/>
+      <w:numFmt w:val="decimal"/>
+      <w:lvlText w:val="%1.%2.%3.%4.%5.%6.%7"/>
+      <w:lvlJc w:val="left"/>
+      <w:pPr>
+        <w:ind w:left="0" w:firstLine="0"/>
+      </w:pPr>
+      <w:rPr>
+        <w:rFonts w:hint="default"/>
+      </w:rPr>
+    </w:lvl>
+    <w:lvl w:ilvl="7">
+      <w:start w:val="1"/>
+      <w:numFmt w:val="decimal"/>
+      <w:lvlText w:val="%1.%2.%3.%4.%5.%6.%7.%8"/>
+      <w:lvlJc w:val="left"/>
+      <w:pPr>
+        <w:ind w:left="0" w:firstLine="0"/>
+      </w:pPr>
+      <w:rPr>
+        <w:rFonts w:hint="default"/>
+      </w:rPr>
+    </w:lvl>
+    <w:lvl w:ilvl="8">
+      <w:start w:val="1"/>
+      <w:numFmt w:val="decimal"/>
+      <w:lvlText w:val="%1.%2.%3.%4.%5.%6.%7.%8.%9"/>
+      <w:lvlJc w:val="left"/>
+      <w:pPr>
+        <w:ind w:left="0" w:firstLine="0"/>
+      </w:pPr>
+      <w:rPr>
+        <w:rFonts w:hint="default"/>
+      </w:rPr>
+    </w:lvl>
+  </w:abstractNum>
+  <w:abstractNum w:abstractNumId="2" w15:restartNumberingAfterBreak="0">
+    <w:nsid w:val="12A91FB5"/>
+    <w:multiLevelType w:val="multilevel"/>
+    <w:tmpl w:val="0FA47722"/>
+    <w:lvl w:ilvl="0">
+      <w:start w:val="1"/>
+      <w:numFmt w:val="decimal"/>
+      <w:lvlText w:val="%1."/>
+      <w:lvlJc w:val="left"/>
+      <w:pPr>
+        <w:ind w:left="0" w:firstLine="0"/>
+      </w:pPr>
+      <w:rPr>
+        <w:rFonts w:hint="default"/>
+      </w:rPr>
+    </w:lvl>
+    <w:lvl w:ilvl="1">
+      <w:start w:val="1"/>
+      <w:numFmt w:val="decimal"/>
+      <w:lvlText w:val="%1.%2"/>
+      <w:lvlJc w:val="left"/>
+      <w:pPr>
+        <w:ind w:left="0" w:firstLine="0"/>
+      </w:pPr>
+      <w:rPr>
+        <w:rFonts w:hint="default"/>
+      </w:rPr>
+    </w:lvl>
+    <w:lvl w:ilvl="2">
+      <w:start w:val="1"/>
+      <w:numFmt w:val="decimal"/>
+      <w:lvlText w:val="%1.%2.%3"/>
+      <w:lvlJc w:val="left"/>
+      <w:pPr>
+        <w:ind w:left="0" w:firstLine="0"/>
+      </w:pPr>
+      <w:rPr>
+        <w:rFonts w:hint="default"/>
+      </w:rPr>
+    </w:lvl>
+    <w:lvl w:ilvl="3">
+      <w:start w:val="1"/>
+      <w:numFmt w:val="decimal"/>
+      <w:lvlText w:val="%1.%2.%3.%4"/>
+      <w:lvlJc w:val="left"/>
+      <w:pPr>
+        <w:ind w:left="0" w:firstLine="0"/>
+      </w:pPr>
+      <w:rPr>
+        <w:rFonts w:hint="default"/>
+      </w:rPr>
+    </w:lvl>
+    <w:lvl w:ilvl="4">
+      <w:start w:val="1"/>
+      <w:numFmt w:val="decimal"/>
+      <w:lvlText w:val="%1.%2.%3.%4.%5"/>
+      <w:lvlJc w:val="left"/>
+      <w:pPr>
+        <w:ind w:left="0" w:firstLine="0"/>
+      </w:pPr>
+      <w:rPr>
+        <w:rFonts w:hint="default"/>
+      </w:rPr>
+    </w:lvl>
+    <w:lvl w:ilvl="5">
+      <w:start w:val="1"/>
+      <w:numFmt w:val="decimal"/>
+      <w:lvlText w:val="%1.%2.%3.%4.%5.%6"/>
+      <w:lvlJc w:val="left"/>
+      <w:pPr>
+        <w:ind w:left="0" w:firstLine="0"/>
+      </w:pPr>
+      <w:rPr>
+        <w:rFonts w:hint="default"/>
+      </w:rPr>
+    </w:lvl>
+    <w:lvl w:ilvl="6">
+      <w:start w:val="1"/>
+      <w:numFmt w:val="decimal"/>
+      <w:lvlText w:val="%1.%2.%3.%4.%5.%6.%7"/>
+      <w:lvlJc w:val="left"/>
+      <w:pPr>
+        <w:ind w:left="0" w:firstLine="0"/>
+      </w:pPr>
+      <w:rPr>
+        <w:rFonts w:hint="default"/>
+      </w:rPr>
+    </w:lvl>
+    <w:lvl w:ilvl="7">
+      <w:start w:val="1"/>
+      <w:numFmt w:val="decimal"/>
+      <w:lvlText w:val="%1.%2.%3.%4.%5.%6.%7.%8"/>
+      <w:lvlJc w:val="left"/>
+      <w:pPr>
+        <w:ind w:left="0" w:firstLine="0"/>
+      </w:pPr>
+      <w:rPr>
+        <w:rFonts w:hint="default"/>
+      </w:rPr>
+    </w:lvl>
+    <w:lvl w:ilvl="8">
+      <w:start w:val="1"/>
+      <w:numFmt w:val="decimal"/>
+      <w:lvlText w:val="%1.%2.%3.%4.%5.%6.%7.%8.%9"/>
+      <w:lvlJc w:val="left"/>
+      <w:pPr>
+        <w:ind w:left="0" w:firstLine="0"/>
+      </w:pPr>
+      <w:rPr>
+        <w:rFonts w:hint="default"/>
+      </w:rPr>
+    </w:lvl>
+  </w:abstractNum>
+  <w:abstractNum w:abstractNumId="3" w15:restartNumberingAfterBreak="0">
+    <w:nsid w:val="13247023"/>
+    <w:multiLevelType w:val="multilevel"/>
+    <w:tmpl w:val="0FA47722"/>
+    <w:lvl w:ilvl="0">
+      <w:start w:val="1"/>
+      <w:numFmt w:val="decimal"/>
+      <w:lvlText w:val="%1."/>
+      <w:lvlJc w:val="left"/>
+      <w:pPr>
+        <w:ind w:left="0" w:firstLine="0"/>
+      </w:pPr>
+      <w:rPr>
+        <w:rFonts w:hint="default"/>
+      </w:rPr>
+    </w:lvl>
+    <w:lvl w:ilvl="1">
+      <w:start w:val="1"/>
+      <w:numFmt w:val="decimal"/>
+      <w:lvlText w:val="%1.%2"/>
+      <w:lvlJc w:val="left"/>
+      <w:pPr>
+        <w:ind w:left="0" w:firstLine="0"/>
+      </w:pPr>
+      <w:rPr>
+        <w:rFonts w:hint="default"/>
+      </w:rPr>
+    </w:lvl>
+    <w:lvl w:ilvl="2">
+      <w:start w:val="1"/>
+      <w:numFmt w:val="decimal"/>
+      <w:lvlText w:val="%1.%2.%3"/>
+      <w:lvlJc w:val="left"/>
+      <w:pPr>
+        <w:ind w:left="0" w:firstLine="0"/>
+      </w:pPr>
+      <w:rPr>
+        <w:rFonts w:hint="default"/>
+      </w:rPr>
+    </w:lvl>
+    <w:lvl w:ilvl="3">
+      <w:start w:val="1"/>
+      <w:numFmt w:val="decimal"/>
+      <w:lvlText w:val="%1.%2.%3.%4"/>
+      <w:lvlJc w:val="left"/>
+      <w:pPr>
+        <w:ind w:left="0" w:firstLine="0"/>
+      </w:pPr>
+      <w:rPr>
+        <w:rFonts w:hint="default"/>
+      </w:rPr>
+    </w:lvl>
+    <w:lvl w:ilvl="4">
+      <w:start w:val="1"/>
+      <w:numFmt w:val="decimal"/>
+      <w:lvlText w:val="%1.%2.%3.%4.%5"/>
+      <w:lvlJc w:val="left"/>
+      <w:pPr>
+        <w:ind w:left="0" w:firstLine="0"/>
+      </w:pPr>
+      <w:rPr>
+        <w:rFonts w:hint="default"/>
+      </w:rPr>
+    </w:lvl>
+    <w:lvl w:ilvl="5">
+      <w:start w:val="1"/>
+      <w:numFmt w:val="decimal"/>
+      <w:lvlText w:val="%1.%2.%3.%4.%5.%6"/>
+      <w:lvlJc w:val="left"/>
+      <w:pPr>
+        <w:ind w:left="0" w:firstLine="0"/>
+      </w:pPr>
+      <w:rPr>
+        <w:rFonts w:hint="default"/>
+      </w:rPr>
+    </w:lvl>
+    <w:lvl w:ilvl="6">
+      <w:start w:val="1"/>
+      <w:numFmt w:val="decimal"/>
+      <w:lvlText w:val="%1.%2.%3.%4.%5.%6.%7"/>
+      <w:lvlJc w:val="left"/>
+      <w:pPr>
+        <w:ind w:left="0" w:firstLine="0"/>
+      </w:pPr>
+      <w:rPr>
+        <w:rFonts w:hint="default"/>
+      </w:rPr>
+    </w:lvl>
+    <w:lvl w:ilvl="7">
+      <w:start w:val="1"/>
+      <w:numFmt w:val="decimal"/>
+      <w:lvlText w:val="%1.%2.%3.%4.%5.%6.%7.%8"/>
+      <w:lvlJc w:val="left"/>
+      <w:pPr>
+        <w:ind w:left="0" w:firstLine="0"/>
+      </w:pPr>
+      <w:rPr>
+        <w:rFonts w:hint="default"/>
+      </w:rPr>
+    </w:lvl>
+    <w:lvl w:ilvl="8">
+      <w:start w:val="1"/>
+      <w:numFmt w:val="decimal"/>
+      <w:lvlText w:val="%1.%2.%3.%4.%5.%6.%7.%8.%9"/>
+      <w:lvlJc w:val="left"/>
+      <w:pPr>
+        <w:ind w:left="0" w:firstLine="0"/>
+      </w:pPr>
+      <w:rPr>
+        <w:rFonts w:hint="default"/>
+      </w:rPr>
+    </w:lvl>
+  </w:abstractNum>
+  <w:abstractNum w:abstractNumId="4" w15:restartNumberingAfterBreak="0">
     <w:nsid w:val="182042D1"/>
     <w:multiLevelType w:val="multilevel"/>
     <w:tmpl w:val="AAA29E06"/>
@@ -3256,7 +3524,347 @@
       </w:rPr>
     </w:lvl>
   </w:abstractNum>
-  <w:abstractNum w:abstractNumId="1" w15:restartNumberingAfterBreak="0">
+  <w:abstractNum w:abstractNumId="5" w15:restartNumberingAfterBreak="0">
+    <w:nsid w:val="1A9874EF"/>
+    <w:multiLevelType w:val="multilevel"/>
+    <w:tmpl w:val="0FA47722"/>
+    <w:lvl w:ilvl="0">
+      <w:start w:val="1"/>
+      <w:numFmt w:val="decimal"/>
+      <w:lvlText w:val="%1."/>
+      <w:lvlJc w:val="left"/>
+      <w:pPr>
+        <w:ind w:left="0" w:firstLine="0"/>
+      </w:pPr>
+      <w:rPr>
+        <w:rFonts w:hint="default"/>
+      </w:rPr>
+    </w:lvl>
+    <w:lvl w:ilvl="1">
+      <w:start w:val="1"/>
+      <w:numFmt w:val="decimal"/>
+      <w:lvlText w:val="%1.%2"/>
+      <w:lvlJc w:val="left"/>
+      <w:pPr>
+        <w:ind w:left="0" w:firstLine="0"/>
+      </w:pPr>
+      <w:rPr>
+        <w:rFonts w:hint="default"/>
+      </w:rPr>
+    </w:lvl>
+    <w:lvl w:ilvl="2">
+      <w:start w:val="1"/>
+      <w:numFmt w:val="decimal"/>
+      <w:lvlText w:val="%1.%2.%3"/>
+      <w:lvlJc w:val="left"/>
+      <w:pPr>
+        <w:ind w:left="0" w:firstLine="0"/>
+      </w:pPr>
+      <w:rPr>
+        <w:rFonts w:hint="default"/>
+      </w:rPr>
+    </w:lvl>
+    <w:lvl w:ilvl="3">
+      <w:start w:val="1"/>
+      <w:numFmt w:val="decimal"/>
+      <w:lvlText w:val="%1.%2.%3.%4"/>
+      <w:lvlJc w:val="left"/>
+      <w:pPr>
+        <w:ind w:left="0" w:firstLine="0"/>
+      </w:pPr>
+      <w:rPr>
+        <w:rFonts w:hint="default"/>
+      </w:rPr>
+    </w:lvl>
+    <w:lvl w:ilvl="4">
+      <w:start w:val="1"/>
+      <w:numFmt w:val="decimal"/>
+      <w:lvlText w:val="%1.%2.%3.%4.%5"/>
+      <w:lvlJc w:val="left"/>
+      <w:pPr>
+        <w:ind w:left="0" w:firstLine="0"/>
+      </w:pPr>
+      <w:rPr>
+        <w:rFonts w:hint="default"/>
+      </w:rPr>
+    </w:lvl>
+    <w:lvl w:ilvl="5">
+      <w:start w:val="1"/>
+      <w:numFmt w:val="decimal"/>
+      <w:lvlText w:val="%1.%2.%3.%4.%5.%6"/>
+      <w:lvlJc w:val="left"/>
+      <w:pPr>
+        <w:ind w:left="0" w:firstLine="0"/>
+      </w:pPr>
+      <w:rPr>
+        <w:rFonts w:hint="default"/>
+      </w:rPr>
+    </w:lvl>
+    <w:lvl w:ilvl="6">
+      <w:start w:val="1"/>
+      <w:numFmt w:val="decimal"/>
+      <w:lvlText w:val="%1.%2.%3.%4.%5.%6.%7"/>
+      <w:lvlJc w:val="left"/>
+      <w:pPr>
+        <w:ind w:left="0" w:firstLine="0"/>
+      </w:pPr>
+      <w:rPr>
+        <w:rFonts w:hint="default"/>
+      </w:rPr>
+    </w:lvl>
+    <w:lvl w:ilvl="7">
+      <w:start w:val="1"/>
+      <w:numFmt w:val="decimal"/>
+      <w:lvlText w:val="%1.%2.%3.%4.%5.%6.%7.%8"/>
+      <w:lvlJc w:val="left"/>
+      <w:pPr>
+        <w:ind w:left="0" w:firstLine="0"/>
+      </w:pPr>
+      <w:rPr>
+        <w:rFonts w:hint="default"/>
+      </w:rPr>
+    </w:lvl>
+    <w:lvl w:ilvl="8">
+      <w:start w:val="1"/>
+      <w:numFmt w:val="decimal"/>
+      <w:lvlText w:val="%1.%2.%3.%4.%5.%6.%7.%8.%9"/>
+      <w:lvlJc w:val="left"/>
+      <w:pPr>
+        <w:ind w:left="0" w:firstLine="0"/>
+      </w:pPr>
+      <w:rPr>
+        <w:rFonts w:hint="default"/>
+      </w:rPr>
+    </w:lvl>
+  </w:abstractNum>
+  <w:abstractNum w:abstractNumId="6" w15:restartNumberingAfterBreak="0">
+    <w:nsid w:val="2AF65695"/>
+    <w:multiLevelType w:val="multilevel"/>
+    <w:tmpl w:val="B558996C"/>
+    <w:lvl w:ilvl="0">
+      <w:start w:val="1"/>
+      <w:numFmt w:val="decimal"/>
+      <w:suff w:val="nothing"/>
+      <w:lvlText w:val="%1."/>
+      <w:lvlJc w:val="left"/>
+      <w:pPr>
+        <w:ind w:left="0" w:firstLine="0"/>
+      </w:pPr>
+      <w:rPr>
+        <w:rFonts w:hint="default"/>
+      </w:rPr>
+    </w:lvl>
+    <w:lvl w:ilvl="1">
+      <w:start w:val="1"/>
+      <w:numFmt w:val="decimal"/>
+      <w:lvlText w:val="%1.%2"/>
+      <w:lvlJc w:val="left"/>
+      <w:pPr>
+        <w:ind w:left="0" w:firstLine="0"/>
+      </w:pPr>
+      <w:rPr>
+        <w:rFonts w:hint="default"/>
+      </w:rPr>
+    </w:lvl>
+    <w:lvl w:ilvl="2">
+      <w:start w:val="1"/>
+      <w:numFmt w:val="decimal"/>
+      <w:lvlText w:val="%1.%2.%3"/>
+      <w:lvlJc w:val="left"/>
+      <w:pPr>
+        <w:ind w:left="0" w:firstLine="0"/>
+      </w:pPr>
+      <w:rPr>
+        <w:rFonts w:hint="default"/>
+      </w:rPr>
+    </w:lvl>
+    <w:lvl w:ilvl="3">
+      <w:start w:val="1"/>
+      <w:numFmt w:val="decimal"/>
+      <w:lvlText w:val="%1.%2.%3.%4"/>
+      <w:lvlJc w:val="left"/>
+      <w:pPr>
+        <w:ind w:left="0" w:firstLine="0"/>
+      </w:pPr>
+      <w:rPr>
+        <w:rFonts w:hint="default"/>
+      </w:rPr>
+    </w:lvl>
+    <w:lvl w:ilvl="4">
+      <w:start w:val="1"/>
+      <w:numFmt w:val="decimal"/>
+      <w:lvlText w:val="%1.%2.%3.%4.%5"/>
+      <w:lvlJc w:val="left"/>
+      <w:pPr>
+        <w:ind w:left="0" w:firstLine="0"/>
+      </w:pPr>
+      <w:rPr>
+        <w:rFonts w:hint="default"/>
+      </w:rPr>
+    </w:lvl>
+    <w:lvl w:ilvl="5">
+      <w:start w:val="1"/>
+      <w:numFmt w:val="decimal"/>
+      <w:lvlText w:val="%1.%2.%3.%4.%5.%6"/>
+      <w:lvlJc w:val="left"/>
+      <w:pPr>
+        <w:ind w:left="0" w:firstLine="0"/>
+      </w:pPr>
+      <w:rPr>
+        <w:rFonts w:hint="default"/>
+      </w:rPr>
+    </w:lvl>
+    <w:lvl w:ilvl="6">
+      <w:start w:val="1"/>
+      <w:numFmt w:val="decimal"/>
+      <w:lvlText w:val="%1.%2.%3.%4.%5.%6.%7"/>
+      <w:lvlJc w:val="left"/>
+      <w:pPr>
+        <w:ind w:left="0" w:firstLine="0"/>
+      </w:pPr>
+      <w:rPr>
+        <w:rFonts w:hint="default"/>
+      </w:rPr>
+    </w:lvl>
+    <w:lvl w:ilvl="7">
+      <w:start w:val="1"/>
+      <w:numFmt w:val="decimal"/>
+      <w:lvlText w:val="%1.%2.%3.%4.%5.%6.%7.%8"/>
+      <w:lvlJc w:val="left"/>
+      <w:pPr>
+        <w:ind w:left="0" w:firstLine="0"/>
+      </w:pPr>
+      <w:rPr>
+        <w:rFonts w:hint="default"/>
+      </w:rPr>
+    </w:lvl>
+    <w:lvl w:ilvl="8">
+      <w:start w:val="1"/>
+      <w:numFmt w:val="decimal"/>
+      <w:lvlText w:val="%1.%2.%3.%4.%5.%6.%7.%8.%9"/>
+      <w:lvlJc w:val="left"/>
+      <w:pPr>
+        <w:ind w:left="0" w:firstLine="0"/>
+      </w:pPr>
+      <w:rPr>
+        <w:rFonts w:hint="default"/>
+      </w:rPr>
+    </w:lvl>
+  </w:abstractNum>
+  <w:abstractNum w:abstractNumId="7" w15:restartNumberingAfterBreak="0">
+    <w:nsid w:val="30D81290"/>
+    <w:multiLevelType w:val="hybridMultilevel"/>
+    <w:tmpl w:val="8932B884"/>
+    <w:lvl w:ilvl="0" w:tplc="565A25D8">
+      <w:start w:val="9"/>
+      <w:numFmt w:val="bullet"/>
+      <w:lvlText w:val="•"/>
+      <w:lvlJc w:val="left"/>
+      <w:pPr>
+        <w:ind w:left="720" w:hanging="360"/>
+      </w:pPr>
+      <w:rPr>
+        <w:rFonts w:ascii="Arial" w:eastAsiaTheme="minorHAnsi" w:hAnsi="Arial" w:cs="Arial" w:hint="default"/>
+      </w:rPr>
+    </w:lvl>
+    <w:lvl w:ilvl="1" w:tplc="04070003" w:tentative="1">
+      <w:start w:val="1"/>
+      <w:numFmt w:val="bullet"/>
+      <w:lvlText w:val="o"/>
+      <w:lvlJc w:val="left"/>
+      <w:pPr>
+        <w:ind w:left="1440" w:hanging="360"/>
+      </w:pPr>
+      <w:rPr>
+        <w:rFonts w:ascii="Courier New" w:hAnsi="Courier New" w:cs="Courier New" w:hint="default"/>
+      </w:rPr>
+    </w:lvl>
+    <w:lvl w:ilvl="2" w:tplc="04070005" w:tentative="1">
+      <w:start w:val="1"/>
+      <w:numFmt w:val="bullet"/>
+      <w:lvlText w:val=""/>
+      <w:lvlJc w:val="left"/>
+      <w:pPr>
+        <w:ind w:left="2160" w:hanging="360"/>
+      </w:pPr>
+      <w:rPr>
+        <w:rFonts w:ascii="Wingdings" w:hAnsi="Wingdings" w:hint="default"/>
+      </w:rPr>
+    </w:lvl>
+    <w:lvl w:ilvl="3" w:tplc="04070001" w:tentative="1">
+      <w:start w:val="1"/>
+      <w:numFmt w:val="bullet"/>
+      <w:lvlText w:val=""/>
+      <w:lvlJc w:val="left"/>
+      <w:pPr>
+        <w:ind w:left="2880" w:hanging="360"/>
+      </w:pPr>
+      <w:rPr>
+        <w:rFonts w:ascii="Symbol" w:hAnsi="Symbol" w:hint="default"/>
+      </w:rPr>
+    </w:lvl>
+    <w:lvl w:ilvl="4" w:tplc="04070003" w:tentative="1">
+      <w:start w:val="1"/>
+      <w:numFmt w:val="bullet"/>
+      <w:lvlText w:val="o"/>
+      <w:lvlJc w:val="left"/>
+      <w:pPr>
+        <w:ind w:left="3600" w:hanging="360"/>
+      </w:pPr>
+      <w:rPr>
+        <w:rFonts w:ascii="Courier New" w:hAnsi="Courier New" w:cs="Courier New" w:hint="default"/>
+      </w:rPr>
+    </w:lvl>
+    <w:lvl w:ilvl="5" w:tplc="04070005" w:tentative="1">
+      <w:start w:val="1"/>
+      <w:numFmt w:val="bullet"/>
+      <w:lvlText w:val=""/>
+      <w:lvlJc w:val="left"/>
+      <w:pPr>
+        <w:ind w:left="4320" w:hanging="360"/>
+      </w:pPr>
+      <w:rPr>
+        <w:rFonts w:ascii="Wingdings" w:hAnsi="Wingdings" w:hint="default"/>
+      </w:rPr>
+    </w:lvl>
+    <w:lvl w:ilvl="6" w:tplc="04070001" w:tentative="1">
+      <w:start w:val="1"/>
+      <w:numFmt w:val="bullet"/>
+      <w:lvlText w:val=""/>
+      <w:lvlJc w:val="left"/>
+      <w:pPr>
+        <w:ind w:left="5040" w:hanging="360"/>
+      </w:pPr>
+      <w:rPr>
+        <w:rFonts w:ascii="Symbol" w:hAnsi="Symbol" w:hint="default"/>
+      </w:rPr>
+    </w:lvl>
+    <w:lvl w:ilvl="7" w:tplc="04070003" w:tentative="1">
+      <w:start w:val="1"/>
+      <w:numFmt w:val="bullet"/>
+      <w:lvlText w:val="o"/>
+      <w:lvlJc w:val="left"/>
+      <w:pPr>
+        <w:ind w:left="5760" w:hanging="360"/>
+      </w:pPr>
+      <w:rPr>
+        <w:rFonts w:ascii="Courier New" w:hAnsi="Courier New" w:cs="Courier New" w:hint="default"/>
+      </w:rPr>
+    </w:lvl>
+    <w:lvl w:ilvl="8" w:tplc="04070005" w:tentative="1">
+      <w:start w:val="1"/>
+      <w:numFmt w:val="bullet"/>
+      <w:lvlText w:val=""/>
+      <w:lvlJc w:val="left"/>
+      <w:pPr>
+        <w:ind w:left="6480" w:hanging="360"/>
+      </w:pPr>
+      <w:rPr>
+        <w:rFonts w:ascii="Wingdings" w:hAnsi="Wingdings" w:hint="default"/>
+      </w:rPr>
+    </w:lvl>
+  </w:abstractNum>
+  <w:abstractNum w:abstractNumId="8" w15:restartNumberingAfterBreak="0">
     <w:nsid w:val="35E96FFF"/>
     <w:multiLevelType w:val="hybridMultilevel"/>
     <w:tmpl w:val="A9FA8DE8"/>
@@ -3369,7 +3977,120 @@
       </w:rPr>
     </w:lvl>
   </w:abstractNum>
-  <w:abstractNum w:abstractNumId="2" w15:restartNumberingAfterBreak="0">
+  <w:abstractNum w:abstractNumId="9" w15:restartNumberingAfterBreak="0">
+    <w:nsid w:val="461B2D00"/>
+    <w:multiLevelType w:val="multilevel"/>
+    <w:tmpl w:val="0FA47722"/>
+    <w:lvl w:ilvl="0">
+      <w:start w:val="1"/>
+      <w:numFmt w:val="decimal"/>
+      <w:lvlText w:val="%1."/>
+      <w:lvlJc w:val="left"/>
+      <w:pPr>
+        <w:ind w:left="0" w:firstLine="0"/>
+      </w:pPr>
+      <w:rPr>
+        <w:rFonts w:hint="default"/>
+      </w:rPr>
+    </w:lvl>
+    <w:lvl w:ilvl="1">
+      <w:start w:val="1"/>
+      <w:numFmt w:val="decimal"/>
+      <w:lvlText w:val="%1.%2"/>
+      <w:lvlJc w:val="left"/>
+      <w:pPr>
+        <w:ind w:left="0" w:firstLine="0"/>
+      </w:pPr>
+      <w:rPr>
+        <w:rFonts w:hint="default"/>
+      </w:rPr>
+    </w:lvl>
+    <w:lvl w:ilvl="2">
+      <w:start w:val="1"/>
+      <w:numFmt w:val="decimal"/>
+      <w:lvlText w:val="%1.%2.%3"/>
+      <w:lvlJc w:val="left"/>
+      <w:pPr>
+        <w:ind w:left="0" w:firstLine="0"/>
+      </w:pPr>
+      <w:rPr>
+        <w:rFonts w:hint="default"/>
+      </w:rPr>
+    </w:lvl>
+    <w:lvl w:ilvl="3">
+      <w:start w:val="1"/>
+      <w:numFmt w:val="decimal"/>
+      <w:lvlText w:val="%1.%2.%3.%4"/>
+      <w:lvlJc w:val="left"/>
+      <w:pPr>
+        <w:ind w:left="0" w:firstLine="0"/>
+      </w:pPr>
+      <w:rPr>
+        <w:rFonts w:hint="default"/>
+      </w:rPr>
+    </w:lvl>
+    <w:lvl w:ilvl="4">
+      <w:start w:val="1"/>
+      <w:numFmt w:val="decimal"/>
+      <w:lvlText w:val="%1.%2.%3.%4.%5"/>
+      <w:lvlJc w:val="left"/>
+      <w:pPr>
+        <w:ind w:left="0" w:firstLine="0"/>
+      </w:pPr>
+      <w:rPr>
+        <w:rFonts w:hint="default"/>
+      </w:rPr>
+    </w:lvl>
+    <w:lvl w:ilvl="5">
+      <w:start w:val="1"/>
+      <w:numFmt w:val="decimal"/>
+      <w:lvlText w:val="%1.%2.%3.%4.%5.%6"/>
+      <w:lvlJc w:val="left"/>
+      <w:pPr>
+        <w:ind w:left="0" w:firstLine="0"/>
+      </w:pPr>
+      <w:rPr>
+        <w:rFonts w:hint="default"/>
+      </w:rPr>
+    </w:lvl>
+    <w:lvl w:ilvl="6">
+      <w:start w:val="1"/>
+      <w:numFmt w:val="decimal"/>
+      <w:lvlText w:val="%1.%2.%3.%4.%5.%6.%7"/>
+      <w:lvlJc w:val="left"/>
+      <w:pPr>
+        <w:ind w:left="0" w:firstLine="0"/>
+      </w:pPr>
+      <w:rPr>
+        <w:rFonts w:hint="default"/>
+      </w:rPr>
+    </w:lvl>
+    <w:lvl w:ilvl="7">
+      <w:start w:val="1"/>
+      <w:numFmt w:val="decimal"/>
+      <w:lvlText w:val="%1.%2.%3.%4.%5.%6.%7.%8"/>
+      <w:lvlJc w:val="left"/>
+      <w:pPr>
+        <w:ind w:left="0" w:firstLine="0"/>
+      </w:pPr>
+      <w:rPr>
+        <w:rFonts w:hint="default"/>
+      </w:rPr>
+    </w:lvl>
+    <w:lvl w:ilvl="8">
+      <w:start w:val="1"/>
+      <w:numFmt w:val="decimal"/>
+      <w:lvlText w:val="%1.%2.%3.%4.%5.%6.%7.%8.%9"/>
+      <w:lvlJc w:val="left"/>
+      <w:pPr>
+        <w:ind w:left="0" w:firstLine="0"/>
+      </w:pPr>
+      <w:rPr>
+        <w:rFonts w:hint="default"/>
+      </w:rPr>
+    </w:lvl>
+  </w:abstractNum>
+  <w:abstractNum w:abstractNumId="10" w15:restartNumberingAfterBreak="0">
     <w:nsid w:val="4C7C6E31"/>
     <w:multiLevelType w:val="hybridMultilevel"/>
     <w:tmpl w:val="2256B19E"/>
@@ -3482,7 +4203,7 @@
       </w:rPr>
     </w:lvl>
   </w:abstractNum>
-  <w:abstractNum w:abstractNumId="3" w15:restartNumberingAfterBreak="0">
+  <w:abstractNum w:abstractNumId="11" w15:restartNumberingAfterBreak="0">
     <w:nsid w:val="5141782E"/>
     <w:multiLevelType w:val="hybridMultilevel"/>
     <w:tmpl w:val="7A30E878"/>
@@ -3595,7 +4316,576 @@
       </w:rPr>
     </w:lvl>
   </w:abstractNum>
-  <w:abstractNum w:abstractNumId="4" w15:restartNumberingAfterBreak="0">
+  <w:abstractNum w:abstractNumId="12" w15:restartNumberingAfterBreak="0">
+    <w:nsid w:val="5E32664F"/>
+    <w:multiLevelType w:val="multilevel"/>
+    <w:tmpl w:val="3FEEEFF0"/>
+    <w:lvl w:ilvl="0">
+      <w:start w:val="1"/>
+      <w:numFmt w:val="decimal"/>
+      <w:suff w:val="nothing"/>
+      <w:lvlText w:val="%1."/>
+      <w:lvlJc w:val="left"/>
+      <w:pPr>
+        <w:ind w:left="0" w:firstLine="0"/>
+      </w:pPr>
+      <w:rPr>
+        <w:rFonts w:hint="default"/>
+      </w:rPr>
+    </w:lvl>
+    <w:lvl w:ilvl="1">
+      <w:start w:val="1"/>
+      <w:numFmt w:val="decimal"/>
+      <w:suff w:val="nothing"/>
+      <w:lvlText w:val="%1.%2"/>
+      <w:lvlJc w:val="left"/>
+      <w:pPr>
+        <w:ind w:left="0" w:firstLine="0"/>
+      </w:pPr>
+      <w:rPr>
+        <w:rFonts w:hint="default"/>
+      </w:rPr>
+    </w:lvl>
+    <w:lvl w:ilvl="2">
+      <w:start w:val="1"/>
+      <w:numFmt w:val="decimal"/>
+      <w:lvlText w:val="%1.%2.%3"/>
+      <w:lvlJc w:val="left"/>
+      <w:pPr>
+        <w:ind w:left="0" w:firstLine="0"/>
+      </w:pPr>
+      <w:rPr>
+        <w:rFonts w:hint="default"/>
+      </w:rPr>
+    </w:lvl>
+    <w:lvl w:ilvl="3">
+      <w:start w:val="1"/>
+      <w:numFmt w:val="decimal"/>
+      <w:lvlText w:val="%1.%2.%3.%4"/>
+      <w:lvlJc w:val="left"/>
+      <w:pPr>
+        <w:ind w:left="0" w:firstLine="0"/>
+      </w:pPr>
+      <w:rPr>
+        <w:rFonts w:hint="default"/>
+      </w:rPr>
+    </w:lvl>
+    <w:lvl w:ilvl="4">
+      <w:start w:val="1"/>
+      <w:numFmt w:val="decimal"/>
+      <w:lvlText w:val="%1.%2.%3.%4.%5"/>
+      <w:lvlJc w:val="left"/>
+      <w:pPr>
+        <w:ind w:left="0" w:firstLine="0"/>
+      </w:pPr>
+      <w:rPr>
+        <w:rFonts w:hint="default"/>
+      </w:rPr>
+    </w:lvl>
+    <w:lvl w:ilvl="5">
+      <w:start w:val="1"/>
+      <w:numFmt w:val="decimal"/>
+      <w:lvlText w:val="%1.%2.%3.%4.%5.%6"/>
+      <w:lvlJc w:val="left"/>
+      <w:pPr>
+        <w:ind w:left="0" w:firstLine="0"/>
+      </w:pPr>
+      <w:rPr>
+        <w:rFonts w:hint="default"/>
+      </w:rPr>
+    </w:lvl>
+    <w:lvl w:ilvl="6">
+      <w:start w:val="1"/>
+      <w:numFmt w:val="decimal"/>
+      <w:lvlText w:val="%1.%2.%3.%4.%5.%6.%7"/>
+      <w:lvlJc w:val="left"/>
+      <w:pPr>
+        <w:ind w:left="0" w:firstLine="0"/>
+      </w:pPr>
+      <w:rPr>
+        <w:rFonts w:hint="default"/>
+      </w:rPr>
+    </w:lvl>
+    <w:lvl w:ilvl="7">
+      <w:start w:val="1"/>
+      <w:numFmt w:val="decimal"/>
+      <w:lvlText w:val="%1.%2.%3.%4.%5.%6.%7.%8"/>
+      <w:lvlJc w:val="left"/>
+      <w:pPr>
+        <w:ind w:left="0" w:firstLine="0"/>
+      </w:pPr>
+      <w:rPr>
+        <w:rFonts w:hint="default"/>
+      </w:rPr>
+    </w:lvl>
+    <w:lvl w:ilvl="8">
+      <w:start w:val="1"/>
+      <w:numFmt w:val="decimal"/>
+      <w:lvlText w:val="%1.%2.%3.%4.%5.%6.%7.%8.%9"/>
+      <w:lvlJc w:val="left"/>
+      <w:pPr>
+        <w:ind w:left="0" w:firstLine="0"/>
+      </w:pPr>
+      <w:rPr>
+        <w:rFonts w:hint="default"/>
+      </w:rPr>
+    </w:lvl>
+  </w:abstractNum>
+  <w:abstractNum w:abstractNumId="13" w15:restartNumberingAfterBreak="0">
+    <w:nsid w:val="624C39B3"/>
+    <w:multiLevelType w:val="multilevel"/>
+    <w:tmpl w:val="0FA47722"/>
+    <w:lvl w:ilvl="0">
+      <w:start w:val="1"/>
+      <w:numFmt w:val="decimal"/>
+      <w:lvlText w:val="%1."/>
+      <w:lvlJc w:val="left"/>
+      <w:pPr>
+        <w:ind w:left="0" w:firstLine="0"/>
+      </w:pPr>
+      <w:rPr>
+        <w:rFonts w:hint="default"/>
+      </w:rPr>
+    </w:lvl>
+    <w:lvl w:ilvl="1">
+      <w:start w:val="1"/>
+      <w:numFmt w:val="decimal"/>
+      <w:lvlText w:val="%1.%2"/>
+      <w:lvlJc w:val="left"/>
+      <w:pPr>
+        <w:ind w:left="0" w:firstLine="0"/>
+      </w:pPr>
+      <w:rPr>
+        <w:rFonts w:hint="default"/>
+      </w:rPr>
+    </w:lvl>
+    <w:lvl w:ilvl="2">
+      <w:start w:val="1"/>
+      <w:numFmt w:val="decimal"/>
+      <w:lvlText w:val="%1.%2.%3"/>
+      <w:lvlJc w:val="left"/>
+      <w:pPr>
+        <w:ind w:left="0" w:firstLine="0"/>
+      </w:pPr>
+      <w:rPr>
+        <w:rFonts w:hint="default"/>
+      </w:rPr>
+    </w:lvl>
+    <w:lvl w:ilvl="3">
+      <w:start w:val="1"/>
+      <w:numFmt w:val="decimal"/>
+      <w:lvlText w:val="%1.%2.%3.%4"/>
+      <w:lvlJc w:val="left"/>
+      <w:pPr>
+        <w:ind w:left="0" w:firstLine="0"/>
+      </w:pPr>
+      <w:rPr>
+        <w:rFonts w:hint="default"/>
+      </w:rPr>
+    </w:lvl>
+    <w:lvl w:ilvl="4">
+      <w:start w:val="1"/>
+      <w:numFmt w:val="decimal"/>
+      <w:lvlText w:val="%1.%2.%3.%4.%5"/>
+      <w:lvlJc w:val="left"/>
+      <w:pPr>
+        <w:ind w:left="0" w:firstLine="0"/>
+      </w:pPr>
+      <w:rPr>
+        <w:rFonts w:hint="default"/>
+      </w:rPr>
+    </w:lvl>
+    <w:lvl w:ilvl="5">
+      <w:start w:val="1"/>
+      <w:numFmt w:val="decimal"/>
+      <w:lvlText w:val="%1.%2.%3.%4.%5.%6"/>
+      <w:lvlJc w:val="left"/>
+      <w:pPr>
+        <w:ind w:left="0" w:firstLine="0"/>
+      </w:pPr>
+      <w:rPr>
+        <w:rFonts w:hint="default"/>
+      </w:rPr>
+    </w:lvl>
+    <w:lvl w:ilvl="6">
+      <w:start w:val="1"/>
+      <w:numFmt w:val="decimal"/>
+      <w:lvlText w:val="%1.%2.%3.%4.%5.%6.%7"/>
+      <w:lvlJc w:val="left"/>
+      <w:pPr>
+        <w:ind w:left="0" w:firstLine="0"/>
+      </w:pPr>
+      <w:rPr>
+        <w:rFonts w:hint="default"/>
+      </w:rPr>
+    </w:lvl>
+    <w:lvl w:ilvl="7">
+      <w:start w:val="1"/>
+      <w:numFmt w:val="decimal"/>
+      <w:lvlText w:val="%1.%2.%3.%4.%5.%6.%7.%8"/>
+      <w:lvlJc w:val="left"/>
+      <w:pPr>
+        <w:ind w:left="0" w:firstLine="0"/>
+      </w:pPr>
+      <w:rPr>
+        <w:rFonts w:hint="default"/>
+      </w:rPr>
+    </w:lvl>
+    <w:lvl w:ilvl="8">
+      <w:start w:val="1"/>
+      <w:numFmt w:val="decimal"/>
+      <w:lvlText w:val="%1.%2.%3.%4.%5.%6.%7.%8.%9"/>
+      <w:lvlJc w:val="left"/>
+      <w:pPr>
+        <w:ind w:left="0" w:firstLine="0"/>
+      </w:pPr>
+      <w:rPr>
+        <w:rFonts w:hint="default"/>
+      </w:rPr>
+    </w:lvl>
+  </w:abstractNum>
+  <w:abstractNum w:abstractNumId="14" w15:restartNumberingAfterBreak="0">
+    <w:nsid w:val="62B27F50"/>
+    <w:multiLevelType w:val="multilevel"/>
+    <w:tmpl w:val="396C71E0"/>
+    <w:lvl w:ilvl="0">
+      <w:start w:val="1"/>
+      <w:numFmt w:val="decimal"/>
+      <w:suff w:val="nothing"/>
+      <w:lvlText w:val="%1."/>
+      <w:lvlJc w:val="left"/>
+      <w:pPr>
+        <w:ind w:left="0" w:firstLine="0"/>
+      </w:pPr>
+      <w:rPr>
+        <w:rFonts w:hint="default"/>
+      </w:rPr>
+    </w:lvl>
+    <w:lvl w:ilvl="1">
+      <w:start w:val="1"/>
+      <w:numFmt w:val="decimal"/>
+      <w:lvlText w:val="%1.%2"/>
+      <w:lvlJc w:val="left"/>
+      <w:pPr>
+        <w:ind w:left="0" w:firstLine="0"/>
+      </w:pPr>
+      <w:rPr>
+        <w:rFonts w:hint="default"/>
+      </w:rPr>
+    </w:lvl>
+    <w:lvl w:ilvl="2">
+      <w:start w:val="1"/>
+      <w:numFmt w:val="decimal"/>
+      <w:lvlText w:val="%1.%2.%3"/>
+      <w:lvlJc w:val="left"/>
+      <w:pPr>
+        <w:ind w:left="0" w:firstLine="0"/>
+      </w:pPr>
+      <w:rPr>
+        <w:rFonts w:hint="default"/>
+      </w:rPr>
+    </w:lvl>
+    <w:lvl w:ilvl="3">
+      <w:start w:val="1"/>
+      <w:numFmt w:val="decimal"/>
+      <w:lvlText w:val="%1.%2.%3.%4"/>
+      <w:lvlJc w:val="left"/>
+      <w:pPr>
+        <w:ind w:left="0" w:firstLine="0"/>
+      </w:pPr>
+      <w:rPr>
+        <w:rFonts w:hint="default"/>
+      </w:rPr>
+    </w:lvl>
+    <w:lvl w:ilvl="4">
+      <w:start w:val="1"/>
+      <w:numFmt w:val="decimal"/>
+      <w:lvlText w:val="%1.%2.%3.%4.%5"/>
+      <w:lvlJc w:val="left"/>
+      <w:pPr>
+        <w:ind w:left="0" w:firstLine="0"/>
+      </w:pPr>
+      <w:rPr>
+        <w:rFonts w:hint="default"/>
+      </w:rPr>
+    </w:lvl>
+    <w:lvl w:ilvl="5">
+      <w:start w:val="1"/>
+      <w:numFmt w:val="decimal"/>
+      <w:lvlText w:val="%1.%2.%3.%4.%5.%6"/>
+      <w:lvlJc w:val="left"/>
+      <w:pPr>
+        <w:ind w:left="0" w:firstLine="0"/>
+      </w:pPr>
+      <w:rPr>
+        <w:rFonts w:hint="default"/>
+      </w:rPr>
+    </w:lvl>
+    <w:lvl w:ilvl="6">
+      <w:start w:val="1"/>
+      <w:numFmt w:val="decimal"/>
+      <w:lvlText w:val="%1.%2.%3.%4.%5.%6.%7"/>
+      <w:lvlJc w:val="left"/>
+      <w:pPr>
+        <w:ind w:left="0" w:firstLine="0"/>
+      </w:pPr>
+      <w:rPr>
+        <w:rFonts w:hint="default"/>
+      </w:rPr>
+    </w:lvl>
+    <w:lvl w:ilvl="7">
+      <w:start w:val="1"/>
+      <w:numFmt w:val="decimal"/>
+      <w:lvlText w:val="%1.%2.%3.%4.%5.%6.%7.%8"/>
+      <w:lvlJc w:val="left"/>
+      <w:pPr>
+        <w:ind w:left="0" w:firstLine="0"/>
+      </w:pPr>
+      <w:rPr>
+        <w:rFonts w:hint="default"/>
+      </w:rPr>
+    </w:lvl>
+    <w:lvl w:ilvl="8">
+      <w:start w:val="1"/>
+      <w:numFmt w:val="decimal"/>
+      <w:lvlText w:val="%1.%2.%3.%4.%5.%6.%7.%8.%9"/>
+      <w:lvlJc w:val="left"/>
+      <w:pPr>
+        <w:ind w:left="0" w:firstLine="0"/>
+      </w:pPr>
+      <w:rPr>
+        <w:rFonts w:hint="default"/>
+      </w:rPr>
+    </w:lvl>
+  </w:abstractNum>
+  <w:abstractNum w:abstractNumId="15" w15:restartNumberingAfterBreak="0">
+    <w:nsid w:val="6837644E"/>
+    <w:multiLevelType w:val="multilevel"/>
+    <w:tmpl w:val="0FA47722"/>
+    <w:lvl w:ilvl="0">
+      <w:start w:val="1"/>
+      <w:numFmt w:val="decimal"/>
+      <w:lvlText w:val="%1."/>
+      <w:lvlJc w:val="left"/>
+      <w:pPr>
+        <w:ind w:left="0" w:firstLine="0"/>
+      </w:pPr>
+      <w:rPr>
+        <w:rFonts w:hint="default"/>
+      </w:rPr>
+    </w:lvl>
+    <w:lvl w:ilvl="1">
+      <w:start w:val="1"/>
+      <w:numFmt w:val="decimal"/>
+      <w:lvlText w:val="%1.%2"/>
+      <w:lvlJc w:val="left"/>
+      <w:pPr>
+        <w:ind w:left="0" w:firstLine="0"/>
+      </w:pPr>
+      <w:rPr>
+        <w:rFonts w:hint="default"/>
+      </w:rPr>
+    </w:lvl>
+    <w:lvl w:ilvl="2">
+      <w:start w:val="1"/>
+      <w:numFmt w:val="decimal"/>
+      <w:lvlText w:val="%1.%2.%3"/>
+      <w:lvlJc w:val="left"/>
+      <w:pPr>
+        <w:ind w:left="0" w:firstLine="0"/>
+      </w:pPr>
+      <w:rPr>
+        <w:rFonts w:hint="default"/>
+      </w:rPr>
+    </w:lvl>
+    <w:lvl w:ilvl="3">
+      <w:start w:val="1"/>
+      <w:numFmt w:val="decimal"/>
+      <w:lvlText w:val="%1.%2.%3.%4"/>
+      <w:lvlJc w:val="left"/>
+      <w:pPr>
+        <w:ind w:left="0" w:firstLine="0"/>
+      </w:pPr>
+      <w:rPr>
+        <w:rFonts w:hint="default"/>
+      </w:rPr>
+    </w:lvl>
+    <w:lvl w:ilvl="4">
+      <w:start w:val="1"/>
+      <w:numFmt w:val="decimal"/>
+      <w:lvlText w:val="%1.%2.%3.%4.%5"/>
+      <w:lvlJc w:val="left"/>
+      <w:pPr>
+        <w:ind w:left="0" w:firstLine="0"/>
+      </w:pPr>
+      <w:rPr>
+        <w:rFonts w:hint="default"/>
+      </w:rPr>
+    </w:lvl>
+    <w:lvl w:ilvl="5">
+      <w:start w:val="1"/>
+      <w:numFmt w:val="decimal"/>
+      <w:lvlText w:val="%1.%2.%3.%4.%5.%6"/>
+      <w:lvlJc w:val="left"/>
+      <w:pPr>
+        <w:ind w:left="0" w:firstLine="0"/>
+      </w:pPr>
+      <w:rPr>
+        <w:rFonts w:hint="default"/>
+      </w:rPr>
+    </w:lvl>
+    <w:lvl w:ilvl="6">
+      <w:start w:val="1"/>
+      <w:numFmt w:val="decimal"/>
+      <w:lvlText w:val="%1.%2.%3.%4.%5.%6.%7"/>
+      <w:lvlJc w:val="left"/>
+      <w:pPr>
+        <w:ind w:left="0" w:firstLine="0"/>
+      </w:pPr>
+      <w:rPr>
+        <w:rFonts w:hint="default"/>
+      </w:rPr>
+    </w:lvl>
+    <w:lvl w:ilvl="7">
+      <w:start w:val="1"/>
+      <w:numFmt w:val="decimal"/>
+      <w:lvlText w:val="%1.%2.%3.%4.%5.%6.%7.%8"/>
+      <w:lvlJc w:val="left"/>
+      <w:pPr>
+        <w:ind w:left="0" w:firstLine="0"/>
+      </w:pPr>
+      <w:rPr>
+        <w:rFonts w:hint="default"/>
+      </w:rPr>
+    </w:lvl>
+    <w:lvl w:ilvl="8">
+      <w:start w:val="1"/>
+      <w:numFmt w:val="decimal"/>
+      <w:lvlText w:val="%1.%2.%3.%4.%5.%6.%7.%8.%9"/>
+      <w:lvlJc w:val="left"/>
+      <w:pPr>
+        <w:ind w:left="0" w:firstLine="0"/>
+      </w:pPr>
+      <w:rPr>
+        <w:rFonts w:hint="default"/>
+      </w:rPr>
+    </w:lvl>
+  </w:abstractNum>
+  <w:abstractNum w:abstractNumId="16" w15:restartNumberingAfterBreak="0">
+    <w:nsid w:val="79C9544C"/>
+    <w:multiLevelType w:val="multilevel"/>
+    <w:tmpl w:val="37A62300"/>
+    <w:lvl w:ilvl="0">
+      <w:start w:val="4"/>
+      <w:numFmt w:val="decimal"/>
+      <w:suff w:val="nothing"/>
+      <w:lvlText w:val="%1."/>
+      <w:lvlJc w:val="left"/>
+      <w:pPr>
+        <w:ind w:left="0" w:firstLine="0"/>
+      </w:pPr>
+      <w:rPr>
+        <w:rFonts w:hint="default"/>
+      </w:rPr>
+    </w:lvl>
+    <w:lvl w:ilvl="1">
+      <w:start w:val="1"/>
+      <w:numFmt w:val="decimal"/>
+      <w:lvlText w:val="%1.%2"/>
+      <w:lvlJc w:val="left"/>
+      <w:pPr>
+        <w:ind w:left="0" w:firstLine="0"/>
+      </w:pPr>
+      <w:rPr>
+        <w:rFonts w:hint="default"/>
+      </w:rPr>
+    </w:lvl>
+    <w:lvl w:ilvl="2">
+      <w:start w:val="1"/>
+      <w:numFmt w:val="decimal"/>
+      <w:lvlText w:val="%1.%2.%3"/>
+      <w:lvlJc w:val="left"/>
+      <w:pPr>
+        <w:ind w:left="0" w:firstLine="0"/>
+      </w:pPr>
+      <w:rPr>
+        <w:rFonts w:hint="default"/>
+      </w:rPr>
+    </w:lvl>
+    <w:lvl w:ilvl="3">
+      <w:start w:val="1"/>
+      <w:numFmt w:val="decimal"/>
+      <w:lvlText w:val="%1.%2.%3.%4"/>
+      <w:lvlJc w:val="left"/>
+      <w:pPr>
+        <w:ind w:left="0" w:firstLine="0"/>
+      </w:pPr>
+      <w:rPr>
+        <w:rFonts w:hint="default"/>
+      </w:rPr>
+    </w:lvl>
+    <w:lvl w:ilvl="4">
+      <w:start w:val="1"/>
+      <w:numFmt w:val="decimal"/>
+      <w:lvlText w:val="%1.%2.%3.%4.%5"/>
+      <w:lvlJc w:val="left"/>
+      <w:pPr>
+        <w:ind w:left="0" w:firstLine="0"/>
+      </w:pPr>
+      <w:rPr>
+        <w:rFonts w:hint="default"/>
+      </w:rPr>
+    </w:lvl>
+    <w:lvl w:ilvl="5">
+      <w:start w:val="1"/>
+      <w:numFmt w:val="decimal"/>
+      <w:lvlText w:val="%1.%2.%3.%4.%5.%6"/>
+      <w:lvlJc w:val="left"/>
+      <w:pPr>
+        <w:ind w:left="0" w:firstLine="0"/>
+      </w:pPr>
+      <w:rPr>
+        <w:rFonts w:hint="default"/>
+      </w:rPr>
+    </w:lvl>
+    <w:lvl w:ilvl="6">
+      <w:start w:val="1"/>
+      <w:numFmt w:val="decimal"/>
+      <w:lvlText w:val="%1.%2.%3.%4.%5.%6.%7"/>
+      <w:lvlJc w:val="left"/>
+      <w:pPr>
+        <w:ind w:left="0" w:firstLine="0"/>
+      </w:pPr>
+      <w:rPr>
+        <w:rFonts w:hint="default"/>
+      </w:rPr>
+    </w:lvl>
+    <w:lvl w:ilvl="7">
+      <w:start w:val="1"/>
+      <w:numFmt w:val="decimal"/>
+      <w:lvlText w:val="%1.%2.%3.%4.%5.%6.%7.%8"/>
+      <w:lvlJc w:val="left"/>
+      <w:pPr>
+        <w:ind w:left="0" w:firstLine="0"/>
+      </w:pPr>
+      <w:rPr>
+        <w:rFonts w:hint="default"/>
+      </w:rPr>
+    </w:lvl>
+    <w:lvl w:ilvl="8">
+      <w:start w:val="1"/>
+      <w:numFmt w:val="decimal"/>
+      <w:lvlText w:val="%1.%2.%3.%4.%5.%6.%7.%8.%9"/>
+      <w:lvlJc w:val="left"/>
+      <w:pPr>
+        <w:ind w:left="0" w:firstLine="0"/>
+      </w:pPr>
+      <w:rPr>
+        <w:rFonts w:hint="default"/>
+      </w:rPr>
+    </w:lvl>
+  </w:abstractNum>
+  <w:abstractNum w:abstractNumId="17" w15:restartNumberingAfterBreak="0">
     <w:nsid w:val="7CBD1F51"/>
     <w:multiLevelType w:val="hybridMultilevel"/>
     <w:tmpl w:val="33DC004E"/>
@@ -3709,19 +4999,189 @@
     </w:lvl>
   </w:abstractNum>
   <w:num w:numId="1" w16cid:durableId="43069222">
+    <w:abstractNumId w:val="4"/>
+  </w:num>
+  <w:num w:numId="2" w16cid:durableId="1713070995">
+    <w:abstractNumId w:val="10"/>
+  </w:num>
+  <w:num w:numId="3" w16cid:durableId="1794061328">
+    <w:abstractNumId w:val="17"/>
+  </w:num>
+  <w:num w:numId="4" w16cid:durableId="2041860906">
+    <w:abstractNumId w:val="8"/>
+  </w:num>
+  <w:num w:numId="5" w16cid:durableId="1193416393">
+    <w:abstractNumId w:val="11"/>
+  </w:num>
+  <w:num w:numId="6" w16cid:durableId="1652490335">
+    <w:abstractNumId w:val="13"/>
+  </w:num>
+  <w:num w:numId="7" w16cid:durableId="1667440250">
+    <w:abstractNumId w:val="14"/>
+  </w:num>
+  <w:num w:numId="8" w16cid:durableId="366805384">
+    <w:abstractNumId w:val="9"/>
+  </w:num>
+  <w:num w:numId="9" w16cid:durableId="1205824046">
+    <w:abstractNumId w:val="6"/>
+  </w:num>
+  <w:num w:numId="10" w16cid:durableId="802311122">
+    <w:abstractNumId w:val="6"/>
+    <w:lvlOverride w:ilvl="0">
+      <w:lvl w:ilvl="0">
+        <w:start w:val="1"/>
+        <w:numFmt w:val="decimal"/>
+        <w:suff w:val="nothing"/>
+        <w:lvlText w:val="%1."/>
+        <w:lvlJc w:val="left"/>
+        <w:pPr>
+          <w:ind w:left="0" w:firstLine="0"/>
+        </w:pPr>
+        <w:rPr>
+          <w:rFonts w:hint="default"/>
+        </w:rPr>
+      </w:lvl>
+    </w:lvlOverride>
+    <w:lvlOverride w:ilvl="1">
+      <w:lvl w:ilvl="1">
+        <w:start w:val="1"/>
+        <w:numFmt w:val="decimal"/>
+        <w:suff w:val="nothing"/>
+        <w:lvlText w:val="%1.%2"/>
+        <w:lvlJc w:val="left"/>
+        <w:pPr>
+          <w:ind w:left="0" w:firstLine="0"/>
+        </w:pPr>
+        <w:rPr>
+          <w:rFonts w:hint="default"/>
+        </w:rPr>
+      </w:lvl>
+    </w:lvlOverride>
+    <w:lvlOverride w:ilvl="2">
+      <w:lvl w:ilvl="2">
+        <w:start w:val="1"/>
+        <w:numFmt w:val="decimal"/>
+        <w:lvlText w:val="%1.%2.%3"/>
+        <w:lvlJc w:val="left"/>
+        <w:pPr>
+          <w:ind w:left="0" w:firstLine="0"/>
+        </w:pPr>
+        <w:rPr>
+          <w:rFonts w:hint="default"/>
+        </w:rPr>
+      </w:lvl>
+    </w:lvlOverride>
+    <w:lvlOverride w:ilvl="3">
+      <w:lvl w:ilvl="3">
+        <w:start w:val="1"/>
+        <w:numFmt w:val="decimal"/>
+        <w:lvlText w:val="%1.%2.%3.%4"/>
+        <w:lvlJc w:val="left"/>
+        <w:pPr>
+          <w:ind w:left="0" w:firstLine="0"/>
+        </w:pPr>
+        <w:rPr>
+          <w:rFonts w:hint="default"/>
+        </w:rPr>
+      </w:lvl>
+    </w:lvlOverride>
+    <w:lvlOverride w:ilvl="4">
+      <w:lvl w:ilvl="4">
+        <w:start w:val="1"/>
+        <w:numFmt w:val="decimal"/>
+        <w:lvlText w:val="%1.%2.%3.%4.%5"/>
+        <w:lvlJc w:val="left"/>
+        <w:pPr>
+          <w:ind w:left="0" w:firstLine="0"/>
+        </w:pPr>
+        <w:rPr>
+          <w:rFonts w:hint="default"/>
+        </w:rPr>
+      </w:lvl>
+    </w:lvlOverride>
+    <w:lvlOverride w:ilvl="5">
+      <w:lvl w:ilvl="5">
+        <w:start w:val="1"/>
+        <w:numFmt w:val="decimal"/>
+        <w:lvlText w:val="%1.%2.%3.%4.%5.%6"/>
+        <w:lvlJc w:val="left"/>
+        <w:pPr>
+          <w:ind w:left="0" w:firstLine="0"/>
+        </w:pPr>
+        <w:rPr>
+          <w:rFonts w:hint="default"/>
+        </w:rPr>
+      </w:lvl>
+    </w:lvlOverride>
+    <w:lvlOverride w:ilvl="6">
+      <w:lvl w:ilvl="6">
+        <w:start w:val="1"/>
+        <w:numFmt w:val="decimal"/>
+        <w:lvlText w:val="%1.%2.%3.%4.%5.%6.%7"/>
+        <w:lvlJc w:val="left"/>
+        <w:pPr>
+          <w:ind w:left="0" w:firstLine="0"/>
+        </w:pPr>
+        <w:rPr>
+          <w:rFonts w:hint="default"/>
+        </w:rPr>
+      </w:lvl>
+    </w:lvlOverride>
+    <w:lvlOverride w:ilvl="7">
+      <w:lvl w:ilvl="7">
+        <w:start w:val="1"/>
+        <w:numFmt w:val="decimal"/>
+        <w:lvlText w:val="%1.%2.%3.%4.%5.%6.%7.%8"/>
+        <w:lvlJc w:val="left"/>
+        <w:pPr>
+          <w:ind w:left="0" w:firstLine="0"/>
+        </w:pPr>
+        <w:rPr>
+          <w:rFonts w:hint="default"/>
+        </w:rPr>
+      </w:lvl>
+    </w:lvlOverride>
+    <w:lvlOverride w:ilvl="8">
+      <w:lvl w:ilvl="8">
+        <w:start w:val="1"/>
+        <w:numFmt w:val="decimal"/>
+        <w:lvlText w:val="%1.%2.%3.%4.%5.%6.%7.%8.%9"/>
+        <w:lvlJc w:val="left"/>
+        <w:pPr>
+          <w:ind w:left="0" w:firstLine="0"/>
+        </w:pPr>
+        <w:rPr>
+          <w:rFonts w:hint="default"/>
+        </w:rPr>
+      </w:lvl>
+    </w:lvlOverride>
+  </w:num>
+  <w:num w:numId="11" w16cid:durableId="1857572656">
     <w:abstractNumId w:val="0"/>
   </w:num>
-  <w:num w:numId="2" w16cid:durableId="1713070995">
+  <w:num w:numId="12" w16cid:durableId="1172375933">
+    <w:abstractNumId w:val="7"/>
+  </w:num>
+  <w:num w:numId="13" w16cid:durableId="474446674">
+    <w:abstractNumId w:val="12"/>
+  </w:num>
+  <w:num w:numId="14" w16cid:durableId="348651689">
     <w:abstractNumId w:val="2"/>
   </w:num>
-  <w:num w:numId="3" w16cid:durableId="1794061328">
-    <w:abstractNumId w:val="4"/>
+  <w:num w:numId="15" w16cid:durableId="1330525727">
+    <w:abstractNumId w:val="3"/>
   </w:num>
-  <w:num w:numId="4" w16cid:durableId="2041860906">
+  <w:num w:numId="16" w16cid:durableId="299580876">
     <w:abstractNumId w:val="1"/>
   </w:num>
-  <w:num w:numId="5" w16cid:durableId="1193416393">
-    <w:abstractNumId w:val="3"/>
+  <w:num w:numId="17" w16cid:durableId="1707874150">
+    <w:abstractNumId w:val="15"/>
+  </w:num>
+  <w:num w:numId="18" w16cid:durableId="381058613">
+    <w:abstractNumId w:val="5"/>
+  </w:num>
+  <w:num w:numId="19" w16cid:durableId="230039329">
+    <w:abstractNumId w:val="16"/>
   </w:num>
 </w:numbering>
 </file>
@@ -4126,6 +5586,10 @@
   <w:style w:type="paragraph" w:default="1" w:styleId="Standard">
     <w:name w:val="Normal"/>
     <w:qFormat/>
+    <w:rsid w:val="0034274F"/>
+    <w:rPr>
+      <w:rFonts w:ascii="Arial" w:hAnsi="Arial"/>
+    </w:rPr>
   </w:style>
   <w:style w:type="paragraph" w:styleId="berschrift1">
     <w:name w:val="heading 1"/>
@@ -4134,7 +5598,7 @@
     <w:link w:val="berschrift1Zchn"/>
     <w:uiPriority w:val="9"/>
     <w:qFormat/>
-    <w:rsid w:val="00D96EB4"/>
+    <w:rsid w:val="00EC6B7F"/>
     <w:pPr>
       <w:keepNext/>
       <w:keepLines/>
@@ -4143,8 +5607,9 @@
     </w:pPr>
     <w:rPr>
       <w:rFonts w:asciiTheme="majorHAnsi" w:eastAsiaTheme="majorEastAsia" w:hAnsiTheme="majorHAnsi" w:cstheme="majorBidi"/>
-      <w:color w:val="0F4761" w:themeColor="accent1" w:themeShade="BF"/>
-      <w:sz w:val="40"/>
+      <w:b/>
+      <w:color w:val="000000" w:themeColor="text1"/>
+      <w:sz w:val="44"/>
       <w:szCs w:val="40"/>
     </w:rPr>
   </w:style>
@@ -4154,10 +5619,9 @@
     <w:next w:val="Standard"/>
     <w:link w:val="berschrift2Zchn"/>
     <w:uiPriority w:val="9"/>
-    <w:semiHidden/>
     <w:unhideWhenUsed/>
     <w:qFormat/>
-    <w:rsid w:val="00D96EB4"/>
+    <w:rsid w:val="00EC6B7F"/>
     <w:pPr>
       <w:keepNext/>
       <w:keepLines/>
@@ -4166,7 +5630,8 @@
     </w:pPr>
     <w:rPr>
       <w:rFonts w:asciiTheme="majorHAnsi" w:eastAsiaTheme="majorEastAsia" w:hAnsiTheme="majorHAnsi" w:cstheme="majorBidi"/>
-      <w:color w:val="0F4761" w:themeColor="accent1" w:themeShade="BF"/>
+      <w:b/>
+      <w:color w:val="000000" w:themeColor="text1"/>
       <w:sz w:val="32"/>
       <w:szCs w:val="32"/>
     </w:rPr>
@@ -4329,6 +5794,7 @@
   <w:style w:type="character" w:default="1" w:styleId="Absatz-Standardschriftart">
     <w:name w:val="Default Paragraph Font"/>
     <w:uiPriority w:val="1"/>
+    <w:semiHidden/>
     <w:unhideWhenUsed/>
   </w:style>
   <w:style w:type="table" w:default="1" w:styleId="NormaleTabelle">
@@ -4357,11 +5823,12 @@
     <w:basedOn w:val="Absatz-Standardschriftart"/>
     <w:link w:val="berschrift1"/>
     <w:uiPriority w:val="9"/>
-    <w:rsid w:val="00D96EB4"/>
+    <w:rsid w:val="00EC6B7F"/>
     <w:rPr>
       <w:rFonts w:asciiTheme="majorHAnsi" w:eastAsiaTheme="majorEastAsia" w:hAnsiTheme="majorHAnsi" w:cstheme="majorBidi"/>
-      <w:color w:val="0F4761" w:themeColor="accent1" w:themeShade="BF"/>
-      <w:sz w:val="40"/>
+      <w:b/>
+      <w:color w:val="000000" w:themeColor="text1"/>
+      <w:sz w:val="44"/>
       <w:szCs w:val="40"/>
     </w:rPr>
   </w:style>
@@ -4370,11 +5837,11 @@
     <w:basedOn w:val="Absatz-Standardschriftart"/>
     <w:link w:val="berschrift2"/>
     <w:uiPriority w:val="9"/>
-    <w:semiHidden/>
-    <w:rsid w:val="00D96EB4"/>
+    <w:rsid w:val="00EC6B7F"/>
     <w:rPr>
       <w:rFonts w:asciiTheme="majorHAnsi" w:eastAsiaTheme="majorEastAsia" w:hAnsiTheme="majorHAnsi" w:cstheme="majorBidi"/>
-      <w:color w:val="0F4761" w:themeColor="accent1" w:themeShade="BF"/>
+      <w:b/>
+      <w:color w:val="000000" w:themeColor="text1"/>
       <w:sz w:val="32"/>
       <w:szCs w:val="32"/>
     </w:rPr>
@@ -4478,16 +5945,17 @@
     <w:link w:val="TitelZchn"/>
     <w:uiPriority w:val="10"/>
     <w:qFormat/>
-    <w:rsid w:val="00D96EB4"/>
+    <w:rsid w:val="00EC6B7F"/>
     <w:pPr>
       <w:spacing w:after="80" w:line="240" w:lineRule="auto"/>
       <w:contextualSpacing/>
     </w:pPr>
     <w:rPr>
       <w:rFonts w:asciiTheme="majorHAnsi" w:eastAsiaTheme="majorEastAsia" w:hAnsiTheme="majorHAnsi" w:cstheme="majorBidi"/>
+      <w:b/>
       <w:spacing w:val="-10"/>
       <w:kern w:val="28"/>
-      <w:sz w:val="56"/>
+      <w:sz w:val="60"/>
       <w:szCs w:val="56"/>
     </w:rPr>
   </w:style>
@@ -4496,12 +5964,13 @@
     <w:basedOn w:val="Absatz-Standardschriftart"/>
     <w:link w:val="Titel"/>
     <w:uiPriority w:val="10"/>
-    <w:rsid w:val="00D96EB4"/>
+    <w:rsid w:val="00EC6B7F"/>
     <w:rPr>
       <w:rFonts w:asciiTheme="majorHAnsi" w:eastAsiaTheme="majorEastAsia" w:hAnsiTheme="majorHAnsi" w:cstheme="majorBidi"/>
+      <w:b/>
       <w:spacing w:val="-10"/>
       <w:kern w:val="28"/>
-      <w:sz w:val="56"/>
+      <w:sz w:val="60"/>
       <w:szCs w:val="56"/>
     </w:rPr>
   </w:style>
